--- a/2026-T1/T1B2-ICTNWK612-Plan-manage-troubleshooting-advance/2-tasks/Network-PacketTracer/NET-Architecture.docx
+++ b/2026-T1/T1B2-ICTNWK612-Plan-manage-troubleshooting-advance/2-tasks/Network-PacketTracer/NET-Architecture.docx
@@ -31,12 +31,6 @@
           <w:color w:val="000000" w:themeColor="text1"/>
         </w:rPr>
         <w:br/>
-      </w:r>
-      <w:r>
-        <w:rPr>
-          <w:rFonts w:ascii="Times New Roman" w:hAnsi="Times New Roman" w:cs="Times New Roman"/>
-          <w:color w:val="000000" w:themeColor="text1"/>
-        </w:rPr>
         <w:t xml:space="preserve">Three-tier hierarchical model (Access → Distribution/Core → Server/Security) </w:t>
       </w:r>
     </w:p>
@@ -69,12 +63,6 @@
           <w:color w:val="000000" w:themeColor="text1"/>
         </w:rPr>
         <w:br/>
-      </w:r>
-      <w:r>
-        <w:rPr>
-          <w:rFonts w:ascii="Times New Roman" w:hAnsi="Times New Roman" w:cs="Times New Roman"/>
-          <w:color w:val="000000" w:themeColor="text1"/>
-        </w:rPr>
         <w:t xml:space="preserve">Hierarchical star with 802.1Q trunked uplinks, /30 point-to-point routed links, and a firewall DMZ </w:t>
       </w:r>
       <w:r>
@@ -99,9 +87,9 @@
         <w:tblLook w:val="04A0" w:firstRow="1" w:lastRow="0" w:firstColumn="1" w:lastColumn="0" w:noHBand="0" w:noVBand="1"/>
       </w:tblPr>
       <w:tblGrid>
-        <w:gridCol w:w="2400"/>
-        <w:gridCol w:w="2288"/>
-        <w:gridCol w:w="4338"/>
+        <w:gridCol w:w="2496"/>
+        <w:gridCol w:w="2396"/>
+        <w:gridCol w:w="4642"/>
       </w:tblGrid>
       <w:tr>
         <w:trPr>
@@ -223,14 +211,7 @@
                 <w:rFonts w:ascii="Times New Roman" w:hAnsi="Times New Roman" w:cs="Times New Roman"/>
                 <w:color w:val="000000" w:themeColor="text1"/>
               </w:rPr>
-              <w:t>Distribution</w:t>
-            </w:r>
-            <w:r>
-              <w:rPr>
-                <w:rFonts w:ascii="Times New Roman" w:hAnsi="Times New Roman" w:cs="Times New Roman"/>
-                <w:color w:val="000000" w:themeColor="text1"/>
-              </w:rPr>
-              <w:t xml:space="preserve"> / Core L3</w:t>
+              <w:t>Distribution / Core L3</w:t>
             </w:r>
           </w:p>
         </w:tc>
@@ -253,21 +234,7 @@
                 <w:rFonts w:ascii="Times New Roman" w:hAnsi="Times New Roman" w:cs="Times New Roman"/>
                 <w:color w:val="000000" w:themeColor="text1"/>
               </w:rPr>
-              <w:t xml:space="preserve">Router inter-VLAN, STP root, </w:t>
-            </w:r>
-            <w:r>
-              <w:rPr>
-                <w:rFonts w:ascii="Times New Roman" w:hAnsi="Times New Roman" w:cs="Times New Roman"/>
-                <w:color w:val="000000" w:themeColor="text1"/>
-              </w:rPr>
-              <w:t>link to</w:t>
-            </w:r>
-            <w:r>
-              <w:rPr>
-                <w:rFonts w:ascii="Times New Roman" w:hAnsi="Times New Roman" w:cs="Times New Roman"/>
-                <w:color w:val="000000" w:themeColor="text1"/>
-              </w:rPr>
-              <w:t xml:space="preserve"> firewall</w:t>
+              <w:t>Router inter-VLAN, STP root, link to firewall</w:t>
             </w:r>
           </w:p>
         </w:tc>
@@ -717,7 +684,6 @@
           <w:b/>
           <w:bCs/>
           <w:color w:val="000000" w:themeColor="text1"/>
-          <w:lang w:val="es-ES"/>
         </w:rPr>
       </w:pPr>
     </w:p>
@@ -805,14 +771,7 @@
           <w:rFonts w:ascii="Times New Roman" w:hAnsi="Times New Roman" w:cs="Times New Roman"/>
           <w:color w:val="000000" w:themeColor="text1"/>
         </w:rPr>
-        <w:t>through</w:t>
-      </w:r>
-      <w:r>
-        <w:rPr>
-          <w:rFonts w:ascii="Times New Roman" w:hAnsi="Times New Roman" w:cs="Times New Roman"/>
-          <w:color w:val="000000" w:themeColor="text1"/>
-        </w:rPr>
-        <w:t xml:space="preserve"> </w:t>
+        <w:t xml:space="preserve">through </w:t>
       </w:r>
       <w:r>
         <w:rPr>
@@ -880,12 +839,6 @@
           <w:color w:val="000000" w:themeColor="text1"/>
         </w:rPr>
         <w:br/>
-      </w:r>
-      <w:r>
-        <w:rPr>
-          <w:rFonts w:ascii="Times New Roman" w:hAnsi="Times New Roman" w:cs="Times New Roman"/>
-          <w:color w:val="000000" w:themeColor="text1"/>
-        </w:rPr>
         <w:t>LAB1, LAB2, ADMIN, ACADEMIC, SERVER</w:t>
       </w:r>
     </w:p>
@@ -1047,17 +1000,7 @@
                 <w:lang w:eastAsia="en-GB"/>
                 <w14:ligatures w14:val="none"/>
               </w:rPr>
-              <w:t xml:space="preserve">Access </w:t>
-            </w:r>
-            <w:r>
-              <w:rPr>
-                <w:rFonts w:ascii="Times New Roman" w:eastAsia="Times New Roman" w:hAnsi="Times New Roman" w:cs="Times New Roman"/>
-                <w:color w:val="000000" w:themeColor="text1"/>
-                <w:kern w:val="0"/>
-                <w:lang w:eastAsia="en-GB"/>
-                <w14:ligatures w14:val="none"/>
-              </w:rPr>
-              <w:t>Switch</w:t>
+              <w:t>Access Switch</w:t>
             </w:r>
           </w:p>
         </w:tc>
@@ -1795,14 +1738,15 @@
       </w:pPr>
       <w:r>
         <w:rPr>
-          <w:rFonts w:ascii="Times New Roman" w:eastAsia="Times New Roman" w:hAnsi="Times New Roman" w:cs="Times New Roman"/>
           <w:noProof/>
-          <w:color w:val="000000" w:themeColor="text1"/>
-          <w:kern w:val="0"/>
-          <w:lang w:eastAsia="en-GB"/>
-        </w:rPr>
-        <w:pict w14:anchorId="3CFE44EF">
-          <v:rect id="_x0000_i1026" style="width:0;height:1.5pt" o:hralign="center" o:hrstd="t" o:hr="t" fillcolor="#a0a0a0" stroked="f"/>
+        </w:rPr>
+      </w:r>
+      <w:r>
+        <w:pict w14:anchorId="7878329F">
+          <v:rect id="Horizontal Line 1" o:spid="_x0000_s1027" style="width:523.3pt;height:1.1pt;visibility:visible;mso-wrap-style:square;mso-left-percent:-10001;mso-top-percent:-10001;mso-position-horizontal:absolute;mso-position-horizontal-relative:char;mso-position-vertical:absolute;mso-position-vertical-relative:line;mso-left-percent:-10001;mso-top-percent:-10001;v-text-anchor:top" o:gfxdata="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" filled="f">
+            <o:lock v:ext="edit" rotation="t" aspectratio="t" verticies="t" text="t" shapetype="t"/>
+            <w10:anchorlock/>
+          </v:rect>
         </w:pict>
       </w:r>
     </w:p>
@@ -1836,31 +1780,15 @@
           <w:bCs/>
           <w:color w:val="000000" w:themeColor="text1"/>
         </w:rPr>
-        <w:t>S</w:t>
+        <w:t>Switching</w:t>
       </w:r>
       <w:r>
         <w:rPr>
           <w:rFonts w:ascii="Times New Roman" w:hAnsi="Times New Roman" w:cs="Times New Roman"/>
-          <w:b/>
-          <w:bCs/>
-          <w:color w:val="000000" w:themeColor="text1"/>
-        </w:rPr>
-        <w:t>witching</w:t>
-      </w:r>
-      <w:r>
-        <w:rPr>
-          <w:rFonts w:ascii="Times New Roman" w:hAnsi="Times New Roman" w:cs="Times New Roman"/>
           <w:color w:val="000000" w:themeColor="text1"/>
         </w:rPr>
         <w:br/>
-        <w:t>T</w:t>
-      </w:r>
-      <w:r>
-        <w:rPr>
-          <w:rFonts w:ascii="Times New Roman" w:hAnsi="Times New Roman" w:cs="Times New Roman"/>
-          <w:color w:val="000000" w:themeColor="text1"/>
-        </w:rPr>
-        <w:t xml:space="preserve">runking, access port config, and STP with MS1 as root bridge (priority 4096) </w:t>
+        <w:t xml:space="preserve">Trunking, access port config, and STP with MS1 as root bridge (priority 4096) </w:t>
       </w:r>
     </w:p>
     <w:p>
@@ -1907,28 +1835,7 @@
           <w:rFonts w:ascii="Times New Roman" w:hAnsi="Times New Roman" w:cs="Times New Roman"/>
           <w:color w:val="000000" w:themeColor="text1"/>
         </w:rPr>
-        <w:t xml:space="preserve"> (security-level 100): </w:t>
-      </w:r>
-      <w:r>
-        <w:rPr>
-          <w:rFonts w:ascii="Times New Roman" w:hAnsi="Times New Roman" w:cs="Times New Roman"/>
-          <w:color w:val="000000" w:themeColor="text1"/>
-        </w:rPr>
-        <w:t>Inner</w:t>
-      </w:r>
-      <w:r>
-        <w:rPr>
-          <w:rFonts w:ascii="Times New Roman" w:hAnsi="Times New Roman" w:cs="Times New Roman"/>
-          <w:color w:val="000000" w:themeColor="text1"/>
-        </w:rPr>
-        <w:t xml:space="preserve"> LAN</w:t>
-      </w:r>
-      <w:r>
-        <w:rPr>
-          <w:rFonts w:ascii="Times New Roman" w:hAnsi="Times New Roman" w:cs="Times New Roman"/>
-          <w:color w:val="000000" w:themeColor="text1"/>
-        </w:rPr>
-        <w:t xml:space="preserve"> Network</w:t>
+        <w:t xml:space="preserve"> (security-level 100): Inner LAN Network</w:t>
       </w:r>
     </w:p>
     <w:p>
@@ -1945,7 +1852,6 @@
           <w:bCs/>
           <w:color w:val="000000" w:themeColor="text1"/>
         </w:rPr>
-        <w:lastRenderedPageBreak/>
         <w:t>DMZ</w:t>
       </w:r>
       <w:r>
@@ -1953,14 +1859,7 @@
           <w:rFonts w:ascii="Times New Roman" w:hAnsi="Times New Roman" w:cs="Times New Roman"/>
           <w:color w:val="000000" w:themeColor="text1"/>
         </w:rPr>
-        <w:t xml:space="preserve"> (security-level 50): </w:t>
-      </w:r>
-      <w:r>
-        <w:rPr>
-          <w:rFonts w:ascii="Times New Roman" w:hAnsi="Times New Roman" w:cs="Times New Roman"/>
-          <w:color w:val="000000" w:themeColor="text1"/>
-        </w:rPr>
-        <w:t>Servers Network</w:t>
+        <w:t xml:space="preserve"> (security-level 50): Servers Network</w:t>
       </w:r>
     </w:p>
     <w:p>
@@ -2083,6 +1982,7 @@
           <w:bCs/>
           <w:color w:val="000000" w:themeColor="text1"/>
         </w:rPr>
+        <w:lastRenderedPageBreak/>
         <w:t xml:space="preserve">ICMP_ALLOW </w:t>
       </w:r>
     </w:p>
@@ -2144,25 +2044,7 @@
           <w:bCs/>
           <w:color w:val="000000" w:themeColor="text1"/>
         </w:rPr>
-        <w:t xml:space="preserve">Inspection </w:t>
-      </w:r>
-      <w:r>
-        <w:rPr>
-          <w:rFonts w:ascii="Times New Roman" w:hAnsi="Times New Roman" w:cs="Times New Roman"/>
-          <w:b/>
-          <w:bCs/>
-          <w:color w:val="000000" w:themeColor="text1"/>
-        </w:rPr>
-        <w:t>P</w:t>
-      </w:r>
-      <w:r>
-        <w:rPr>
-          <w:rFonts w:ascii="Times New Roman" w:hAnsi="Times New Roman" w:cs="Times New Roman"/>
-          <w:b/>
-          <w:bCs/>
-          <w:color w:val="000000" w:themeColor="text1"/>
-        </w:rPr>
-        <w:t>olicy</w:t>
+        <w:t>Inspection Policy</w:t>
       </w:r>
     </w:p>
     <w:p>
@@ -2243,8 +2125,8 @@
         <w:tblLook w:val="04A0" w:firstRow="1" w:lastRow="0" w:firstColumn="1" w:lastColumn="0" w:noHBand="0" w:noVBand="1"/>
       </w:tblPr>
       <w:tblGrid>
-        <w:gridCol w:w="3572"/>
-        <w:gridCol w:w="5454"/>
+        <w:gridCol w:w="3811"/>
+        <w:gridCol w:w="6089"/>
       </w:tblGrid>
       <w:tr>
         <w:trPr>
@@ -2484,47 +2366,7 @@
                 <w:lang w:eastAsia="en-GB"/>
                 <w14:ligatures w14:val="none"/>
               </w:rPr>
-              <w:t xml:space="preserve">MS1 </w:t>
-            </w:r>
-            <w:r>
-              <w:rPr>
-                <w:rFonts w:ascii="Times New Roman" w:eastAsia="Times New Roman" w:hAnsi="Times New Roman" w:cs="Times New Roman"/>
-                <w:color w:val="000000" w:themeColor="text1"/>
-                <w:kern w:val="0"/>
-                <w:lang w:eastAsia="en-GB"/>
-                <w14:ligatures w14:val="none"/>
-              </w:rPr>
-              <w:t xml:space="preserve">as a </w:t>
-            </w:r>
-            <w:r>
-              <w:rPr>
-                <w:rFonts w:ascii="Times New Roman" w:eastAsia="Times New Roman" w:hAnsi="Times New Roman" w:cs="Times New Roman"/>
-                <w:color w:val="000000" w:themeColor="text1"/>
-                <w:kern w:val="0"/>
-                <w:lang w:eastAsia="en-GB"/>
-                <w14:ligatures w14:val="none"/>
-              </w:rPr>
-              <w:t xml:space="preserve">root bridge priority 4096 </w:t>
-            </w:r>
-            <w:r>
-              <w:rPr>
-                <w:rFonts w:ascii="Times New Roman" w:eastAsia="Times New Roman" w:hAnsi="Times New Roman" w:cs="Times New Roman"/>
-                <w:color w:val="000000" w:themeColor="text1"/>
-                <w:kern w:val="0"/>
-                <w:lang w:eastAsia="en-GB"/>
-                <w14:ligatures w14:val="none"/>
-              </w:rPr>
-              <w:t>for</w:t>
-            </w:r>
-            <w:r>
-              <w:rPr>
-                <w:rFonts w:ascii="Times New Roman" w:eastAsia="Times New Roman" w:hAnsi="Times New Roman" w:cs="Times New Roman"/>
-                <w:color w:val="000000" w:themeColor="text1"/>
-                <w:kern w:val="0"/>
-                <w:lang w:eastAsia="en-GB"/>
-                <w14:ligatures w14:val="none"/>
-              </w:rPr>
-              <w:t xml:space="preserve"> VLANs 10, 20, 30, 40</w:t>
+              <w:t>MS1 as a root bridge priority 4096 for VLANs 10, 20, 30, 40</w:t>
             </w:r>
           </w:p>
         </w:tc>
@@ -2582,37 +2424,7 @@
                 <w:lang w:eastAsia="en-GB"/>
                 <w14:ligatures w14:val="none"/>
               </w:rPr>
-              <w:t xml:space="preserve">Static route </w:t>
-            </w:r>
-            <w:r>
-              <w:rPr>
-                <w:rFonts w:ascii="Times New Roman" w:eastAsia="Times New Roman" w:hAnsi="Times New Roman" w:cs="Times New Roman"/>
-                <w:color w:val="000000" w:themeColor="text1"/>
-                <w:kern w:val="0"/>
-                <w:lang w:eastAsia="en-GB"/>
-                <w14:ligatures w14:val="none"/>
-              </w:rPr>
-              <w:t xml:space="preserve">MS1, MS2 </w:t>
-            </w:r>
-            <w:r>
-              <w:rPr>
-                <w:rFonts w:ascii="Times New Roman" w:eastAsia="Times New Roman" w:hAnsi="Times New Roman" w:cs="Times New Roman"/>
-                <w:color w:val="000000" w:themeColor="text1"/>
-                <w:kern w:val="0"/>
-                <w:lang w:eastAsia="en-GB"/>
-                <w14:ligatures w14:val="none"/>
-              </w:rPr>
-              <w:t>and</w:t>
-            </w:r>
-            <w:r>
-              <w:rPr>
-                <w:rFonts w:ascii="Times New Roman" w:eastAsia="Times New Roman" w:hAnsi="Times New Roman" w:cs="Times New Roman"/>
-                <w:color w:val="000000" w:themeColor="text1"/>
-                <w:kern w:val="0"/>
-                <w:lang w:eastAsia="en-GB"/>
-                <w14:ligatures w14:val="none"/>
-              </w:rPr>
-              <w:t xml:space="preserve"> Firewall2 </w:t>
+              <w:t xml:space="preserve">Static route MS1, MS2 and Firewall2 </w:t>
             </w:r>
           </w:p>
         </w:tc>
@@ -2731,27 +2543,7 @@
                 <w:lang w:eastAsia="en-GB"/>
                 <w14:ligatures w14:val="none"/>
               </w:rPr>
-              <w:t>Segmentation</w:t>
-            </w:r>
-            <w:r>
-              <w:rPr>
-                <w:rFonts w:ascii="Times New Roman" w:eastAsia="Times New Roman" w:hAnsi="Times New Roman" w:cs="Times New Roman"/>
-                <w:color w:val="000000" w:themeColor="text1"/>
-                <w:kern w:val="0"/>
-                <w:lang w:eastAsia="en-GB"/>
-                <w14:ligatures w14:val="none"/>
-              </w:rPr>
-              <w:t xml:space="preserve"> L2 </w:t>
-            </w:r>
-            <w:r>
-              <w:rPr>
-                <w:rFonts w:ascii="Times New Roman" w:eastAsia="Times New Roman" w:hAnsi="Times New Roman" w:cs="Times New Roman"/>
-                <w:color w:val="000000" w:themeColor="text1"/>
-                <w:kern w:val="0"/>
-                <w:lang w:eastAsia="en-GB"/>
-                <w14:ligatures w14:val="none"/>
-              </w:rPr>
-              <w:t>by area MSX</w:t>
+              <w:t>Segmentation L2 by area MSX</w:t>
             </w:r>
           </w:p>
         </w:tc>
@@ -2839,13 +2631,13 @@
         <w:tblLook w:val="04A0" w:firstRow="1" w:lastRow="0" w:firstColumn="1" w:lastColumn="0" w:noHBand="0" w:noVBand="1"/>
       </w:tblPr>
       <w:tblGrid>
-        <w:gridCol w:w="1343"/>
-        <w:gridCol w:w="1338"/>
-        <w:gridCol w:w="1404"/>
-        <w:gridCol w:w="1611"/>
-        <w:gridCol w:w="710"/>
-        <w:gridCol w:w="1301"/>
-        <w:gridCol w:w="1319"/>
+        <w:gridCol w:w="1598"/>
+        <w:gridCol w:w="1530"/>
+        <w:gridCol w:w="1632"/>
+        <w:gridCol w:w="1842"/>
+        <w:gridCol w:w="790"/>
+        <w:gridCol w:w="1476"/>
+        <w:gridCol w:w="1598"/>
       </w:tblGrid>
       <w:tr>
         <w:trPr>
@@ -3221,7 +3013,6 @@
                 <w:rFonts w:ascii="Times New Roman" w:hAnsi="Times New Roman" w:cs="Times New Roman"/>
                 <w:color w:val="000000" w:themeColor="text1"/>
               </w:rPr>
-              <w:lastRenderedPageBreak/>
               <w:t>MS1</w:t>
             </w:r>
           </w:p>
@@ -4807,6 +4598,7 @@
                 <w:rFonts w:ascii="Times New Roman" w:hAnsi="Times New Roman" w:cs="Times New Roman"/>
                 <w:color w:val="000000" w:themeColor="text1"/>
               </w:rPr>
+              <w:lastRenderedPageBreak/>
               <w:t>Hosts VLAN 30</w:t>
             </w:r>
           </w:p>
@@ -5270,13 +5062,8 @@
         </w:rPr>
       </w:pPr>
       <w:r>
-        <w:rPr>
-          <w:noProof/>
-        </w:rPr>
-      </w:r>
-      <w:r>
-        <w:pict w14:anchorId="785AEAE6">
-          <v:rect id="Horizontal Line 5" o:spid="_x0000_s1026" style="width:451.3pt;height:.1pt;visibility:visible;mso-wrap-style:square;mso-left-percent:-10001;mso-top-percent:-10001;mso-position-horizontal:absolute;mso-position-horizontal-relative:char;mso-position-vertical:absolute;mso-position-vertical-relative:line;mso-left-percent:-10001;mso-top-percent:-10001;v-text-anchor:top" o:gfxdata="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" filled="f">
+        <w:pict w14:anchorId="20F8DA1D">
+          <v:rect id="Horizontal Line 5" o:spid="_x0000_s1026" alt="" style="width:451.3pt;height:.1pt;visibility:visible;mso-wrap-style:square;mso-width-percent:0;mso-height-percent:0;mso-left-percent:-10001;mso-top-percent:-10001;mso-position-horizontal:absolute;mso-position-horizontal-relative:char;mso-position-vertical:absolute;mso-position-vertical-relative:line;mso-width-percent:0;mso-height-percent:0;mso-left-percent:-10001;mso-top-percent:-10001;v-text-anchor:top" filled="f">
             <o:lock v:ext="edit" rotation="t" aspectratio="t" verticies="t" text="t" shapetype="t"/>
             <w10:anchorlock/>
           </v:rect>
@@ -5314,11 +5101,11 @@
         <w:tblLook w:val="04A0" w:firstRow="1" w:lastRow="0" w:firstColumn="1" w:lastColumn="0" w:noHBand="0" w:noVBand="1"/>
       </w:tblPr>
       <w:tblGrid>
-        <w:gridCol w:w="1771"/>
+        <w:gridCol w:w="1954"/>
         <w:gridCol w:w="1303"/>
-        <w:gridCol w:w="1782"/>
-        <w:gridCol w:w="2146"/>
-        <w:gridCol w:w="2024"/>
+        <w:gridCol w:w="2016"/>
+        <w:gridCol w:w="2477"/>
+        <w:gridCol w:w="2330"/>
       </w:tblGrid>
       <w:tr>
         <w:trPr>
@@ -5711,9 +5498,655 @@
         </w:rPr>
       </w:pPr>
     </w:p>
+    <w:p>
+      <w:pPr>
+        <w:rPr>
+          <w:rFonts w:ascii="Times New Roman" w:hAnsi="Times New Roman" w:cs="Times New Roman"/>
+          <w:color w:val="000000" w:themeColor="text1"/>
+        </w:rPr>
+      </w:pPr>
+      <w:r>
+        <w:rPr>
+          <w:rFonts w:ascii="Times New Roman" w:hAnsi="Times New Roman" w:cs="Times New Roman"/>
+          <w:color w:val="000000" w:themeColor="text1"/>
+        </w:rPr>
+        <w:br w:type="page"/>
+      </w:r>
+    </w:p>
+    <w:p>
+      <w:pPr>
+        <w:pStyle w:val="Heading4"/>
+        <w:shd w:val="clear" w:color="auto" w:fill="FFFFFF"/>
+        <w:wordWrap w:val="0"/>
+        <w:spacing w:before="0" w:after="90" w:line="300" w:lineRule="atLeast"/>
+        <w:rPr>
+          <w:rFonts w:ascii="Roboto" w:hAnsi="Roboto"/>
+          <w:color w:val="20374B"/>
+          <w:sz w:val="27"/>
+          <w:szCs w:val="27"/>
+        </w:rPr>
+      </w:pPr>
+      <w:r>
+        <w:rPr>
+          <w:rFonts w:ascii="Roboto" w:hAnsi="Roboto"/>
+          <w:color w:val="20374B"/>
+          <w:sz w:val="27"/>
+          <w:szCs w:val="27"/>
+        </w:rPr>
+        <w:lastRenderedPageBreak/>
+        <w:t>Assessment Task 2: Checklist</w:t>
+      </w:r>
+    </w:p>
+    <w:p>
+      <w:pPr>
+        <w:rPr>
+          <w:rFonts w:ascii="Times New Roman" w:hAnsi="Times New Roman"/>
+        </w:rPr>
+      </w:pPr>
+    </w:p>
+    <w:tbl>
+      <w:tblPr>
+        <w:tblW w:w="10432" w:type="dxa"/>
+        <w:tblBorders>
+          <w:top w:val="single" w:sz="6" w:space="0" w:color="000000"/>
+          <w:left w:val="single" w:sz="6" w:space="0" w:color="000000"/>
+          <w:bottom w:val="single" w:sz="6" w:space="0" w:color="000000"/>
+          <w:right w:val="single" w:sz="6" w:space="0" w:color="000000"/>
+        </w:tblBorders>
+        <w:shd w:val="clear" w:color="auto" w:fill="FFFFFF"/>
+        <w:tblCellMar>
+          <w:top w:w="15" w:type="dxa"/>
+          <w:left w:w="15" w:type="dxa"/>
+          <w:bottom w:w="15" w:type="dxa"/>
+          <w:right w:w="15" w:type="dxa"/>
+        </w:tblCellMar>
+        <w:tblLook w:val="04A0" w:firstRow="1" w:lastRow="0" w:firstColumn="1" w:lastColumn="0" w:noHBand="0" w:noVBand="1"/>
+      </w:tblPr>
+      <w:tblGrid>
+        <w:gridCol w:w="10432"/>
+      </w:tblGrid>
+      <w:tr>
+        <w:tc>
+          <w:tcPr>
+            <w:tcW w:w="10432" w:type="dxa"/>
+            <w:tcBorders>
+              <w:top w:val="outset" w:sz="6" w:space="0" w:color="auto"/>
+              <w:left w:val="outset" w:sz="6" w:space="0" w:color="auto"/>
+              <w:bottom w:val="outset" w:sz="6" w:space="0" w:color="auto"/>
+              <w:right w:val="outset" w:sz="6" w:space="0" w:color="auto"/>
+            </w:tcBorders>
+            <w:shd w:val="clear" w:color="auto" w:fill="FFFFFF"/>
+            <w:vAlign w:val="center"/>
+            <w:hideMark/>
+          </w:tcPr>
+          <w:p>
+            <w:pPr>
+              <w:spacing w:after="0" w:line="240" w:lineRule="auto"/>
+              <w:rPr>
+                <w:rFonts w:ascii="Roboto" w:eastAsia="Times New Roman" w:hAnsi="Roboto" w:cs="Times New Roman"/>
+                <w:color w:val="20374B"/>
+                <w:kern w:val="0"/>
+                <w:lang w:eastAsia="en-GB"/>
+                <w14:ligatures w14:val="none"/>
+              </w:rPr>
+            </w:pPr>
+            <w:r>
+              <w:rPr>
+                <w:rFonts w:ascii="Roboto" w:eastAsia="Times New Roman" w:hAnsi="Roboto" w:cs="Times New Roman"/>
+                <w:color w:val="20374B"/>
+                <w:kern w:val="0"/>
+                <w:lang w:eastAsia="en-GB"/>
+                <w14:ligatures w14:val="none"/>
+              </w:rPr>
+              <w:t>Develop a troubleshooting and monitoring plan to optimise the performance and reliability of an IP network?</w:t>
+            </w:r>
+          </w:p>
+        </w:tc>
+      </w:tr>
+      <w:tr>
+        <w:tc>
+          <w:tcPr>
+            <w:tcW w:w="10432" w:type="dxa"/>
+            <w:tcBorders>
+              <w:top w:val="outset" w:sz="6" w:space="0" w:color="auto"/>
+              <w:left w:val="outset" w:sz="6" w:space="0" w:color="auto"/>
+              <w:bottom w:val="outset" w:sz="6" w:space="0" w:color="auto"/>
+              <w:right w:val="outset" w:sz="6" w:space="0" w:color="auto"/>
+            </w:tcBorders>
+            <w:shd w:val="clear" w:color="auto" w:fill="FFFFFF"/>
+            <w:vAlign w:val="center"/>
+            <w:hideMark/>
+          </w:tcPr>
+          <w:p>
+            <w:pPr>
+              <w:spacing w:after="0" w:line="240" w:lineRule="auto"/>
+              <w:rPr>
+                <w:rFonts w:ascii="Roboto" w:eastAsia="Times New Roman" w:hAnsi="Roboto" w:cs="Times New Roman"/>
+                <w:color w:val="20374B"/>
+                <w:kern w:val="0"/>
+                <w:lang w:eastAsia="en-GB"/>
+                <w14:ligatures w14:val="none"/>
+              </w:rPr>
+            </w:pPr>
+            <w:r>
+              <w:rPr>
+                <w:rFonts w:ascii="Roboto" w:eastAsia="Times New Roman" w:hAnsi="Roboto" w:cs="Times New Roman"/>
+                <w:color w:val="20374B"/>
+                <w:kern w:val="0"/>
+                <w:lang w:eastAsia="en-GB"/>
+                <w14:ligatures w14:val="none"/>
+              </w:rPr>
+              <w:t>Develop a troubleshooting and monitoring plan that outlines how network segments will be isolated for troubleshooting procedures?.</w:t>
+            </w:r>
+          </w:p>
+        </w:tc>
+      </w:tr>
+      <w:tr>
+        <w:tc>
+          <w:tcPr>
+            <w:tcW w:w="10432" w:type="dxa"/>
+            <w:tcBorders>
+              <w:top w:val="outset" w:sz="6" w:space="0" w:color="auto"/>
+              <w:left w:val="outset" w:sz="6" w:space="0" w:color="auto"/>
+              <w:bottom w:val="outset" w:sz="6" w:space="0" w:color="auto"/>
+              <w:right w:val="outset" w:sz="6" w:space="0" w:color="auto"/>
+            </w:tcBorders>
+            <w:shd w:val="clear" w:color="auto" w:fill="FFFFFF"/>
+            <w:vAlign w:val="center"/>
+            <w:hideMark/>
+          </w:tcPr>
+          <w:p>
+            <w:pPr>
+              <w:spacing w:after="0" w:line="240" w:lineRule="auto"/>
+              <w:rPr>
+                <w:rFonts w:ascii="Roboto" w:eastAsia="Times New Roman" w:hAnsi="Roboto" w:cs="Times New Roman"/>
+                <w:color w:val="20374B"/>
+                <w:kern w:val="0"/>
+                <w:lang w:eastAsia="en-GB"/>
+                <w14:ligatures w14:val="none"/>
+              </w:rPr>
+            </w:pPr>
+            <w:r>
+              <w:rPr>
+                <w:rFonts w:ascii="Roboto" w:eastAsia="Times New Roman" w:hAnsi="Roboto" w:cs="Times New Roman"/>
+                <w:color w:val="20374B"/>
+                <w:kern w:val="0"/>
+                <w:lang w:eastAsia="en-GB"/>
+                <w14:ligatures w14:val="none"/>
+              </w:rPr>
+              <w:t>Develop a troubleshooting and monitoring plan that includes a plan for testing sequences and scenarios of the IP network infrastructure?</w:t>
+            </w:r>
+          </w:p>
+        </w:tc>
+      </w:tr>
+      <w:tr>
+        <w:tc>
+          <w:tcPr>
+            <w:tcW w:w="10432" w:type="dxa"/>
+            <w:tcBorders>
+              <w:top w:val="outset" w:sz="6" w:space="0" w:color="auto"/>
+              <w:left w:val="outset" w:sz="6" w:space="0" w:color="auto"/>
+              <w:bottom w:val="outset" w:sz="6" w:space="0" w:color="auto"/>
+              <w:right w:val="outset" w:sz="6" w:space="0" w:color="auto"/>
+            </w:tcBorders>
+            <w:shd w:val="clear" w:color="auto" w:fill="FFFFFF"/>
+            <w:vAlign w:val="center"/>
+            <w:hideMark/>
+          </w:tcPr>
+          <w:p>
+            <w:pPr>
+              <w:spacing w:after="0" w:line="240" w:lineRule="auto"/>
+              <w:rPr>
+                <w:rFonts w:ascii="Roboto" w:eastAsia="Times New Roman" w:hAnsi="Roboto" w:cs="Times New Roman"/>
+                <w:color w:val="20374B"/>
+                <w:kern w:val="0"/>
+                <w:lang w:eastAsia="en-GB"/>
+                <w14:ligatures w14:val="none"/>
+              </w:rPr>
+            </w:pPr>
+            <w:r>
+              <w:rPr>
+                <w:rFonts w:ascii="Roboto" w:eastAsia="Times New Roman" w:hAnsi="Roboto" w:cs="Times New Roman"/>
+                <w:color w:val="20374B"/>
+                <w:kern w:val="0"/>
+                <w:lang w:eastAsia="en-GB"/>
+                <w14:ligatures w14:val="none"/>
+              </w:rPr>
+              <w:t>Develop a troubleshooting and monitoring plan that identifies suitable network testing and monitoring tools, and software applications for troubleshooting and monitoring?.</w:t>
+            </w:r>
+          </w:p>
+        </w:tc>
+      </w:tr>
+      <w:tr>
+        <w:tc>
+          <w:tcPr>
+            <w:tcW w:w="10432" w:type="dxa"/>
+            <w:tcBorders>
+              <w:top w:val="outset" w:sz="6" w:space="0" w:color="auto"/>
+              <w:left w:val="outset" w:sz="6" w:space="0" w:color="auto"/>
+              <w:bottom w:val="outset" w:sz="6" w:space="0" w:color="auto"/>
+              <w:right w:val="outset" w:sz="6" w:space="0" w:color="auto"/>
+            </w:tcBorders>
+            <w:shd w:val="clear" w:color="auto" w:fill="FFFFFF"/>
+            <w:vAlign w:val="center"/>
+            <w:hideMark/>
+          </w:tcPr>
+          <w:p>
+            <w:pPr>
+              <w:spacing w:after="0" w:line="240" w:lineRule="auto"/>
+              <w:rPr>
+                <w:rFonts w:ascii="Roboto" w:eastAsia="Times New Roman" w:hAnsi="Roboto" w:cs="Times New Roman"/>
+                <w:color w:val="20374B"/>
+                <w:kern w:val="0"/>
+                <w:lang w:eastAsia="en-GB"/>
+                <w14:ligatures w14:val="none"/>
+              </w:rPr>
+            </w:pPr>
+            <w:r>
+              <w:rPr>
+                <w:rFonts w:ascii="Roboto" w:eastAsia="Times New Roman" w:hAnsi="Roboto" w:cs="Times New Roman"/>
+                <w:color w:val="20374B"/>
+                <w:kern w:val="0"/>
+                <w:lang w:eastAsia="en-GB"/>
+                <w14:ligatures w14:val="none"/>
+              </w:rPr>
+              <w:t>Develop a troubleshooting and monitoring plan that includes a  routine internetwork operating system (IOS) device maintenance plan for the monitoring of routing protocols and router configurations?</w:t>
+            </w:r>
+          </w:p>
+        </w:tc>
+      </w:tr>
+      <w:tr>
+        <w:tc>
+          <w:tcPr>
+            <w:tcW w:w="10432" w:type="dxa"/>
+            <w:tcBorders>
+              <w:top w:val="outset" w:sz="6" w:space="0" w:color="auto"/>
+              <w:left w:val="outset" w:sz="6" w:space="0" w:color="auto"/>
+              <w:bottom w:val="outset" w:sz="6" w:space="0" w:color="auto"/>
+              <w:right w:val="outset" w:sz="6" w:space="0" w:color="auto"/>
+            </w:tcBorders>
+            <w:shd w:val="clear" w:color="auto" w:fill="FFFFFF"/>
+            <w:vAlign w:val="center"/>
+            <w:hideMark/>
+          </w:tcPr>
+          <w:p>
+            <w:pPr>
+              <w:spacing w:after="0" w:line="240" w:lineRule="auto"/>
+              <w:rPr>
+                <w:rFonts w:ascii="Roboto" w:eastAsia="Times New Roman" w:hAnsi="Roboto" w:cs="Times New Roman"/>
+                <w:color w:val="20374B"/>
+                <w:kern w:val="0"/>
+                <w:lang w:eastAsia="en-GB"/>
+                <w14:ligatures w14:val="none"/>
+              </w:rPr>
+            </w:pPr>
+            <w:r>
+              <w:rPr>
+                <w:rFonts w:ascii="Roboto" w:eastAsia="Times New Roman" w:hAnsi="Roboto" w:cs="Times New Roman"/>
+                <w:color w:val="20374B"/>
+                <w:kern w:val="0"/>
+                <w:lang w:eastAsia="en-GB"/>
+                <w14:ligatures w14:val="none"/>
+              </w:rPr>
+              <w:t>Develop a troubleshooting and monitoring plan that  includes troubleshooting and monitoring of security issues related to IOS services for mission critical applications?</w:t>
+            </w:r>
+          </w:p>
+        </w:tc>
+      </w:tr>
+      <w:tr>
+        <w:tc>
+          <w:tcPr>
+            <w:tcW w:w="10432" w:type="dxa"/>
+            <w:tcBorders>
+              <w:top w:val="outset" w:sz="6" w:space="0" w:color="auto"/>
+              <w:left w:val="outset" w:sz="6" w:space="0" w:color="auto"/>
+              <w:bottom w:val="outset" w:sz="6" w:space="0" w:color="auto"/>
+              <w:right w:val="outset" w:sz="6" w:space="0" w:color="auto"/>
+            </w:tcBorders>
+            <w:shd w:val="clear" w:color="auto" w:fill="FFFFFF"/>
+            <w:vAlign w:val="center"/>
+            <w:hideMark/>
+          </w:tcPr>
+          <w:p>
+            <w:pPr>
+              <w:spacing w:after="0" w:line="240" w:lineRule="auto"/>
+              <w:rPr>
+                <w:rFonts w:ascii="Roboto" w:eastAsia="Times New Roman" w:hAnsi="Roboto" w:cs="Times New Roman"/>
+                <w:color w:val="20374B"/>
+                <w:kern w:val="0"/>
+                <w:lang w:eastAsia="en-GB"/>
+                <w14:ligatures w14:val="none"/>
+              </w:rPr>
+            </w:pPr>
+            <w:r>
+              <w:rPr>
+                <w:rFonts w:ascii="Roboto" w:eastAsia="Times New Roman" w:hAnsi="Roboto" w:cs="Times New Roman"/>
+                <w:color w:val="20374B"/>
+                <w:kern w:val="0"/>
+                <w:lang w:eastAsia="en-GB"/>
+                <w14:ligatures w14:val="none"/>
+              </w:rPr>
+              <w:t>Develop a troubleshooting and monitoring plan that includes a plan for troubleshooting and monitoring internet protocol version 6 (IPv6) and version 4 (IPv4) interoperability?</w:t>
+            </w:r>
+          </w:p>
+        </w:tc>
+      </w:tr>
+      <w:tr>
+        <w:tc>
+          <w:tcPr>
+            <w:tcW w:w="10432" w:type="dxa"/>
+            <w:tcBorders>
+              <w:top w:val="outset" w:sz="6" w:space="0" w:color="auto"/>
+              <w:left w:val="outset" w:sz="6" w:space="0" w:color="auto"/>
+              <w:bottom w:val="outset" w:sz="6" w:space="0" w:color="auto"/>
+              <w:right w:val="outset" w:sz="6" w:space="0" w:color="auto"/>
+            </w:tcBorders>
+            <w:shd w:val="clear" w:color="auto" w:fill="FFFFFF"/>
+            <w:vAlign w:val="center"/>
+            <w:hideMark/>
+          </w:tcPr>
+          <w:p>
+            <w:pPr>
+              <w:spacing w:after="0" w:line="240" w:lineRule="auto"/>
+              <w:rPr>
+                <w:rFonts w:ascii="Roboto" w:eastAsia="Times New Roman" w:hAnsi="Roboto" w:cs="Times New Roman"/>
+                <w:color w:val="20374B"/>
+                <w:kern w:val="0"/>
+                <w:lang w:eastAsia="en-GB"/>
+                <w14:ligatures w14:val="none"/>
+              </w:rPr>
+            </w:pPr>
+            <w:r>
+              <w:rPr>
+                <w:rFonts w:ascii="Roboto" w:eastAsia="Times New Roman" w:hAnsi="Roboto" w:cs="Times New Roman"/>
+                <w:color w:val="20374B"/>
+                <w:kern w:val="0"/>
+                <w:lang w:eastAsia="en-GB"/>
+                <w14:ligatures w14:val="none"/>
+              </w:rPr>
+              <w:t>Manage and monitor strategies for network monitoring structure?</w:t>
+            </w:r>
+          </w:p>
+        </w:tc>
+      </w:tr>
+      <w:tr>
+        <w:tc>
+          <w:tcPr>
+            <w:tcW w:w="10432" w:type="dxa"/>
+            <w:tcBorders>
+              <w:top w:val="outset" w:sz="6" w:space="0" w:color="auto"/>
+              <w:left w:val="outset" w:sz="6" w:space="0" w:color="auto"/>
+              <w:bottom w:val="outset" w:sz="6" w:space="0" w:color="auto"/>
+              <w:right w:val="outset" w:sz="6" w:space="0" w:color="auto"/>
+            </w:tcBorders>
+            <w:shd w:val="clear" w:color="auto" w:fill="FFFFFF"/>
+            <w:vAlign w:val="center"/>
+            <w:hideMark/>
+          </w:tcPr>
+          <w:p>
+            <w:pPr>
+              <w:spacing w:after="0" w:line="240" w:lineRule="auto"/>
+              <w:rPr>
+                <w:rFonts w:ascii="Roboto" w:eastAsia="Times New Roman" w:hAnsi="Roboto" w:cs="Times New Roman"/>
+                <w:color w:val="20374B"/>
+                <w:kern w:val="0"/>
+                <w:lang w:eastAsia="en-GB"/>
+                <w14:ligatures w14:val="none"/>
+              </w:rPr>
+            </w:pPr>
+            <w:r>
+              <w:rPr>
+                <w:rFonts w:ascii="Roboto" w:eastAsia="Times New Roman" w:hAnsi="Roboto" w:cs="Times New Roman"/>
+                <w:color w:val="20374B"/>
+                <w:kern w:val="0"/>
+                <w:lang w:eastAsia="en-GB"/>
+                <w14:ligatures w14:val="none"/>
+              </w:rPr>
+              <w:t>Isolate sub-optimal internetwork operations at open systems interconnection (OSI) model layer relevant to the RTO’s network?</w:t>
+            </w:r>
+          </w:p>
+        </w:tc>
+      </w:tr>
+      <w:tr>
+        <w:tc>
+          <w:tcPr>
+            <w:tcW w:w="10432" w:type="dxa"/>
+            <w:tcBorders>
+              <w:top w:val="outset" w:sz="6" w:space="0" w:color="auto"/>
+              <w:left w:val="outset" w:sz="6" w:space="0" w:color="auto"/>
+              <w:bottom w:val="outset" w:sz="6" w:space="0" w:color="auto"/>
+              <w:right w:val="outset" w:sz="6" w:space="0" w:color="auto"/>
+            </w:tcBorders>
+            <w:shd w:val="clear" w:color="auto" w:fill="FFFFFF"/>
+            <w:vAlign w:val="center"/>
+            <w:hideMark/>
+          </w:tcPr>
+          <w:p>
+            <w:pPr>
+              <w:spacing w:after="0" w:line="240" w:lineRule="auto"/>
+              <w:rPr>
+                <w:rFonts w:ascii="Roboto" w:eastAsia="Times New Roman" w:hAnsi="Roboto" w:cs="Times New Roman"/>
+                <w:color w:val="20374B"/>
+                <w:kern w:val="0"/>
+                <w:lang w:eastAsia="en-GB"/>
+                <w14:ligatures w14:val="none"/>
+              </w:rPr>
+            </w:pPr>
+            <w:r>
+              <w:rPr>
+                <w:rFonts w:ascii="Roboto" w:eastAsia="Times New Roman" w:hAnsi="Roboto" w:cs="Times New Roman"/>
+                <w:color w:val="20374B"/>
+                <w:kern w:val="0"/>
+                <w:lang w:eastAsia="en-GB"/>
+                <w14:ligatures w14:val="none"/>
+              </w:rPr>
+              <w:t>Test switch-to-switch connectivity for the IP network?</w:t>
+            </w:r>
+          </w:p>
+        </w:tc>
+      </w:tr>
+      <w:tr>
+        <w:tc>
+          <w:tcPr>
+            <w:tcW w:w="10432" w:type="dxa"/>
+            <w:tcBorders>
+              <w:top w:val="outset" w:sz="6" w:space="0" w:color="auto"/>
+              <w:left w:val="outset" w:sz="6" w:space="0" w:color="auto"/>
+              <w:bottom w:val="outset" w:sz="6" w:space="0" w:color="auto"/>
+              <w:right w:val="outset" w:sz="6" w:space="0" w:color="auto"/>
+            </w:tcBorders>
+            <w:shd w:val="clear" w:color="auto" w:fill="FFFFFF"/>
+            <w:vAlign w:val="center"/>
+            <w:hideMark/>
+          </w:tcPr>
+          <w:p>
+            <w:pPr>
+              <w:spacing w:after="0" w:line="240" w:lineRule="auto"/>
+              <w:rPr>
+                <w:rFonts w:ascii="Roboto" w:eastAsia="Times New Roman" w:hAnsi="Roboto" w:cs="Times New Roman"/>
+                <w:color w:val="20374B"/>
+                <w:kern w:val="0"/>
+                <w:lang w:eastAsia="en-GB"/>
+                <w14:ligatures w14:val="none"/>
+              </w:rPr>
+            </w:pPr>
+            <w:r>
+              <w:rPr>
+                <w:rFonts w:ascii="Roboto" w:eastAsia="Times New Roman" w:hAnsi="Roboto" w:cs="Times New Roman"/>
+                <w:color w:val="20374B"/>
+                <w:kern w:val="0"/>
+                <w:lang w:eastAsia="en-GB"/>
+                <w14:ligatures w14:val="none"/>
+              </w:rPr>
+              <w:t>Test access ports and loop prevention for the virtual local area network (VLAN)?</w:t>
+            </w:r>
+          </w:p>
+        </w:tc>
+      </w:tr>
+      <w:tr>
+        <w:tc>
+          <w:tcPr>
+            <w:tcW w:w="10432" w:type="dxa"/>
+            <w:tcBorders>
+              <w:top w:val="outset" w:sz="6" w:space="0" w:color="auto"/>
+              <w:left w:val="outset" w:sz="6" w:space="0" w:color="auto"/>
+              <w:bottom w:val="outset" w:sz="6" w:space="0" w:color="auto"/>
+              <w:right w:val="outset" w:sz="6" w:space="0" w:color="auto"/>
+            </w:tcBorders>
+            <w:shd w:val="clear" w:color="auto" w:fill="FFFFFF"/>
+            <w:vAlign w:val="center"/>
+            <w:hideMark/>
+          </w:tcPr>
+          <w:p>
+            <w:pPr>
+              <w:spacing w:after="0" w:line="240" w:lineRule="auto"/>
+              <w:rPr>
+                <w:rFonts w:ascii="Roboto" w:eastAsia="Times New Roman" w:hAnsi="Roboto" w:cs="Times New Roman"/>
+                <w:color w:val="20374B"/>
+                <w:kern w:val="0"/>
+                <w:lang w:eastAsia="en-GB"/>
+                <w14:ligatures w14:val="none"/>
+              </w:rPr>
+            </w:pPr>
+            <w:r>
+              <w:rPr>
+                <w:rFonts w:ascii="Roboto" w:eastAsia="Times New Roman" w:hAnsi="Roboto" w:cs="Times New Roman"/>
+                <w:color w:val="20374B"/>
+                <w:kern w:val="0"/>
+                <w:lang w:eastAsia="en-GB"/>
+                <w14:ligatures w14:val="none"/>
+              </w:rPr>
+              <w:t>Test private VLANs relevant to the IP network?</w:t>
+            </w:r>
+          </w:p>
+        </w:tc>
+      </w:tr>
+      <w:tr>
+        <w:tc>
+          <w:tcPr>
+            <w:tcW w:w="10432" w:type="dxa"/>
+            <w:tcBorders>
+              <w:top w:val="outset" w:sz="6" w:space="0" w:color="auto"/>
+              <w:left w:val="outset" w:sz="6" w:space="0" w:color="auto"/>
+              <w:bottom w:val="outset" w:sz="6" w:space="0" w:color="auto"/>
+              <w:right w:val="outset" w:sz="6" w:space="0" w:color="auto"/>
+            </w:tcBorders>
+            <w:shd w:val="clear" w:color="auto" w:fill="FFFFFF"/>
+            <w:vAlign w:val="center"/>
+            <w:hideMark/>
+          </w:tcPr>
+          <w:p>
+            <w:pPr>
+              <w:spacing w:after="0" w:line="240" w:lineRule="auto"/>
+              <w:rPr>
+                <w:rFonts w:ascii="Roboto" w:eastAsia="Times New Roman" w:hAnsi="Roboto" w:cs="Times New Roman"/>
+                <w:color w:val="20374B"/>
+                <w:kern w:val="0"/>
+                <w:lang w:eastAsia="en-GB"/>
+                <w14:ligatures w14:val="none"/>
+              </w:rPr>
+            </w:pPr>
+            <w:r>
+              <w:rPr>
+                <w:rFonts w:ascii="Roboto" w:eastAsia="Times New Roman" w:hAnsi="Roboto" w:cs="Times New Roman"/>
+                <w:color w:val="20374B"/>
+                <w:kern w:val="0"/>
+                <w:lang w:eastAsia="en-GB"/>
+                <w14:ligatures w14:val="none"/>
+              </w:rPr>
+              <w:t>Test switch virtual interfaces (SVI) relevant to the IP network?</w:t>
+            </w:r>
+          </w:p>
+        </w:tc>
+      </w:tr>
+      <w:tr>
+        <w:tc>
+          <w:tcPr>
+            <w:tcW w:w="10432" w:type="dxa"/>
+            <w:tcBorders>
+              <w:top w:val="outset" w:sz="6" w:space="0" w:color="auto"/>
+              <w:left w:val="outset" w:sz="6" w:space="0" w:color="auto"/>
+              <w:bottom w:val="outset" w:sz="6" w:space="0" w:color="auto"/>
+              <w:right w:val="outset" w:sz="6" w:space="0" w:color="auto"/>
+            </w:tcBorders>
+            <w:shd w:val="clear" w:color="auto" w:fill="FFFFFF"/>
+            <w:vAlign w:val="center"/>
+            <w:hideMark/>
+          </w:tcPr>
+          <w:p>
+            <w:pPr>
+              <w:spacing w:after="0" w:line="240" w:lineRule="auto"/>
+              <w:rPr>
+                <w:rFonts w:ascii="Roboto" w:eastAsia="Times New Roman" w:hAnsi="Roboto" w:cs="Times New Roman"/>
+                <w:color w:val="20374B"/>
+                <w:kern w:val="0"/>
+                <w:lang w:eastAsia="en-GB"/>
+                <w14:ligatures w14:val="none"/>
+              </w:rPr>
+            </w:pPr>
+            <w:r>
+              <w:rPr>
+                <w:rFonts w:ascii="Roboto" w:eastAsia="Times New Roman" w:hAnsi="Roboto" w:cs="Times New Roman"/>
+                <w:color w:val="20374B"/>
+                <w:kern w:val="0"/>
+                <w:lang w:eastAsia="en-GB"/>
+                <w14:ligatures w14:val="none"/>
+              </w:rPr>
+              <w:t>Test switch support of advanced services relevant to the IP network?</w:t>
+            </w:r>
+          </w:p>
+        </w:tc>
+      </w:tr>
+      <w:tr>
+        <w:tc>
+          <w:tcPr>
+            <w:tcW w:w="10432" w:type="dxa"/>
+            <w:tcBorders>
+              <w:top w:val="outset" w:sz="6" w:space="0" w:color="auto"/>
+              <w:left w:val="outset" w:sz="6" w:space="0" w:color="auto"/>
+              <w:bottom w:val="outset" w:sz="6" w:space="0" w:color="auto"/>
+              <w:right w:val="outset" w:sz="6" w:space="0" w:color="auto"/>
+            </w:tcBorders>
+            <w:shd w:val="clear" w:color="auto" w:fill="FFFFFF"/>
+            <w:vAlign w:val="center"/>
+            <w:hideMark/>
+          </w:tcPr>
+          <w:p>
+            <w:pPr>
+              <w:spacing w:after="0" w:line="240" w:lineRule="auto"/>
+              <w:rPr>
+                <w:rFonts w:ascii="Roboto" w:eastAsia="Times New Roman" w:hAnsi="Roboto" w:cs="Times New Roman"/>
+                <w:color w:val="20374B"/>
+                <w:kern w:val="0"/>
+                <w:lang w:eastAsia="en-GB"/>
+                <w14:ligatures w14:val="none"/>
+              </w:rPr>
+            </w:pPr>
+            <w:r>
+              <w:rPr>
+                <w:rFonts w:ascii="Roboto" w:eastAsia="Times New Roman" w:hAnsi="Roboto" w:cs="Times New Roman"/>
+                <w:color w:val="20374B"/>
+                <w:kern w:val="0"/>
+                <w:lang w:eastAsia="en-GB"/>
+                <w14:ligatures w14:val="none"/>
+              </w:rPr>
+              <w:t>Troubleshoot switch configuration relevant to the IP network?</w:t>
+            </w:r>
+          </w:p>
+        </w:tc>
+      </w:tr>
+    </w:tbl>
+    <w:p>
+      <w:pPr>
+        <w:rPr>
+          <w:rFonts w:ascii="Times New Roman" w:hAnsi="Times New Roman" w:cs="Times New Roman"/>
+          <w:color w:val="000000" w:themeColor="text1"/>
+        </w:rPr>
+      </w:pPr>
+    </w:p>
     <w:sectPr>
       <w:pgSz w:w="11906" w:h="16838"/>
-      <w:pgMar w:top="1440" w:right="1440" w:bottom="1440" w:left="1440" w:header="708" w:footer="708" w:gutter="0"/>
+      <w:pgMar w:top="720" w:right="720" w:bottom="720" w:left="720" w:header="708" w:footer="708" w:gutter="0"/>
       <w:cols w:space="708"/>
       <w:docGrid w:linePitch="360"/>
     </w:sectPr>
@@ -6444,6 +6877,7 @@
   <w:style w:type="character" w:default="1" w:styleId="DefaultParagraphFont">
     <w:name w:val="Default Paragraph Font"/>
     <w:uiPriority w:val="1"/>
+    <w:semiHidden/>
     <w:unhideWhenUsed/>
   </w:style>
   <w:style w:type="table" w:default="1" w:styleId="TableNormal">
@@ -7371,4 +7805,16 @@
     </a:ext>
   </a:extLst>
 </a:theme>
+</file>
+
+<file path=customXml/item1.xml><?xml version="1.0" encoding="utf-8"?>
+<b:Sources xmlns:b="http://schemas.openxmlformats.org/officeDocument/2006/bibliography" xmlns="http://schemas.openxmlformats.org/officeDocument/2006/bibliography" SelectedStyle="/APASixthEditionOfficeOnline.xsl" StyleName="APA" Version="6"/>
+</file>
+
+<file path=customXml/itemProps1.xml><?xml version="1.0" encoding="utf-8"?>
+<ds:datastoreItem xmlns:ds="http://schemas.openxmlformats.org/officeDocument/2006/customXml" ds:itemID="{66FCE3F0-DB05-6846-8EEA-0859BC8DB3AD}">
+  <ds:schemaRefs>
+    <ds:schemaRef ds:uri="http://schemas.openxmlformats.org/officeDocument/2006/bibliography"/>
+  </ds:schemaRefs>
+</ds:datastoreItem>
 </file>
--- a/2026-T1/T1B2-ICTNWK612-Plan-manage-troubleshooting-advance/2-tasks/Network-PacketTracer/NET-Architecture.docx
+++ b/2026-T1/T1B2-ICTNWK612-Plan-manage-troubleshooting-advance/2-tasks/Network-PacketTracer/NET-Architecture.docx
@@ -1737,13 +1737,8 @@
         </w:rPr>
       </w:pPr>
       <w:r>
-        <w:rPr>
-          <w:noProof/>
-        </w:rPr>
-      </w:r>
-      <w:r>
-        <w:pict w14:anchorId="7878329F">
-          <v:rect id="Horizontal Line 1" o:spid="_x0000_s1027" style="width:523.3pt;height:1.1pt;visibility:visible;mso-wrap-style:square;mso-left-percent:-10001;mso-top-percent:-10001;mso-position-horizontal:absolute;mso-position-horizontal-relative:char;mso-position-vertical:absolute;mso-position-vertical-relative:line;mso-left-percent:-10001;mso-top-percent:-10001;v-text-anchor:top" o:gfxdata="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" filled="f">
+        <w:pict w14:anchorId="580425FA">
+          <v:rect id="Horizontal Line 1" o:spid="_x0000_s1027" alt="" style="width:523.3pt;height:1.1pt;visibility:visible;mso-wrap-style:square;mso-width-percent:0;mso-height-percent:0;mso-left-percent:-10001;mso-top-percent:-10001;mso-position-horizontal:absolute;mso-position-horizontal-relative:char;mso-position-vertical:absolute;mso-position-vertical-relative:line;mso-width-percent:0;mso-height-percent:0;mso-left-percent:-10001;mso-top-percent:-10001;v-text-anchor:top" filled="f">
             <o:lock v:ext="edit" rotation="t" aspectratio="t" verticies="t" text="t" shapetype="t"/>
             <w10:anchorlock/>
           </v:rect>
@@ -5062,7 +5057,7 @@
         </w:rPr>
       </w:pPr>
       <w:r>
-        <w:pict w14:anchorId="20F8DA1D">
+        <w:pict w14:anchorId="652BE072">
           <v:rect id="Horizontal Line 5" o:spid="_x0000_s1026" alt="" style="width:451.3pt;height:.1pt;visibility:visible;mso-wrap-style:square;mso-width-percent:0;mso-height-percent:0;mso-left-percent:-10001;mso-top-percent:-10001;mso-position-horizontal:absolute;mso-position-horizontal-relative:char;mso-position-vertical:absolute;mso-position-vertical-relative:line;mso-width-percent:0;mso-height-percent:0;mso-left-percent:-10001;mso-top-percent:-10001;v-text-anchor:top" filled="f">
             <o:lock v:ext="edit" rotation="t" aspectratio="t" verticies="t" text="t" shapetype="t"/>
             <w10:anchorlock/>
@@ -5586,6 +5581,7 @@
                 <w:rFonts w:ascii="Roboto" w:eastAsia="Times New Roman" w:hAnsi="Roboto" w:cs="Times New Roman"/>
                 <w:color w:val="20374B"/>
                 <w:kern w:val="0"/>
+                <w:highlight w:val="green"/>
                 <w:lang w:eastAsia="en-GB"/>
                 <w14:ligatures w14:val="none"/>
               </w:rPr>
@@ -5595,6 +5591,7 @@
                 <w:rFonts w:ascii="Roboto" w:eastAsia="Times New Roman" w:hAnsi="Roboto" w:cs="Times New Roman"/>
                 <w:color w:val="20374B"/>
                 <w:kern w:val="0"/>
+                <w:highlight w:val="green"/>
                 <w:lang w:eastAsia="en-GB"/>
                 <w14:ligatures w14:val="none"/>
               </w:rPr>
@@ -5624,6 +5621,7 @@
                 <w:rFonts w:ascii="Roboto" w:eastAsia="Times New Roman" w:hAnsi="Roboto" w:cs="Times New Roman"/>
                 <w:color w:val="20374B"/>
                 <w:kern w:val="0"/>
+                <w:highlight w:val="green"/>
                 <w:lang w:eastAsia="en-GB"/>
                 <w14:ligatures w14:val="none"/>
               </w:rPr>
@@ -5633,6 +5631,7 @@
                 <w:rFonts w:ascii="Roboto" w:eastAsia="Times New Roman" w:hAnsi="Roboto" w:cs="Times New Roman"/>
                 <w:color w:val="20374B"/>
                 <w:kern w:val="0"/>
+                <w:highlight w:val="green"/>
                 <w:lang w:eastAsia="en-GB"/>
                 <w14:ligatures w14:val="none"/>
               </w:rPr>
@@ -5662,6 +5661,7 @@
                 <w:rFonts w:ascii="Roboto" w:eastAsia="Times New Roman" w:hAnsi="Roboto" w:cs="Times New Roman"/>
                 <w:color w:val="20374B"/>
                 <w:kern w:val="0"/>
+                <w:highlight w:val="green"/>
                 <w:lang w:eastAsia="en-GB"/>
                 <w14:ligatures w14:val="none"/>
               </w:rPr>
@@ -5671,6 +5671,7 @@
                 <w:rFonts w:ascii="Roboto" w:eastAsia="Times New Roman" w:hAnsi="Roboto" w:cs="Times New Roman"/>
                 <w:color w:val="20374B"/>
                 <w:kern w:val="0"/>
+                <w:highlight w:val="green"/>
                 <w:lang w:eastAsia="en-GB"/>
                 <w14:ligatures w14:val="none"/>
               </w:rPr>
@@ -5700,6 +5701,7 @@
                 <w:rFonts w:ascii="Roboto" w:eastAsia="Times New Roman" w:hAnsi="Roboto" w:cs="Times New Roman"/>
                 <w:color w:val="20374B"/>
                 <w:kern w:val="0"/>
+                <w:highlight w:val="green"/>
                 <w:lang w:eastAsia="en-GB"/>
                 <w14:ligatures w14:val="none"/>
               </w:rPr>
@@ -5709,6 +5711,7 @@
                 <w:rFonts w:ascii="Roboto" w:eastAsia="Times New Roman" w:hAnsi="Roboto" w:cs="Times New Roman"/>
                 <w:color w:val="20374B"/>
                 <w:kern w:val="0"/>
+                <w:highlight w:val="green"/>
                 <w:lang w:eastAsia="en-GB"/>
                 <w14:ligatures w14:val="none"/>
               </w:rPr>
@@ -5738,6 +5741,7 @@
                 <w:rFonts w:ascii="Roboto" w:eastAsia="Times New Roman" w:hAnsi="Roboto" w:cs="Times New Roman"/>
                 <w:color w:val="20374B"/>
                 <w:kern w:val="0"/>
+                <w:highlight w:val="green"/>
                 <w:lang w:eastAsia="en-GB"/>
                 <w14:ligatures w14:val="none"/>
               </w:rPr>
@@ -5747,6 +5751,7 @@
                 <w:rFonts w:ascii="Roboto" w:eastAsia="Times New Roman" w:hAnsi="Roboto" w:cs="Times New Roman"/>
                 <w:color w:val="20374B"/>
                 <w:kern w:val="0"/>
+                <w:highlight w:val="green"/>
                 <w:lang w:eastAsia="en-GB"/>
                 <w14:ligatures w14:val="none"/>
               </w:rPr>
@@ -5776,6 +5781,7 @@
                 <w:rFonts w:ascii="Roboto" w:eastAsia="Times New Roman" w:hAnsi="Roboto" w:cs="Times New Roman"/>
                 <w:color w:val="20374B"/>
                 <w:kern w:val="0"/>
+                <w:highlight w:val="green"/>
                 <w:lang w:eastAsia="en-GB"/>
                 <w14:ligatures w14:val="none"/>
               </w:rPr>
@@ -5785,6 +5791,7 @@
                 <w:rFonts w:ascii="Roboto" w:eastAsia="Times New Roman" w:hAnsi="Roboto" w:cs="Times New Roman"/>
                 <w:color w:val="20374B"/>
                 <w:kern w:val="0"/>
+                <w:highlight w:val="green"/>
                 <w:lang w:eastAsia="en-GB"/>
                 <w14:ligatures w14:val="none"/>
               </w:rPr>

--- a/2026-T1/T1B2-ICTNWK612-Plan-manage-troubleshooting-advance/2-tasks/Network-PacketTracer/NET-Architecture.docx
+++ b/2026-T1/T1B2-ICTNWK612-Plan-manage-troubleshooting-advance/2-tasks/Network-PacketTracer/NET-Architecture.docx
@@ -1737,7 +1737,7 @@
         </w:rPr>
       </w:pPr>
       <w:r>
-        <w:pict w14:anchorId="580425FA">
+        <w:pict w14:anchorId="646A1DCA">
           <v:rect id="Horizontal Line 1" o:spid="_x0000_s1027" alt="" style="width:523.3pt;height:1.1pt;visibility:visible;mso-wrap-style:square;mso-width-percent:0;mso-height-percent:0;mso-left-percent:-10001;mso-top-percent:-10001;mso-position-horizontal:absolute;mso-position-horizontal-relative:char;mso-position-vertical:absolute;mso-position-vertical-relative:line;mso-width-percent:0;mso-height-percent:0;mso-left-percent:-10001;mso-top-percent:-10001;v-text-anchor:top" filled="f">
             <o:lock v:ext="edit" rotation="t" aspectratio="t" verticies="t" text="t" shapetype="t"/>
             <w10:anchorlock/>
@@ -5057,7 +5057,7 @@
         </w:rPr>
       </w:pPr>
       <w:r>
-        <w:pict w14:anchorId="652BE072">
+        <w:pict w14:anchorId="59D1EE43">
           <v:rect id="Horizontal Line 5" o:spid="_x0000_s1026" alt="" style="width:451.3pt;height:.1pt;visibility:visible;mso-wrap-style:square;mso-width-percent:0;mso-height-percent:0;mso-left-percent:-10001;mso-top-percent:-10001;mso-position-horizontal:absolute;mso-position-horizontal-relative:char;mso-position-vertical:absolute;mso-position-vertical-relative:line;mso-width-percent:0;mso-height-percent:0;mso-left-percent:-10001;mso-top-percent:-10001;v-text-anchor:top" filled="f">
             <o:lock v:ext="edit" rotation="t" aspectratio="t" verticies="t" text="t" shapetype="t"/>
             <w10:anchorlock/>
@@ -5576,6 +5576,11 @@
           </w:tcPr>
           <w:p>
             <w:pPr>
+              <w:pStyle w:val="ListParagraph"/>
+              <w:numPr>
+                <w:ilvl w:val="0"/>
+                <w:numId w:val="2"/>
+              </w:numPr>
               <w:spacing w:after="0" w:line="240" w:lineRule="auto"/>
               <w:rPr>
                 <w:rFonts w:ascii="Roboto" w:eastAsia="Times New Roman" w:hAnsi="Roboto" w:cs="Times New Roman"/>
@@ -5616,6 +5621,11 @@
           </w:tcPr>
           <w:p>
             <w:pPr>
+              <w:pStyle w:val="ListParagraph"/>
+              <w:numPr>
+                <w:ilvl w:val="0"/>
+                <w:numId w:val="2"/>
+              </w:numPr>
               <w:spacing w:after="0" w:line="240" w:lineRule="auto"/>
               <w:rPr>
                 <w:rFonts w:ascii="Roboto" w:eastAsia="Times New Roman" w:hAnsi="Roboto" w:cs="Times New Roman"/>
@@ -5656,6 +5666,11 @@
           </w:tcPr>
           <w:p>
             <w:pPr>
+              <w:pStyle w:val="ListParagraph"/>
+              <w:numPr>
+                <w:ilvl w:val="0"/>
+                <w:numId w:val="2"/>
+              </w:numPr>
               <w:spacing w:after="0" w:line="240" w:lineRule="auto"/>
               <w:rPr>
                 <w:rFonts w:ascii="Roboto" w:eastAsia="Times New Roman" w:hAnsi="Roboto" w:cs="Times New Roman"/>
@@ -5696,6 +5711,11 @@
           </w:tcPr>
           <w:p>
             <w:pPr>
+              <w:pStyle w:val="ListParagraph"/>
+              <w:numPr>
+                <w:ilvl w:val="0"/>
+                <w:numId w:val="2"/>
+              </w:numPr>
               <w:spacing w:after="0" w:line="240" w:lineRule="auto"/>
               <w:rPr>
                 <w:rFonts w:ascii="Roboto" w:eastAsia="Times New Roman" w:hAnsi="Roboto" w:cs="Times New Roman"/>
@@ -5736,6 +5756,11 @@
           </w:tcPr>
           <w:p>
             <w:pPr>
+              <w:pStyle w:val="ListParagraph"/>
+              <w:numPr>
+                <w:ilvl w:val="0"/>
+                <w:numId w:val="2"/>
+              </w:numPr>
               <w:spacing w:after="0" w:line="240" w:lineRule="auto"/>
               <w:rPr>
                 <w:rFonts w:ascii="Roboto" w:eastAsia="Times New Roman" w:hAnsi="Roboto" w:cs="Times New Roman"/>
@@ -5776,6 +5801,11 @@
           </w:tcPr>
           <w:p>
             <w:pPr>
+              <w:pStyle w:val="ListParagraph"/>
+              <w:numPr>
+                <w:ilvl w:val="0"/>
+                <w:numId w:val="2"/>
+              </w:numPr>
               <w:spacing w:after="0" w:line="240" w:lineRule="auto"/>
               <w:rPr>
                 <w:rFonts w:ascii="Roboto" w:eastAsia="Times New Roman" w:hAnsi="Roboto" w:cs="Times New Roman"/>
@@ -5816,11 +5846,17 @@
           </w:tcPr>
           <w:p>
             <w:pPr>
+              <w:pStyle w:val="ListParagraph"/>
+              <w:numPr>
+                <w:ilvl w:val="0"/>
+                <w:numId w:val="2"/>
+              </w:numPr>
               <w:spacing w:after="0" w:line="240" w:lineRule="auto"/>
               <w:rPr>
                 <w:rFonts w:ascii="Roboto" w:eastAsia="Times New Roman" w:hAnsi="Roboto" w:cs="Times New Roman"/>
                 <w:color w:val="20374B"/>
                 <w:kern w:val="0"/>
+                <w:highlight w:val="green"/>
                 <w:lang w:eastAsia="en-GB"/>
                 <w14:ligatures w14:val="none"/>
               </w:rPr>
@@ -5830,6 +5866,7 @@
                 <w:rFonts w:ascii="Roboto" w:eastAsia="Times New Roman" w:hAnsi="Roboto" w:cs="Times New Roman"/>
                 <w:color w:val="20374B"/>
                 <w:kern w:val="0"/>
+                <w:highlight w:val="green"/>
                 <w:lang w:eastAsia="en-GB"/>
                 <w14:ligatures w14:val="none"/>
               </w:rPr>
@@ -5854,11 +5891,17 @@
           </w:tcPr>
           <w:p>
             <w:pPr>
+              <w:pStyle w:val="ListParagraph"/>
+              <w:numPr>
+                <w:ilvl w:val="0"/>
+                <w:numId w:val="2"/>
+              </w:numPr>
               <w:spacing w:after="0" w:line="240" w:lineRule="auto"/>
               <w:rPr>
                 <w:rFonts w:ascii="Roboto" w:eastAsia="Times New Roman" w:hAnsi="Roboto" w:cs="Times New Roman"/>
                 <w:color w:val="20374B"/>
                 <w:kern w:val="0"/>
+                <w:highlight w:val="green"/>
                 <w:lang w:eastAsia="en-GB"/>
                 <w14:ligatures w14:val="none"/>
               </w:rPr>
@@ -5868,6 +5911,7 @@
                 <w:rFonts w:ascii="Roboto" w:eastAsia="Times New Roman" w:hAnsi="Roboto" w:cs="Times New Roman"/>
                 <w:color w:val="20374B"/>
                 <w:kern w:val="0"/>
+                <w:highlight w:val="green"/>
                 <w:lang w:eastAsia="en-GB"/>
                 <w14:ligatures w14:val="none"/>
               </w:rPr>
@@ -5892,6 +5936,11 @@
           </w:tcPr>
           <w:p>
             <w:pPr>
+              <w:pStyle w:val="ListParagraph"/>
+              <w:numPr>
+                <w:ilvl w:val="0"/>
+                <w:numId w:val="2"/>
+              </w:numPr>
               <w:spacing w:after="0" w:line="240" w:lineRule="auto"/>
               <w:rPr>
                 <w:rFonts w:ascii="Roboto" w:eastAsia="Times New Roman" w:hAnsi="Roboto" w:cs="Times New Roman"/>
@@ -5906,6 +5955,7 @@
                 <w:rFonts w:ascii="Roboto" w:eastAsia="Times New Roman" w:hAnsi="Roboto" w:cs="Times New Roman"/>
                 <w:color w:val="20374B"/>
                 <w:kern w:val="0"/>
+                <w:highlight w:val="green"/>
                 <w:lang w:eastAsia="en-GB"/>
                 <w14:ligatures w14:val="none"/>
               </w:rPr>
@@ -5930,11 +5980,17 @@
           </w:tcPr>
           <w:p>
             <w:pPr>
+              <w:pStyle w:val="ListParagraph"/>
+              <w:numPr>
+                <w:ilvl w:val="0"/>
+                <w:numId w:val="2"/>
+              </w:numPr>
               <w:spacing w:after="0" w:line="240" w:lineRule="auto"/>
               <w:rPr>
                 <w:rFonts w:ascii="Roboto" w:eastAsia="Times New Roman" w:hAnsi="Roboto" w:cs="Times New Roman"/>
                 <w:color w:val="20374B"/>
                 <w:kern w:val="0"/>
+                <w:highlight w:val="green"/>
                 <w:lang w:eastAsia="en-GB"/>
                 <w14:ligatures w14:val="none"/>
               </w:rPr>
@@ -5944,6 +6000,7 @@
                 <w:rFonts w:ascii="Roboto" w:eastAsia="Times New Roman" w:hAnsi="Roboto" w:cs="Times New Roman"/>
                 <w:color w:val="20374B"/>
                 <w:kern w:val="0"/>
+                <w:highlight w:val="green"/>
                 <w:lang w:eastAsia="en-GB"/>
                 <w14:ligatures w14:val="none"/>
               </w:rPr>
@@ -5968,11 +6025,17 @@
           </w:tcPr>
           <w:p>
             <w:pPr>
+              <w:pStyle w:val="ListParagraph"/>
+              <w:numPr>
+                <w:ilvl w:val="0"/>
+                <w:numId w:val="2"/>
+              </w:numPr>
               <w:spacing w:after="0" w:line="240" w:lineRule="auto"/>
               <w:rPr>
                 <w:rFonts w:ascii="Roboto" w:eastAsia="Times New Roman" w:hAnsi="Roboto" w:cs="Times New Roman"/>
                 <w:color w:val="20374B"/>
                 <w:kern w:val="0"/>
+                <w:highlight w:val="green"/>
                 <w:lang w:eastAsia="en-GB"/>
                 <w14:ligatures w14:val="none"/>
               </w:rPr>
@@ -5982,6 +6045,7 @@
                 <w:rFonts w:ascii="Roboto" w:eastAsia="Times New Roman" w:hAnsi="Roboto" w:cs="Times New Roman"/>
                 <w:color w:val="20374B"/>
                 <w:kern w:val="0"/>
+                <w:highlight w:val="green"/>
                 <w:lang w:eastAsia="en-GB"/>
                 <w14:ligatures w14:val="none"/>
               </w:rPr>
@@ -6006,11 +6070,17 @@
           </w:tcPr>
           <w:p>
             <w:pPr>
+              <w:pStyle w:val="ListParagraph"/>
+              <w:numPr>
+                <w:ilvl w:val="0"/>
+                <w:numId w:val="2"/>
+              </w:numPr>
               <w:spacing w:after="0" w:line="240" w:lineRule="auto"/>
               <w:rPr>
                 <w:rFonts w:ascii="Roboto" w:eastAsia="Times New Roman" w:hAnsi="Roboto" w:cs="Times New Roman"/>
                 <w:color w:val="20374B"/>
                 <w:kern w:val="0"/>
+                <w:highlight w:val="green"/>
                 <w:lang w:eastAsia="en-GB"/>
                 <w14:ligatures w14:val="none"/>
               </w:rPr>
@@ -6020,6 +6090,7 @@
                 <w:rFonts w:ascii="Roboto" w:eastAsia="Times New Roman" w:hAnsi="Roboto" w:cs="Times New Roman"/>
                 <w:color w:val="20374B"/>
                 <w:kern w:val="0"/>
+                <w:highlight w:val="green"/>
                 <w:lang w:eastAsia="en-GB"/>
                 <w14:ligatures w14:val="none"/>
               </w:rPr>
@@ -6044,11 +6115,17 @@
           </w:tcPr>
           <w:p>
             <w:pPr>
+              <w:pStyle w:val="ListParagraph"/>
+              <w:numPr>
+                <w:ilvl w:val="0"/>
+                <w:numId w:val="2"/>
+              </w:numPr>
               <w:spacing w:after="0" w:line="240" w:lineRule="auto"/>
               <w:rPr>
                 <w:rFonts w:ascii="Roboto" w:eastAsia="Times New Roman" w:hAnsi="Roboto" w:cs="Times New Roman"/>
                 <w:color w:val="20374B"/>
                 <w:kern w:val="0"/>
+                <w:highlight w:val="green"/>
                 <w:lang w:eastAsia="en-GB"/>
                 <w14:ligatures w14:val="none"/>
               </w:rPr>
@@ -6058,6 +6135,7 @@
                 <w:rFonts w:ascii="Roboto" w:eastAsia="Times New Roman" w:hAnsi="Roboto" w:cs="Times New Roman"/>
                 <w:color w:val="20374B"/>
                 <w:kern w:val="0"/>
+                <w:highlight w:val="green"/>
                 <w:lang w:eastAsia="en-GB"/>
                 <w14:ligatures w14:val="none"/>
               </w:rPr>
@@ -6082,11 +6160,17 @@
           </w:tcPr>
           <w:p>
             <w:pPr>
+              <w:pStyle w:val="ListParagraph"/>
+              <w:numPr>
+                <w:ilvl w:val="0"/>
+                <w:numId w:val="2"/>
+              </w:numPr>
               <w:spacing w:after="0" w:line="240" w:lineRule="auto"/>
               <w:rPr>
                 <w:rFonts w:ascii="Roboto" w:eastAsia="Times New Roman" w:hAnsi="Roboto" w:cs="Times New Roman"/>
                 <w:color w:val="20374B"/>
                 <w:kern w:val="0"/>
+                <w:highlight w:val="green"/>
                 <w:lang w:eastAsia="en-GB"/>
                 <w14:ligatures w14:val="none"/>
               </w:rPr>
@@ -6096,6 +6180,7 @@
                 <w:rFonts w:ascii="Roboto" w:eastAsia="Times New Roman" w:hAnsi="Roboto" w:cs="Times New Roman"/>
                 <w:color w:val="20374B"/>
                 <w:kern w:val="0"/>
+                <w:highlight w:val="green"/>
                 <w:lang w:eastAsia="en-GB"/>
                 <w14:ligatures w14:val="none"/>
               </w:rPr>
@@ -6120,11 +6205,17 @@
           </w:tcPr>
           <w:p>
             <w:pPr>
+              <w:pStyle w:val="ListParagraph"/>
+              <w:numPr>
+                <w:ilvl w:val="0"/>
+                <w:numId w:val="2"/>
+              </w:numPr>
               <w:spacing w:after="0" w:line="240" w:lineRule="auto"/>
               <w:rPr>
                 <w:rFonts w:ascii="Roboto" w:eastAsia="Times New Roman" w:hAnsi="Roboto" w:cs="Times New Roman"/>
                 <w:color w:val="20374B"/>
                 <w:kern w:val="0"/>
+                <w:highlight w:val="green"/>
                 <w:lang w:eastAsia="en-GB"/>
                 <w14:ligatures w14:val="none"/>
               </w:rPr>
@@ -6134,6 +6225,7 @@
                 <w:rFonts w:ascii="Roboto" w:eastAsia="Times New Roman" w:hAnsi="Roboto" w:cs="Times New Roman"/>
                 <w:color w:val="20374B"/>
                 <w:kern w:val="0"/>
+                <w:highlight w:val="green"/>
                 <w:lang w:eastAsia="en-GB"/>
                 <w14:ligatures w14:val="none"/>
               </w:rPr>
@@ -6276,8 +6368,97 @@
       </w:rPr>
     </w:lvl>
   </w:abstractNum>
+  <w:abstractNum w:abstractNumId="1" w15:restartNumberingAfterBreak="0">
+    <w:nsid w:val="6C083013"/>
+    <w:multiLevelType w:val="hybridMultilevel"/>
+    <w:tmpl w:val="231099DE"/>
+    <w:lvl w:ilvl="0" w:tplc="0809000F">
+      <w:start w:val="1"/>
+      <w:numFmt w:val="decimal"/>
+      <w:lvlText w:val="%1."/>
+      <w:lvlJc w:val="left"/>
+      <w:pPr>
+        <w:ind w:left="720" w:hanging="360"/>
+      </w:pPr>
+    </w:lvl>
+    <w:lvl w:ilvl="1" w:tplc="08090019" w:tentative="1">
+      <w:start w:val="1"/>
+      <w:numFmt w:val="lowerLetter"/>
+      <w:lvlText w:val="%2."/>
+      <w:lvlJc w:val="left"/>
+      <w:pPr>
+        <w:ind w:left="1440" w:hanging="360"/>
+      </w:pPr>
+    </w:lvl>
+    <w:lvl w:ilvl="2" w:tplc="0809001B" w:tentative="1">
+      <w:start w:val="1"/>
+      <w:numFmt w:val="lowerRoman"/>
+      <w:lvlText w:val="%3."/>
+      <w:lvlJc w:val="right"/>
+      <w:pPr>
+        <w:ind w:left="2160" w:hanging="180"/>
+      </w:pPr>
+    </w:lvl>
+    <w:lvl w:ilvl="3" w:tplc="0809000F" w:tentative="1">
+      <w:start w:val="1"/>
+      <w:numFmt w:val="decimal"/>
+      <w:lvlText w:val="%4."/>
+      <w:lvlJc w:val="left"/>
+      <w:pPr>
+        <w:ind w:left="2880" w:hanging="360"/>
+      </w:pPr>
+    </w:lvl>
+    <w:lvl w:ilvl="4" w:tplc="08090019" w:tentative="1">
+      <w:start w:val="1"/>
+      <w:numFmt w:val="lowerLetter"/>
+      <w:lvlText w:val="%5."/>
+      <w:lvlJc w:val="left"/>
+      <w:pPr>
+        <w:ind w:left="3600" w:hanging="360"/>
+      </w:pPr>
+    </w:lvl>
+    <w:lvl w:ilvl="5" w:tplc="0809001B" w:tentative="1">
+      <w:start w:val="1"/>
+      <w:numFmt w:val="lowerRoman"/>
+      <w:lvlText w:val="%6."/>
+      <w:lvlJc w:val="right"/>
+      <w:pPr>
+        <w:ind w:left="4320" w:hanging="180"/>
+      </w:pPr>
+    </w:lvl>
+    <w:lvl w:ilvl="6" w:tplc="0809000F" w:tentative="1">
+      <w:start w:val="1"/>
+      <w:numFmt w:val="decimal"/>
+      <w:lvlText w:val="%7."/>
+      <w:lvlJc w:val="left"/>
+      <w:pPr>
+        <w:ind w:left="5040" w:hanging="360"/>
+      </w:pPr>
+    </w:lvl>
+    <w:lvl w:ilvl="7" w:tplc="08090019" w:tentative="1">
+      <w:start w:val="1"/>
+      <w:numFmt w:val="lowerLetter"/>
+      <w:lvlText w:val="%8."/>
+      <w:lvlJc w:val="left"/>
+      <w:pPr>
+        <w:ind w:left="5760" w:hanging="360"/>
+      </w:pPr>
+    </w:lvl>
+    <w:lvl w:ilvl="8" w:tplc="0809001B" w:tentative="1">
+      <w:start w:val="1"/>
+      <w:numFmt w:val="lowerRoman"/>
+      <w:lvlText w:val="%9."/>
+      <w:lvlJc w:val="right"/>
+      <w:pPr>
+        <w:ind w:left="6480" w:hanging="180"/>
+      </w:pPr>
+    </w:lvl>
+  </w:abstractNum>
   <w:num w:numId="1" w16cid:durableId="552930646">
     <w:abstractNumId w:val="0"/>
+  </w:num>
+  <w:num w:numId="2" w16cid:durableId="787622243">
+    <w:abstractNumId w:val="1"/>
   </w:num>
 </w:numbering>
 </file>

--- a/2026-T1/T1B2-ICTNWK612-Plan-manage-troubleshooting-advance/2-tasks/Network-PacketTracer/NET-Architecture.docx
+++ b/2026-T1/T1B2-ICTNWK612-Plan-manage-troubleshooting-advance/2-tasks/Network-PacketTracer/NET-Architecture.docx
@@ -5,61 +5,80 @@
     <w:p>
       <w:pPr>
         <w:rPr>
-          <w:rFonts w:ascii="Times New Roman" w:hAnsi="Times New Roman" w:cs="Times New Roman"/>
           <w:color w:val="000000" w:themeColor="text1"/>
         </w:rPr>
       </w:pPr>
       <w:r>
         <w:rPr>
-          <w:rFonts w:ascii="Times New Roman" w:hAnsi="Times New Roman" w:cs="Times New Roman"/>
-          <w:b/>
-          <w:bCs/>
-          <w:color w:val="000000" w:themeColor="text1"/>
+          <w:rStyle w:val="Heading1Char"/>
         </w:rPr>
         <w:t>Architecture</w:t>
       </w:r>
       <w:r>
         <w:rPr>
-          <w:rFonts w:ascii="Times New Roman" w:hAnsi="Times New Roman" w:cs="Times New Roman"/>
           <w:color w:val="000000" w:themeColor="text1"/>
         </w:rPr>
         <w:t xml:space="preserve"> </w:t>
       </w:r>
       <w:r>
         <w:rPr>
-          <w:rFonts w:ascii="Times New Roman" w:hAnsi="Times New Roman" w:cs="Times New Roman"/>
           <w:color w:val="000000" w:themeColor="text1"/>
         </w:rPr>
         <w:br/>
-        <w:t xml:space="preserve">Three-tier hierarchical model (Access → Distribution/Core → Server/Security) </w:t>
+        <w:t xml:space="preserve">Three-tier hierarchical model (Access </w:t>
+      </w:r>
+      <w:r>
+        <w:rPr>
+          <w:color w:val="000000" w:themeColor="text1"/>
+        </w:rPr>
+        <w:t>-&gt;</w:t>
+      </w:r>
+      <w:r>
+        <w:rPr>
+          <w:color w:val="000000" w:themeColor="text1"/>
+        </w:rPr>
+        <w:t xml:space="preserve">Distribution/Core </w:t>
+      </w:r>
+      <w:r>
+        <w:rPr>
+          <w:color w:val="000000" w:themeColor="text1"/>
+        </w:rPr>
+        <w:t>-&gt;</w:t>
+      </w:r>
+      <w:r>
+        <w:rPr>
+          <w:color w:val="000000" w:themeColor="text1"/>
+        </w:rPr>
+        <w:t xml:space="preserve">Server/Security) </w:t>
       </w:r>
     </w:p>
     <w:p>
       <w:pPr>
         <w:rPr>
-          <w:rFonts w:ascii="Times New Roman" w:hAnsi="Times New Roman" w:cs="Times New Roman"/>
+          <w:color w:val="000000" w:themeColor="text1"/>
+        </w:rPr>
+      </w:pPr>
+    </w:p>
+    <w:p>
+      <w:pPr>
+        <w:rPr>
           <w:color w:val="000000" w:themeColor="text1"/>
         </w:rPr>
       </w:pPr>
       <w:r>
         <w:rPr>
-          <w:rFonts w:ascii="Times New Roman" w:hAnsi="Times New Roman" w:cs="Times New Roman"/>
-          <w:b/>
-          <w:bCs/>
-          <w:color w:val="000000" w:themeColor="text1"/>
+          <w:rStyle w:val="Heading1Char"/>
         </w:rPr>
         <w:t>Topology</w:t>
       </w:r>
       <w:r>
         <w:rPr>
-          <w:rFonts w:ascii="Times New Roman" w:hAnsi="Times New Roman" w:cs="Times New Roman"/>
           <w:color w:val="000000" w:themeColor="text1"/>
         </w:rPr>
         <w:t xml:space="preserve"> </w:t>
       </w:r>
       <w:r>
         <w:rPr>
-          <w:rFonts w:ascii="Times New Roman" w:hAnsi="Times New Roman" w:cs="Times New Roman"/>
           <w:color w:val="000000" w:themeColor="text1"/>
         </w:rPr>
         <w:br/>
@@ -67,14 +86,12 @@
       </w:r>
       <w:r>
         <w:rPr>
-          <w:rFonts w:ascii="Times New Roman" w:hAnsi="Times New Roman" w:cs="Times New Roman"/>
           <w:color w:val="000000" w:themeColor="text1"/>
         </w:rPr>
         <w:br/>
       </w:r>
       <w:r>
         <w:rPr>
-          <w:rFonts w:ascii="Times New Roman" w:hAnsi="Times New Roman" w:cs="Times New Roman"/>
           <w:color w:val="000000" w:themeColor="text1"/>
         </w:rPr>
         <w:br/>
@@ -82,14 +99,14 @@
     </w:p>
     <w:tbl>
       <w:tblPr>
-        <w:tblStyle w:val="PlainTable3"/>
+        <w:tblStyle w:val="GridTable5Dark-Accent1"/>
         <w:tblW w:w="0" w:type="auto"/>
         <w:tblLook w:val="04A0" w:firstRow="1" w:lastRow="0" w:firstColumn="1" w:lastColumn="0" w:noHBand="0" w:noVBand="1"/>
       </w:tblPr>
       <w:tblGrid>
-        <w:gridCol w:w="2496"/>
-        <w:gridCol w:w="2396"/>
-        <w:gridCol w:w="4642"/>
+        <w:gridCol w:w="2195"/>
+        <w:gridCol w:w="2173"/>
+        <w:gridCol w:w="4129"/>
       </w:tblGrid>
       <w:tr>
         <w:trPr>
@@ -97,21 +114,18 @@
         </w:trPr>
         <w:tc>
           <w:tcPr>
-            <w:cnfStyle w:val="001000000100" w:firstRow="0" w:lastRow="0" w:firstColumn="1" w:lastColumn="0" w:oddVBand="0" w:evenVBand="0" w:oddHBand="0" w:evenHBand="0" w:firstRowFirstColumn="1" w:firstRowLastColumn="0" w:lastRowFirstColumn="0" w:lastRowLastColumn="0"/>
-            <w:tcW w:w="0" w:type="auto"/>
-            <w:hideMark/>
-          </w:tcPr>
-          <w:p>
-            <w:pPr>
-              <w:spacing w:after="160" w:line="278" w:lineRule="auto"/>
-              <w:rPr>
-                <w:rFonts w:ascii="Times New Roman" w:hAnsi="Times New Roman" w:cs="Times New Roman"/>
-                <w:color w:val="000000" w:themeColor="text1"/>
-              </w:rPr>
-            </w:pPr>
-            <w:r>
-              <w:rPr>
-                <w:rFonts w:ascii="Times New Roman" w:hAnsi="Times New Roman" w:cs="Times New Roman"/>
+            <w:cnfStyle w:val="001000000000" w:firstRow="0" w:lastRow="0" w:firstColumn="1" w:lastColumn="0" w:oddVBand="0" w:evenVBand="0" w:oddHBand="0" w:evenHBand="0" w:firstRowFirstColumn="0" w:firstRowLastColumn="0" w:lastRowFirstColumn="0" w:lastRowLastColumn="0"/>
+            <w:tcW w:w="0" w:type="auto"/>
+            <w:hideMark/>
+          </w:tcPr>
+          <w:p>
+            <w:pPr>
+              <w:rPr>
+                <w:color w:val="000000" w:themeColor="text1"/>
+              </w:rPr>
+            </w:pPr>
+            <w:r>
+              <w:rPr>
                 <w:color w:val="000000" w:themeColor="text1"/>
               </w:rPr>
               <w:t>DEVICE</w:t>
@@ -125,16 +139,13 @@
           </w:tcPr>
           <w:p>
             <w:pPr>
-              <w:spacing w:after="160" w:line="278" w:lineRule="auto"/>
               <w:cnfStyle w:val="100000000000" w:firstRow="1" w:lastRow="0" w:firstColumn="0" w:lastColumn="0" w:oddVBand="0" w:evenVBand="0" w:oddHBand="0" w:evenHBand="0" w:firstRowFirstColumn="0" w:firstRowLastColumn="0" w:lastRowFirstColumn="0" w:lastRowLastColumn="0"/>
               <w:rPr>
-                <w:rFonts w:ascii="Times New Roman" w:hAnsi="Times New Roman" w:cs="Times New Roman"/>
-                <w:color w:val="000000" w:themeColor="text1"/>
-              </w:rPr>
-            </w:pPr>
-            <w:r>
-              <w:rPr>
-                <w:rFonts w:ascii="Times New Roman" w:hAnsi="Times New Roman" w:cs="Times New Roman"/>
+                <w:color w:val="000000" w:themeColor="text1"/>
+              </w:rPr>
+            </w:pPr>
+            <w:r>
+              <w:rPr>
                 <w:color w:val="000000" w:themeColor="text1"/>
               </w:rPr>
               <w:t>Rol</w:t>
@@ -148,16 +159,13 @@
           </w:tcPr>
           <w:p>
             <w:pPr>
-              <w:spacing w:after="160" w:line="278" w:lineRule="auto"/>
               <w:cnfStyle w:val="100000000000" w:firstRow="1" w:lastRow="0" w:firstColumn="0" w:lastColumn="0" w:oddVBand="0" w:evenVBand="0" w:oddHBand="0" w:evenHBand="0" w:firstRowFirstColumn="0" w:firstRowLastColumn="0" w:lastRowFirstColumn="0" w:lastRowLastColumn="0"/>
               <w:rPr>
-                <w:rFonts w:ascii="Times New Roman" w:hAnsi="Times New Roman" w:cs="Times New Roman"/>
-                <w:color w:val="000000" w:themeColor="text1"/>
-              </w:rPr>
-            </w:pPr>
-            <w:r>
-              <w:rPr>
-                <w:rFonts w:ascii="Times New Roman" w:hAnsi="Times New Roman" w:cs="Times New Roman"/>
+                <w:color w:val="000000" w:themeColor="text1"/>
+              </w:rPr>
+            </w:pPr>
+            <w:r>
+              <w:rPr>
                 <w:color w:val="000000" w:themeColor="text1"/>
               </w:rPr>
               <w:t>DESCRIPTION</w:t>
@@ -177,15 +185,12 @@
           </w:tcPr>
           <w:p>
             <w:pPr>
-              <w:spacing w:after="160" w:line="278" w:lineRule="auto"/>
-              <w:rPr>
-                <w:rFonts w:ascii="Times New Roman" w:hAnsi="Times New Roman" w:cs="Times New Roman"/>
-                <w:color w:val="000000" w:themeColor="text1"/>
-              </w:rPr>
-            </w:pPr>
-            <w:r>
-              <w:rPr>
-                <w:rFonts w:ascii="Times New Roman" w:hAnsi="Times New Roman" w:cs="Times New Roman"/>
+              <w:rPr>
+                <w:color w:val="000000" w:themeColor="text1"/>
+              </w:rPr>
+            </w:pPr>
+            <w:r>
+              <w:rPr>
                 <w:color w:val="000000" w:themeColor="text1"/>
               </w:rPr>
               <w:t>MS1</w:t>
@@ -199,16 +204,13 @@
           </w:tcPr>
           <w:p>
             <w:pPr>
-              <w:spacing w:after="160" w:line="278" w:lineRule="auto"/>
               <w:cnfStyle w:val="000000100000" w:firstRow="0" w:lastRow="0" w:firstColumn="0" w:lastColumn="0" w:oddVBand="0" w:evenVBand="0" w:oddHBand="1" w:evenHBand="0" w:firstRowFirstColumn="0" w:firstRowLastColumn="0" w:lastRowFirstColumn="0" w:lastRowLastColumn="0"/>
               <w:rPr>
-                <w:rFonts w:ascii="Times New Roman" w:hAnsi="Times New Roman" w:cs="Times New Roman"/>
-                <w:color w:val="000000" w:themeColor="text1"/>
-              </w:rPr>
-            </w:pPr>
-            <w:r>
-              <w:rPr>
-                <w:rFonts w:ascii="Times New Roman" w:hAnsi="Times New Roman" w:cs="Times New Roman"/>
+                <w:color w:val="000000" w:themeColor="text1"/>
+              </w:rPr>
+            </w:pPr>
+            <w:r>
+              <w:rPr>
                 <w:color w:val="000000" w:themeColor="text1"/>
               </w:rPr>
               <w:t>Distribution / Core L3</w:t>
@@ -222,16 +224,13 @@
           </w:tcPr>
           <w:p>
             <w:pPr>
-              <w:spacing w:after="160" w:line="278" w:lineRule="auto"/>
               <w:cnfStyle w:val="000000100000" w:firstRow="0" w:lastRow="0" w:firstColumn="0" w:lastColumn="0" w:oddVBand="0" w:evenVBand="0" w:oddHBand="1" w:evenHBand="0" w:firstRowFirstColumn="0" w:firstRowLastColumn="0" w:lastRowFirstColumn="0" w:lastRowLastColumn="0"/>
               <w:rPr>
-                <w:rFonts w:ascii="Times New Roman" w:hAnsi="Times New Roman" w:cs="Times New Roman"/>
-                <w:color w:val="000000" w:themeColor="text1"/>
-              </w:rPr>
-            </w:pPr>
-            <w:r>
-              <w:rPr>
-                <w:rFonts w:ascii="Times New Roman" w:hAnsi="Times New Roman" w:cs="Times New Roman"/>
+                <w:color w:val="000000" w:themeColor="text1"/>
+              </w:rPr>
+            </w:pPr>
+            <w:r>
+              <w:rPr>
                 <w:color w:val="000000" w:themeColor="text1"/>
               </w:rPr>
               <w:t>Router inter-VLAN, STP root, link to firewall</w:t>
@@ -248,15 +247,12 @@
           </w:tcPr>
           <w:p>
             <w:pPr>
-              <w:spacing w:after="160" w:line="278" w:lineRule="auto"/>
-              <w:rPr>
-                <w:rFonts w:ascii="Times New Roman" w:hAnsi="Times New Roman" w:cs="Times New Roman"/>
-                <w:color w:val="000000" w:themeColor="text1"/>
-              </w:rPr>
-            </w:pPr>
-            <w:r>
-              <w:rPr>
-                <w:rFonts w:ascii="Times New Roman" w:hAnsi="Times New Roman" w:cs="Times New Roman"/>
+              <w:rPr>
+                <w:color w:val="000000" w:themeColor="text1"/>
+              </w:rPr>
+            </w:pPr>
+            <w:r>
+              <w:rPr>
                 <w:color w:val="000000" w:themeColor="text1"/>
               </w:rPr>
               <w:t>MS0</w:t>
@@ -270,16 +266,13 @@
           </w:tcPr>
           <w:p>
             <w:pPr>
-              <w:spacing w:after="160" w:line="278" w:lineRule="auto"/>
               <w:cnfStyle w:val="000000000000" w:firstRow="0" w:lastRow="0" w:firstColumn="0" w:lastColumn="0" w:oddVBand="0" w:evenVBand="0" w:oddHBand="0" w:evenHBand="0" w:firstRowFirstColumn="0" w:firstRowLastColumn="0" w:lastRowFirstColumn="0" w:lastRowLastColumn="0"/>
               <w:rPr>
-                <w:rFonts w:ascii="Times New Roman" w:hAnsi="Times New Roman" w:cs="Times New Roman"/>
-                <w:color w:val="000000" w:themeColor="text1"/>
-              </w:rPr>
-            </w:pPr>
-            <w:r>
-              <w:rPr>
-                <w:rFonts w:ascii="Times New Roman" w:hAnsi="Times New Roman" w:cs="Times New Roman"/>
+                <w:color w:val="000000" w:themeColor="text1"/>
+              </w:rPr>
+            </w:pPr>
+            <w:r>
+              <w:rPr>
                 <w:color w:val="000000" w:themeColor="text1"/>
               </w:rPr>
               <w:t>Aggregation / Core L2</w:t>
@@ -293,61 +286,16 @@
           </w:tcPr>
           <w:p>
             <w:pPr>
-              <w:spacing w:after="160" w:line="278" w:lineRule="auto"/>
               <w:cnfStyle w:val="000000000000" w:firstRow="0" w:lastRow="0" w:firstColumn="0" w:lastColumn="0" w:oddVBand="0" w:evenVBand="0" w:oddHBand="0" w:evenHBand="0" w:firstRowFirstColumn="0" w:firstRowLastColumn="0" w:lastRowFirstColumn="0" w:lastRowLastColumn="0"/>
               <w:rPr>
-                <w:rFonts w:ascii="Times New Roman" w:hAnsi="Times New Roman" w:cs="Times New Roman"/>
-                <w:color w:val="000000" w:themeColor="text1"/>
-              </w:rPr>
-            </w:pPr>
-            <w:r>
-              <w:rPr>
-                <w:rFonts w:ascii="Times New Roman" w:hAnsi="Times New Roman" w:cs="Times New Roman"/>
-                <w:color w:val="000000" w:themeColor="text1"/>
-              </w:rPr>
-              <w:t xml:space="preserve">Trunk </w:t>
-            </w:r>
-            <w:r>
-              <w:rPr>
-                <w:rFonts w:ascii="Times New Roman" w:hAnsi="Times New Roman" w:cs="Times New Roman"/>
-                <w:color w:val="000000" w:themeColor="text1"/>
-              </w:rPr>
-              <w:t>link to</w:t>
-            </w:r>
-            <w:r>
-              <w:rPr>
-                <w:rFonts w:ascii="Times New Roman" w:hAnsi="Times New Roman" w:cs="Times New Roman"/>
-                <w:color w:val="000000" w:themeColor="text1"/>
-              </w:rPr>
-              <w:t xml:space="preserve"> MS1 </w:t>
-            </w:r>
-            <w:r>
-              <w:rPr>
-                <w:rFonts w:ascii="Times New Roman" w:hAnsi="Times New Roman" w:cs="Times New Roman"/>
-                <w:color w:val="000000" w:themeColor="text1"/>
-              </w:rPr>
-              <w:t>and</w:t>
-            </w:r>
-            <w:r>
-              <w:rPr>
-                <w:rFonts w:ascii="Times New Roman" w:hAnsi="Times New Roman" w:cs="Times New Roman"/>
-                <w:color w:val="000000" w:themeColor="text1"/>
-              </w:rPr>
-              <w:t xml:space="preserve"> </w:t>
-            </w:r>
-            <w:r>
-              <w:rPr>
-                <w:rFonts w:ascii="Times New Roman" w:hAnsi="Times New Roman" w:cs="Times New Roman"/>
-                <w:color w:val="000000" w:themeColor="text1"/>
-              </w:rPr>
-              <w:t xml:space="preserve">Access </w:t>
-            </w:r>
-            <w:r>
-              <w:rPr>
-                <w:rFonts w:ascii="Times New Roman" w:hAnsi="Times New Roman" w:cs="Times New Roman"/>
-                <w:color w:val="000000" w:themeColor="text1"/>
-              </w:rPr>
-              <w:t>switches</w:t>
+                <w:color w:val="000000" w:themeColor="text1"/>
+              </w:rPr>
+            </w:pPr>
+            <w:r>
+              <w:rPr>
+                <w:color w:val="000000" w:themeColor="text1"/>
+              </w:rPr>
+              <w:t>Trunk link to MS1 and Access switches</w:t>
             </w:r>
           </w:p>
         </w:tc>
@@ -364,15 +312,12 @@
           </w:tcPr>
           <w:p>
             <w:pPr>
-              <w:spacing w:after="160" w:line="278" w:lineRule="auto"/>
-              <w:rPr>
-                <w:rFonts w:ascii="Times New Roman" w:hAnsi="Times New Roman" w:cs="Times New Roman"/>
-                <w:color w:val="000000" w:themeColor="text1"/>
-              </w:rPr>
-            </w:pPr>
-            <w:r>
-              <w:rPr>
-                <w:rFonts w:ascii="Times New Roman" w:hAnsi="Times New Roman" w:cs="Times New Roman"/>
+              <w:rPr>
+                <w:color w:val="000000" w:themeColor="text1"/>
+              </w:rPr>
+            </w:pPr>
+            <w:r>
+              <w:rPr>
                 <w:color w:val="000000" w:themeColor="text1"/>
               </w:rPr>
               <w:t>MS2</w:t>
@@ -386,16 +331,13 @@
           </w:tcPr>
           <w:p>
             <w:pPr>
-              <w:spacing w:after="160" w:line="278" w:lineRule="auto"/>
               <w:cnfStyle w:val="000000100000" w:firstRow="0" w:lastRow="0" w:firstColumn="0" w:lastColumn="0" w:oddVBand="0" w:evenVBand="0" w:oddHBand="1" w:evenHBand="0" w:firstRowFirstColumn="0" w:firstRowLastColumn="0" w:lastRowFirstColumn="0" w:lastRowLastColumn="0"/>
               <w:rPr>
-                <w:rFonts w:ascii="Times New Roman" w:hAnsi="Times New Roman" w:cs="Times New Roman"/>
-                <w:color w:val="000000" w:themeColor="text1"/>
-              </w:rPr>
-            </w:pPr>
-            <w:r>
-              <w:rPr>
-                <w:rFonts w:ascii="Times New Roman" w:hAnsi="Times New Roman" w:cs="Times New Roman"/>
+                <w:color w:val="000000" w:themeColor="text1"/>
+              </w:rPr>
+            </w:pPr>
+            <w:r>
+              <w:rPr>
                 <w:color w:val="000000" w:themeColor="text1"/>
               </w:rPr>
               <w:t>Gateway DMZ</w:t>
@@ -409,75 +351,16 @@
           </w:tcPr>
           <w:p>
             <w:pPr>
-              <w:spacing w:after="160" w:line="278" w:lineRule="auto"/>
               <w:cnfStyle w:val="000000100000" w:firstRow="0" w:lastRow="0" w:firstColumn="0" w:lastColumn="0" w:oddVBand="0" w:evenVBand="0" w:oddHBand="1" w:evenHBand="0" w:firstRowFirstColumn="0" w:firstRowLastColumn="0" w:lastRowFirstColumn="0" w:lastRowLastColumn="0"/>
               <w:rPr>
-                <w:rFonts w:ascii="Times New Roman" w:hAnsi="Times New Roman" w:cs="Times New Roman"/>
-                <w:color w:val="000000" w:themeColor="text1"/>
-              </w:rPr>
-            </w:pPr>
-            <w:r>
-              <w:rPr>
-                <w:rFonts w:ascii="Times New Roman" w:hAnsi="Times New Roman" w:cs="Times New Roman"/>
-                <w:color w:val="000000" w:themeColor="text1"/>
-              </w:rPr>
-              <w:t xml:space="preserve">Routing </w:t>
-            </w:r>
-            <w:r>
-              <w:rPr>
-                <w:rFonts w:ascii="Times New Roman" w:hAnsi="Times New Roman" w:cs="Times New Roman"/>
-                <w:color w:val="000000" w:themeColor="text1"/>
-              </w:rPr>
-              <w:t>to</w:t>
-            </w:r>
-            <w:r>
-              <w:rPr>
-                <w:rFonts w:ascii="Times New Roman" w:hAnsi="Times New Roman" w:cs="Times New Roman"/>
-                <w:color w:val="000000" w:themeColor="text1"/>
-              </w:rPr>
-              <w:t xml:space="preserve"> serv</w:t>
-            </w:r>
-            <w:r>
-              <w:rPr>
-                <w:rFonts w:ascii="Times New Roman" w:hAnsi="Times New Roman" w:cs="Times New Roman"/>
-                <w:color w:val="000000" w:themeColor="text1"/>
-              </w:rPr>
-              <w:t>ers</w:t>
-            </w:r>
-            <w:r>
-              <w:rPr>
-                <w:rFonts w:ascii="Times New Roman" w:hAnsi="Times New Roman" w:cs="Times New Roman"/>
-                <w:color w:val="000000" w:themeColor="text1"/>
-              </w:rPr>
-              <w:t xml:space="preserve">, </w:t>
-            </w:r>
-            <w:r>
-              <w:rPr>
-                <w:rFonts w:ascii="Times New Roman" w:hAnsi="Times New Roman" w:cs="Times New Roman"/>
-                <w:color w:val="000000" w:themeColor="text1"/>
-              </w:rPr>
-              <w:t xml:space="preserve">linked to </w:t>
-            </w:r>
-            <w:r>
-              <w:rPr>
-                <w:rFonts w:ascii="Times New Roman" w:hAnsi="Times New Roman" w:cs="Times New Roman"/>
-                <w:color w:val="000000" w:themeColor="text1"/>
-              </w:rPr>
-              <w:t xml:space="preserve">firewall </w:t>
-            </w:r>
-            <w:r>
-              <w:rPr>
-                <w:rFonts w:ascii="Times New Roman" w:hAnsi="Times New Roman" w:cs="Times New Roman"/>
-                <w:color w:val="000000" w:themeColor="text1"/>
-              </w:rPr>
-              <w:t>by</w:t>
-            </w:r>
-            <w:r>
-              <w:rPr>
-                <w:rFonts w:ascii="Times New Roman" w:hAnsi="Times New Roman" w:cs="Times New Roman"/>
-                <w:color w:val="000000" w:themeColor="text1"/>
-              </w:rPr>
-              <w:t xml:space="preserve"> DMZ</w:t>
+                <w:color w:val="000000" w:themeColor="text1"/>
+              </w:rPr>
+            </w:pPr>
+            <w:r>
+              <w:rPr>
+                <w:color w:val="000000" w:themeColor="text1"/>
+              </w:rPr>
+              <w:t>Routing to servers, linked to firewall by DMZ</w:t>
             </w:r>
           </w:p>
         </w:tc>
@@ -491,15 +374,12 @@
           </w:tcPr>
           <w:p>
             <w:pPr>
-              <w:spacing w:after="160" w:line="278" w:lineRule="auto"/>
-              <w:rPr>
-                <w:rFonts w:ascii="Times New Roman" w:hAnsi="Times New Roman" w:cs="Times New Roman"/>
-                <w:color w:val="000000" w:themeColor="text1"/>
-              </w:rPr>
-            </w:pPr>
-            <w:r>
-              <w:rPr>
-                <w:rFonts w:ascii="Times New Roman" w:hAnsi="Times New Roman" w:cs="Times New Roman"/>
+              <w:rPr>
+                <w:color w:val="000000" w:themeColor="text1"/>
+              </w:rPr>
+            </w:pPr>
+            <w:r>
+              <w:rPr>
                 <w:color w:val="000000" w:themeColor="text1"/>
               </w:rPr>
               <w:t>MS4, MS6, MS3, MS7</w:t>
@@ -513,63 +393,36 @@
           </w:tcPr>
           <w:p>
             <w:pPr>
-              <w:spacing w:after="160" w:line="278" w:lineRule="auto"/>
               <w:cnfStyle w:val="000000000000" w:firstRow="0" w:lastRow="0" w:firstColumn="0" w:lastColumn="0" w:oddVBand="0" w:evenVBand="0" w:oddHBand="0" w:evenHBand="0" w:firstRowFirstColumn="0" w:firstRowLastColumn="0" w:lastRowFirstColumn="0" w:lastRowLastColumn="0"/>
               <w:rPr>
-                <w:rFonts w:ascii="Times New Roman" w:hAnsi="Times New Roman" w:cs="Times New Roman"/>
-                <w:color w:val="000000" w:themeColor="text1"/>
-              </w:rPr>
-            </w:pPr>
-            <w:r>
-              <w:rPr>
-                <w:rFonts w:ascii="Times New Roman" w:hAnsi="Times New Roman" w:cs="Times New Roman"/>
-                <w:color w:val="000000" w:themeColor="text1"/>
-              </w:rPr>
-              <w:t>Acces</w:t>
-            </w:r>
-            <w:r>
-              <w:rPr>
-                <w:rFonts w:ascii="Times New Roman" w:hAnsi="Times New Roman" w:cs="Times New Roman"/>
-                <w:color w:val="000000" w:themeColor="text1"/>
-              </w:rPr>
-              <w:t>s</w:t>
-            </w:r>
-          </w:p>
-        </w:tc>
-        <w:tc>
-          <w:tcPr>
-            <w:tcW w:w="0" w:type="auto"/>
-            <w:hideMark/>
-          </w:tcPr>
-          <w:p>
-            <w:pPr>
-              <w:spacing w:after="160" w:line="278" w:lineRule="auto"/>
+                <w:color w:val="000000" w:themeColor="text1"/>
+              </w:rPr>
+            </w:pPr>
+            <w:r>
+              <w:rPr>
+                <w:color w:val="000000" w:themeColor="text1"/>
+              </w:rPr>
+              <w:t>Access</w:t>
+            </w:r>
+          </w:p>
+        </w:tc>
+        <w:tc>
+          <w:tcPr>
+            <w:tcW w:w="0" w:type="auto"/>
+            <w:hideMark/>
+          </w:tcPr>
+          <w:p>
+            <w:pPr>
               <w:cnfStyle w:val="000000000000" w:firstRow="0" w:lastRow="0" w:firstColumn="0" w:lastColumn="0" w:oddVBand="0" w:evenVBand="0" w:oddHBand="0" w:evenHBand="0" w:firstRowFirstColumn="0" w:firstRowLastColumn="0" w:lastRowFirstColumn="0" w:lastRowLastColumn="0"/>
               <w:rPr>
-                <w:rFonts w:ascii="Times New Roman" w:hAnsi="Times New Roman" w:cs="Times New Roman"/>
-                <w:color w:val="000000" w:themeColor="text1"/>
-              </w:rPr>
-            </w:pPr>
-            <w:r>
-              <w:rPr>
-                <w:rFonts w:ascii="Times New Roman" w:hAnsi="Times New Roman" w:cs="Times New Roman"/>
-                <w:color w:val="000000" w:themeColor="text1"/>
-              </w:rPr>
-              <w:t xml:space="preserve">Switches </w:t>
-            </w:r>
-            <w:r>
-              <w:rPr>
-                <w:rFonts w:ascii="Times New Roman" w:hAnsi="Times New Roman" w:cs="Times New Roman"/>
-                <w:color w:val="000000" w:themeColor="text1"/>
-              </w:rPr>
-              <w:t>via</w:t>
-            </w:r>
-            <w:r>
-              <w:rPr>
-                <w:rFonts w:ascii="Times New Roman" w:hAnsi="Times New Roman" w:cs="Times New Roman"/>
-                <w:color w:val="000000" w:themeColor="text1"/>
-              </w:rPr>
-              <w:t xml:space="preserve"> VLAN</w:t>
+                <w:color w:val="000000" w:themeColor="text1"/>
+              </w:rPr>
+            </w:pPr>
+            <w:r>
+              <w:rPr>
+                <w:color w:val="000000" w:themeColor="text1"/>
+              </w:rPr>
+              <w:t>Switches via VLAN</w:t>
             </w:r>
           </w:p>
         </w:tc>
@@ -586,15 +439,12 @@
           </w:tcPr>
           <w:p>
             <w:pPr>
-              <w:spacing w:after="160" w:line="278" w:lineRule="auto"/>
-              <w:rPr>
-                <w:rFonts w:ascii="Times New Roman" w:hAnsi="Times New Roman" w:cs="Times New Roman"/>
-                <w:color w:val="000000" w:themeColor="text1"/>
-              </w:rPr>
-            </w:pPr>
-            <w:r>
-              <w:rPr>
-                <w:rFonts w:ascii="Times New Roman" w:hAnsi="Times New Roman" w:cs="Times New Roman"/>
+              <w:rPr>
+                <w:color w:val="000000" w:themeColor="text1"/>
+              </w:rPr>
+            </w:pPr>
+            <w:r>
+              <w:rPr>
                 <w:color w:val="000000" w:themeColor="text1"/>
               </w:rPr>
               <w:t>Firewall2</w:t>
@@ -608,16 +458,13 @@
           </w:tcPr>
           <w:p>
             <w:pPr>
-              <w:spacing w:after="160" w:line="278" w:lineRule="auto"/>
               <w:cnfStyle w:val="000000100000" w:firstRow="0" w:lastRow="0" w:firstColumn="0" w:lastColumn="0" w:oddVBand="0" w:evenVBand="0" w:oddHBand="1" w:evenHBand="0" w:firstRowFirstColumn="0" w:firstRowLastColumn="0" w:lastRowFirstColumn="0" w:lastRowLastColumn="0"/>
               <w:rPr>
-                <w:rFonts w:ascii="Times New Roman" w:hAnsi="Times New Roman" w:cs="Times New Roman"/>
-                <w:color w:val="000000" w:themeColor="text1"/>
-              </w:rPr>
-            </w:pPr>
-            <w:r>
-              <w:rPr>
-                <w:rFonts w:ascii="Times New Roman" w:hAnsi="Times New Roman" w:cs="Times New Roman"/>
+                <w:color w:val="000000" w:themeColor="text1"/>
+              </w:rPr>
+            </w:pPr>
+            <w:r>
+              <w:rPr>
                 <w:color w:val="000000" w:themeColor="text1"/>
               </w:rPr>
               <w:t>Internal perimeter</w:t>
@@ -631,47 +478,16 @@
           </w:tcPr>
           <w:p>
             <w:pPr>
-              <w:spacing w:after="160" w:line="278" w:lineRule="auto"/>
               <w:cnfStyle w:val="000000100000" w:firstRow="0" w:lastRow="0" w:firstColumn="0" w:lastColumn="0" w:oddVBand="0" w:evenVBand="0" w:oddHBand="1" w:evenHBand="0" w:firstRowFirstColumn="0" w:firstRowLastColumn="0" w:lastRowFirstColumn="0" w:lastRowLastColumn="0"/>
               <w:rPr>
-                <w:rFonts w:ascii="Times New Roman" w:hAnsi="Times New Roman" w:cs="Times New Roman"/>
-                <w:color w:val="000000" w:themeColor="text1"/>
-              </w:rPr>
-            </w:pPr>
-            <w:r>
-              <w:rPr>
-                <w:rFonts w:ascii="Times New Roman" w:hAnsi="Times New Roman" w:cs="Times New Roman"/>
-                <w:color w:val="000000" w:themeColor="text1"/>
-              </w:rPr>
-              <w:t xml:space="preserve">ASA </w:t>
-            </w:r>
-            <w:r>
-              <w:rPr>
-                <w:rFonts w:ascii="Times New Roman" w:hAnsi="Times New Roman" w:cs="Times New Roman"/>
-                <w:color w:val="000000" w:themeColor="text1"/>
-              </w:rPr>
-              <w:t>between</w:t>
-            </w:r>
-            <w:r>
-              <w:rPr>
-                <w:rFonts w:ascii="Times New Roman" w:hAnsi="Times New Roman" w:cs="Times New Roman"/>
-                <w:color w:val="000000" w:themeColor="text1"/>
-              </w:rPr>
-              <w:t xml:space="preserve"> LAN </w:t>
-            </w:r>
-            <w:r>
-              <w:rPr>
-                <w:rFonts w:ascii="Times New Roman" w:hAnsi="Times New Roman" w:cs="Times New Roman"/>
-                <w:color w:val="000000" w:themeColor="text1"/>
-              </w:rPr>
-              <w:t>and</w:t>
-            </w:r>
-            <w:r>
-              <w:rPr>
-                <w:rFonts w:ascii="Times New Roman" w:hAnsi="Times New Roman" w:cs="Times New Roman"/>
-                <w:color w:val="000000" w:themeColor="text1"/>
-              </w:rPr>
-              <w:t xml:space="preserve"> DMZ</w:t>
+                <w:color w:val="000000" w:themeColor="text1"/>
+              </w:rPr>
+            </w:pPr>
+            <w:r>
+              <w:rPr>
+                <w:color w:val="000000" w:themeColor="text1"/>
+              </w:rPr>
+              <w:t>ASA between LAN and DMZ</w:t>
             </w:r>
           </w:p>
         </w:tc>
@@ -680,7 +496,6 @@
     <w:p>
       <w:pPr>
         <w:rPr>
-          <w:rFonts w:ascii="Times New Roman" w:hAnsi="Times New Roman" w:cs="Times New Roman"/>
           <w:b/>
           <w:bCs/>
           <w:color w:val="000000" w:themeColor="text1"/>
@@ -690,13 +505,11 @@
     <w:p>
       <w:pPr>
         <w:rPr>
-          <w:rFonts w:ascii="Times New Roman" w:hAnsi="Times New Roman" w:cs="Times New Roman"/>
           <w:color w:val="000000" w:themeColor="text1"/>
         </w:rPr>
       </w:pPr>
       <w:r>
         <w:rPr>
-          <w:rFonts w:ascii="Times New Roman" w:hAnsi="Times New Roman" w:cs="Times New Roman"/>
           <w:b/>
           <w:bCs/>
           <w:color w:val="000000" w:themeColor="text1"/>
@@ -705,114 +518,14 @@
       </w:r>
       <w:r>
         <w:rPr>
-          <w:rFonts w:ascii="Times New Roman" w:hAnsi="Times New Roman" w:cs="Times New Roman"/>
-          <w:color w:val="000000" w:themeColor="text1"/>
-        </w:rPr>
-        <w:t xml:space="preserve"> </w:t>
-      </w:r>
-      <w:r>
-        <w:rPr>
-          <w:rFonts w:ascii="Times New Roman" w:hAnsi="Times New Roman" w:cs="Times New Roman"/>
-          <w:color w:val="000000" w:themeColor="text1"/>
-        </w:rPr>
-        <w:t>as</w:t>
-      </w:r>
-      <w:r>
-        <w:rPr>
-          <w:rFonts w:ascii="Times New Roman" w:hAnsi="Times New Roman" w:cs="Times New Roman"/>
-          <w:color w:val="000000" w:themeColor="text1"/>
-        </w:rPr>
-        <w:t xml:space="preserve"> </w:t>
-      </w:r>
-      <w:r>
-        <w:rPr>
-          <w:rFonts w:ascii="Times New Roman" w:hAnsi="Times New Roman" w:cs="Times New Roman"/>
-          <w:color w:val="000000" w:themeColor="text1"/>
-        </w:rPr>
-        <w:t>an aggregation</w:t>
-      </w:r>
-      <w:r>
-        <w:rPr>
-          <w:rFonts w:ascii="Times New Roman" w:hAnsi="Times New Roman" w:cs="Times New Roman"/>
-          <w:color w:val="000000" w:themeColor="text1"/>
-        </w:rPr>
-        <w:t xml:space="preserve"> switch </w:t>
-      </w:r>
-      <w:r>
-        <w:rPr>
-          <w:rFonts w:ascii="Times New Roman" w:hAnsi="Times New Roman" w:cs="Times New Roman"/>
-          <w:color w:val="000000" w:themeColor="text1"/>
-        </w:rPr>
-        <w:t>linked to</w:t>
-      </w:r>
-      <w:r>
-        <w:rPr>
-          <w:rFonts w:ascii="Times New Roman" w:hAnsi="Times New Roman" w:cs="Times New Roman"/>
-          <w:color w:val="000000" w:themeColor="text1"/>
-        </w:rPr>
-        <w:t xml:space="preserve"> MS4, MS6 </w:t>
-      </w:r>
-      <w:r>
-        <w:rPr>
-          <w:rFonts w:ascii="Times New Roman" w:hAnsi="Times New Roman" w:cs="Times New Roman"/>
-          <w:color w:val="000000" w:themeColor="text1"/>
-        </w:rPr>
-        <w:t>and</w:t>
-      </w:r>
-      <w:r>
-        <w:rPr>
-          <w:rFonts w:ascii="Times New Roman" w:hAnsi="Times New Roman" w:cs="Times New Roman"/>
-          <w:color w:val="000000" w:themeColor="text1"/>
-        </w:rPr>
-        <w:t xml:space="preserve"> MS7 </w:t>
-      </w:r>
-      <w:r>
-        <w:rPr>
-          <w:rFonts w:ascii="Times New Roman" w:hAnsi="Times New Roman" w:cs="Times New Roman"/>
-          <w:color w:val="000000" w:themeColor="text1"/>
-        </w:rPr>
-        <w:t xml:space="preserve">through </w:t>
-      </w:r>
-      <w:r>
-        <w:rPr>
-          <w:rFonts w:ascii="Times New Roman" w:hAnsi="Times New Roman" w:cs="Times New Roman"/>
-          <w:color w:val="000000" w:themeColor="text1"/>
-        </w:rPr>
-        <w:t xml:space="preserve">trunks, </w:t>
-      </w:r>
-      <w:r>
-        <w:rPr>
-          <w:rFonts w:ascii="Times New Roman" w:hAnsi="Times New Roman" w:cs="Times New Roman"/>
-          <w:color w:val="000000" w:themeColor="text1"/>
-        </w:rPr>
-        <w:t>also</w:t>
-      </w:r>
-      <w:r>
-        <w:rPr>
-          <w:rFonts w:ascii="Times New Roman" w:hAnsi="Times New Roman" w:cs="Times New Roman"/>
-          <w:color w:val="000000" w:themeColor="text1"/>
-        </w:rPr>
-        <w:t xml:space="preserve"> </w:t>
-      </w:r>
-      <w:r>
-        <w:rPr>
-          <w:rFonts w:ascii="Times New Roman" w:hAnsi="Times New Roman" w:cs="Times New Roman"/>
-          <w:color w:val="000000" w:themeColor="text1"/>
-        </w:rPr>
-        <w:t xml:space="preserve">to </w:t>
-      </w:r>
-      <w:r>
-        <w:rPr>
-          <w:rFonts w:ascii="Times New Roman" w:hAnsi="Times New Roman" w:cs="Times New Roman"/>
-          <w:color w:val="000000" w:themeColor="text1"/>
-        </w:rPr>
-        <w:t>MS1.</w:t>
+          <w:color w:val="000000" w:themeColor="text1"/>
+        </w:rPr>
+        <w:t xml:space="preserve"> as an aggregation switch linked to MS4, MS6 and MS7 through trunks, also to MS1.</w:t>
       </w:r>
     </w:p>
     <w:p>
       <w:pPr>
         <w:rPr>
-          <w:rFonts w:ascii="Times New Roman" w:hAnsi="Times New Roman" w:cs="Times New Roman"/>
           <w:color w:val="000000" w:themeColor="text1"/>
         </w:rPr>
       </w:pPr>
@@ -820,22 +533,17 @@
     <w:p>
       <w:pPr>
         <w:rPr>
-          <w:rFonts w:ascii="Times New Roman" w:hAnsi="Times New Roman" w:cs="Times New Roman"/>
           <w:color w:val="000000" w:themeColor="text1"/>
         </w:rPr>
       </w:pPr>
       <w:r>
         <w:rPr>
-          <w:rFonts w:ascii="Times New Roman" w:hAnsi="Times New Roman" w:cs="Times New Roman"/>
-          <w:b/>
-          <w:bCs/>
-          <w:color w:val="000000" w:themeColor="text1"/>
+          <w:rStyle w:val="Heading1Char"/>
         </w:rPr>
         <w:t>VLAN Design</w:t>
       </w:r>
       <w:r>
         <w:rPr>
-          <w:rFonts w:ascii="Times New Roman" w:hAnsi="Times New Roman" w:cs="Times New Roman"/>
           <w:color w:val="000000" w:themeColor="text1"/>
         </w:rPr>
         <w:br/>
@@ -844,16 +552,16 @@
     </w:p>
     <w:tbl>
       <w:tblPr>
-        <w:tblStyle w:val="PlainTable3"/>
+        <w:tblStyle w:val="GridTable5Dark-Accent1"/>
         <w:tblW w:w="0" w:type="auto"/>
         <w:tblLook w:val="04A0" w:firstRow="1" w:lastRow="0" w:firstColumn="1" w:lastColumn="0" w:noHBand="0" w:noVBand="1"/>
       </w:tblPr>
       <w:tblGrid>
-        <w:gridCol w:w="897"/>
-        <w:gridCol w:w="1890"/>
-        <w:gridCol w:w="1783"/>
-        <w:gridCol w:w="2163"/>
-        <w:gridCol w:w="2210"/>
+        <w:gridCol w:w="761"/>
+        <w:gridCol w:w="1661"/>
+        <w:gridCol w:w="1662"/>
+        <w:gridCol w:w="1984"/>
+        <w:gridCol w:w="1617"/>
       </w:tblGrid>
       <w:tr>
         <w:trPr>
@@ -861,28 +569,19 @@
         </w:trPr>
         <w:tc>
           <w:tcPr>
-            <w:cnfStyle w:val="001000000100" w:firstRow="0" w:lastRow="0" w:firstColumn="1" w:lastColumn="0" w:oddVBand="0" w:evenVBand="0" w:oddHBand="0" w:evenHBand="0" w:firstRowFirstColumn="1" w:firstRowLastColumn="0" w:lastRowFirstColumn="0" w:lastRowLastColumn="0"/>
-            <w:tcW w:w="0" w:type="auto"/>
-            <w:hideMark/>
-          </w:tcPr>
-          <w:p>
-            <w:pPr>
-              <w:jc w:val="center"/>
-              <w:rPr>
-                <w:rFonts w:ascii="Times New Roman" w:eastAsia="Times New Roman" w:hAnsi="Times New Roman" w:cs="Times New Roman"/>
-                <w:color w:val="000000" w:themeColor="text1"/>
-                <w:kern w:val="0"/>
-                <w:lang w:eastAsia="en-GB"/>
-                <w14:ligatures w14:val="none"/>
-              </w:rPr>
-            </w:pPr>
-            <w:r>
-              <w:rPr>
-                <w:rFonts w:ascii="Times New Roman" w:eastAsia="Times New Roman" w:hAnsi="Times New Roman" w:cs="Times New Roman"/>
-                <w:color w:val="000000" w:themeColor="text1"/>
-                <w:kern w:val="0"/>
-                <w:lang w:eastAsia="en-GB"/>
-                <w14:ligatures w14:val="none"/>
+            <w:cnfStyle w:val="001000000000" w:firstRow="0" w:lastRow="0" w:firstColumn="1" w:lastColumn="0" w:oddVBand="0" w:evenVBand="0" w:oddHBand="0" w:evenHBand="0" w:firstRowFirstColumn="0" w:firstRowLastColumn="0" w:lastRowFirstColumn="0" w:lastRowLastColumn="0"/>
+            <w:tcW w:w="0" w:type="auto"/>
+            <w:hideMark/>
+          </w:tcPr>
+          <w:p>
+            <w:pPr>
+              <w:rPr>
+                <w:color w:val="000000" w:themeColor="text1"/>
+              </w:rPr>
+            </w:pPr>
+            <w:r>
+              <w:rPr>
+                <w:color w:val="000000" w:themeColor="text1"/>
               </w:rPr>
               <w:t>VLAN</w:t>
             </w:r>
@@ -895,23 +594,14 @@
           </w:tcPr>
           <w:p>
             <w:pPr>
-              <w:jc w:val="center"/>
               <w:cnfStyle w:val="100000000000" w:firstRow="1" w:lastRow="0" w:firstColumn="0" w:lastColumn="0" w:oddVBand="0" w:evenVBand="0" w:oddHBand="0" w:evenHBand="0" w:firstRowFirstColumn="0" w:firstRowLastColumn="0" w:lastRowFirstColumn="0" w:lastRowLastColumn="0"/>
               <w:rPr>
-                <w:rFonts w:ascii="Times New Roman" w:eastAsia="Times New Roman" w:hAnsi="Times New Roman" w:cs="Times New Roman"/>
-                <w:color w:val="000000" w:themeColor="text1"/>
-                <w:kern w:val="0"/>
-                <w:lang w:eastAsia="en-GB"/>
-                <w14:ligatures w14:val="none"/>
-              </w:rPr>
-            </w:pPr>
-            <w:r>
-              <w:rPr>
-                <w:rFonts w:ascii="Times New Roman" w:eastAsia="Times New Roman" w:hAnsi="Times New Roman" w:cs="Times New Roman"/>
-                <w:color w:val="000000" w:themeColor="text1"/>
-                <w:kern w:val="0"/>
-                <w:lang w:eastAsia="en-GB"/>
-                <w14:ligatures w14:val="none"/>
+                <w:color w:val="000000" w:themeColor="text1"/>
+              </w:rPr>
+            </w:pPr>
+            <w:r>
+              <w:rPr>
+                <w:color w:val="000000" w:themeColor="text1"/>
               </w:rPr>
               <w:t>name</w:t>
             </w:r>
@@ -924,23 +614,14 @@
           </w:tcPr>
           <w:p>
             <w:pPr>
-              <w:jc w:val="center"/>
               <w:cnfStyle w:val="100000000000" w:firstRow="1" w:lastRow="0" w:firstColumn="0" w:lastColumn="0" w:oddVBand="0" w:evenVBand="0" w:oddHBand="0" w:evenHBand="0" w:firstRowFirstColumn="0" w:firstRowLastColumn="0" w:lastRowFirstColumn="0" w:lastRowLastColumn="0"/>
               <w:rPr>
-                <w:rFonts w:ascii="Times New Roman" w:eastAsia="Times New Roman" w:hAnsi="Times New Roman" w:cs="Times New Roman"/>
-                <w:color w:val="000000" w:themeColor="text1"/>
-                <w:kern w:val="0"/>
-                <w:lang w:eastAsia="en-GB"/>
-                <w14:ligatures w14:val="none"/>
-              </w:rPr>
-            </w:pPr>
-            <w:r>
-              <w:rPr>
-                <w:rFonts w:ascii="Times New Roman" w:eastAsia="Times New Roman" w:hAnsi="Times New Roman" w:cs="Times New Roman"/>
-                <w:color w:val="000000" w:themeColor="text1"/>
-                <w:kern w:val="0"/>
-                <w:lang w:eastAsia="en-GB"/>
-                <w14:ligatures w14:val="none"/>
+                <w:color w:val="000000" w:themeColor="text1"/>
+              </w:rPr>
+            </w:pPr>
+            <w:r>
+              <w:rPr>
+                <w:color w:val="000000" w:themeColor="text1"/>
               </w:rPr>
               <w:t>network</w:t>
             </w:r>
@@ -953,23 +634,14 @@
           </w:tcPr>
           <w:p>
             <w:pPr>
-              <w:jc w:val="center"/>
               <w:cnfStyle w:val="100000000000" w:firstRow="1" w:lastRow="0" w:firstColumn="0" w:lastColumn="0" w:oddVBand="0" w:evenVBand="0" w:oddHBand="0" w:evenHBand="0" w:firstRowFirstColumn="0" w:firstRowLastColumn="0" w:lastRowFirstColumn="0" w:lastRowLastColumn="0"/>
               <w:rPr>
-                <w:rFonts w:ascii="Times New Roman" w:eastAsia="Times New Roman" w:hAnsi="Times New Roman" w:cs="Times New Roman"/>
-                <w:color w:val="000000" w:themeColor="text1"/>
-                <w:kern w:val="0"/>
-                <w:lang w:eastAsia="en-GB"/>
-                <w14:ligatures w14:val="none"/>
-              </w:rPr>
-            </w:pPr>
-            <w:r>
-              <w:rPr>
-                <w:rFonts w:ascii="Times New Roman" w:eastAsia="Times New Roman" w:hAnsi="Times New Roman" w:cs="Times New Roman"/>
-                <w:color w:val="000000" w:themeColor="text1"/>
-                <w:kern w:val="0"/>
-                <w:lang w:eastAsia="en-GB"/>
-                <w14:ligatures w14:val="none"/>
+                <w:color w:val="000000" w:themeColor="text1"/>
+              </w:rPr>
+            </w:pPr>
+            <w:r>
+              <w:rPr>
+                <w:color w:val="000000" w:themeColor="text1"/>
               </w:rPr>
               <w:t>Gateway</w:t>
             </w:r>
@@ -982,23 +654,14 @@
           </w:tcPr>
           <w:p>
             <w:pPr>
-              <w:jc w:val="center"/>
               <w:cnfStyle w:val="100000000000" w:firstRow="1" w:lastRow="0" w:firstColumn="0" w:lastColumn="0" w:oddVBand="0" w:evenVBand="0" w:oddHBand="0" w:evenHBand="0" w:firstRowFirstColumn="0" w:firstRowLastColumn="0" w:lastRowFirstColumn="0" w:lastRowLastColumn="0"/>
               <w:rPr>
-                <w:rFonts w:ascii="Times New Roman" w:eastAsia="Times New Roman" w:hAnsi="Times New Roman" w:cs="Times New Roman"/>
-                <w:color w:val="000000" w:themeColor="text1"/>
-                <w:kern w:val="0"/>
-                <w:lang w:eastAsia="en-GB"/>
-                <w14:ligatures w14:val="none"/>
-              </w:rPr>
-            </w:pPr>
-            <w:r>
-              <w:rPr>
-                <w:rFonts w:ascii="Times New Roman" w:eastAsia="Times New Roman" w:hAnsi="Times New Roman" w:cs="Times New Roman"/>
-                <w:color w:val="000000" w:themeColor="text1"/>
-                <w:kern w:val="0"/>
-                <w:lang w:eastAsia="en-GB"/>
-                <w14:ligatures w14:val="none"/>
+                <w:color w:val="000000" w:themeColor="text1"/>
+              </w:rPr>
+            </w:pPr>
+            <w:r>
+              <w:rPr>
+                <w:color w:val="000000" w:themeColor="text1"/>
               </w:rPr>
               <w:t>Access Switch</w:t>
             </w:r>
@@ -1018,20 +681,12 @@
           <w:p>
             <w:pPr>
               <w:rPr>
-                <w:rFonts w:ascii="Times New Roman" w:eastAsia="Times New Roman" w:hAnsi="Times New Roman" w:cs="Times New Roman"/>
-                <w:color w:val="000000" w:themeColor="text1"/>
-                <w:kern w:val="0"/>
-                <w:lang w:eastAsia="en-GB"/>
-                <w14:ligatures w14:val="none"/>
-              </w:rPr>
-            </w:pPr>
-            <w:r>
-              <w:rPr>
-                <w:rFonts w:ascii="Times New Roman" w:eastAsia="Times New Roman" w:hAnsi="Times New Roman" w:cs="Times New Roman"/>
-                <w:color w:val="000000" w:themeColor="text1"/>
-                <w:kern w:val="0"/>
-                <w:lang w:eastAsia="en-GB"/>
-                <w14:ligatures w14:val="none"/>
+                <w:color w:val="000000" w:themeColor="text1"/>
+              </w:rPr>
+            </w:pPr>
+            <w:r>
+              <w:rPr>
+                <w:color w:val="000000" w:themeColor="text1"/>
               </w:rPr>
               <w:t>10</w:t>
             </w:r>
@@ -1046,20 +701,12 @@
             <w:pPr>
               <w:cnfStyle w:val="000000100000" w:firstRow="0" w:lastRow="0" w:firstColumn="0" w:lastColumn="0" w:oddVBand="0" w:evenVBand="0" w:oddHBand="1" w:evenHBand="0" w:firstRowFirstColumn="0" w:firstRowLastColumn="0" w:lastRowFirstColumn="0" w:lastRowLastColumn="0"/>
               <w:rPr>
-                <w:rFonts w:ascii="Times New Roman" w:eastAsia="Times New Roman" w:hAnsi="Times New Roman" w:cs="Times New Roman"/>
-                <w:color w:val="000000" w:themeColor="text1"/>
-                <w:kern w:val="0"/>
-                <w:lang w:eastAsia="en-GB"/>
-                <w14:ligatures w14:val="none"/>
-              </w:rPr>
-            </w:pPr>
-            <w:r>
-              <w:rPr>
-                <w:rFonts w:ascii="Times New Roman" w:eastAsia="Times New Roman" w:hAnsi="Times New Roman" w:cs="Times New Roman"/>
-                <w:color w:val="000000" w:themeColor="text1"/>
-                <w:kern w:val="0"/>
-                <w:lang w:eastAsia="en-GB"/>
-                <w14:ligatures w14:val="none"/>
+                <w:color w:val="000000" w:themeColor="text1"/>
+              </w:rPr>
+            </w:pPr>
+            <w:r>
+              <w:rPr>
+                <w:color w:val="000000" w:themeColor="text1"/>
               </w:rPr>
               <w:t>LAB1</w:t>
             </w:r>
@@ -1074,20 +721,12 @@
             <w:pPr>
               <w:cnfStyle w:val="000000100000" w:firstRow="0" w:lastRow="0" w:firstColumn="0" w:lastColumn="0" w:oddVBand="0" w:evenVBand="0" w:oddHBand="1" w:evenHBand="0" w:firstRowFirstColumn="0" w:firstRowLastColumn="0" w:lastRowFirstColumn="0" w:lastRowLastColumn="0"/>
               <w:rPr>
-                <w:rFonts w:ascii="Times New Roman" w:eastAsia="Times New Roman" w:hAnsi="Times New Roman" w:cs="Times New Roman"/>
-                <w:color w:val="000000" w:themeColor="text1"/>
-                <w:kern w:val="0"/>
-                <w:lang w:eastAsia="en-GB"/>
-                <w14:ligatures w14:val="none"/>
-              </w:rPr>
-            </w:pPr>
-            <w:r>
-              <w:rPr>
-                <w:rFonts w:ascii="Times New Roman" w:eastAsia="Times New Roman" w:hAnsi="Times New Roman" w:cs="Times New Roman"/>
-                <w:color w:val="000000" w:themeColor="text1"/>
-                <w:kern w:val="0"/>
-                <w:lang w:eastAsia="en-GB"/>
-                <w14:ligatures w14:val="none"/>
+                <w:color w:val="000000" w:themeColor="text1"/>
+              </w:rPr>
+            </w:pPr>
+            <w:r>
+              <w:rPr>
+                <w:color w:val="000000" w:themeColor="text1"/>
               </w:rPr>
               <w:t>192.168.10.0/24</w:t>
             </w:r>
@@ -1102,20 +741,12 @@
             <w:pPr>
               <w:cnfStyle w:val="000000100000" w:firstRow="0" w:lastRow="0" w:firstColumn="0" w:lastColumn="0" w:oddVBand="0" w:evenVBand="0" w:oddHBand="1" w:evenHBand="0" w:firstRowFirstColumn="0" w:firstRowLastColumn="0" w:lastRowFirstColumn="0" w:lastRowLastColumn="0"/>
               <w:rPr>
-                <w:rFonts w:ascii="Times New Roman" w:eastAsia="Times New Roman" w:hAnsi="Times New Roman" w:cs="Times New Roman"/>
-                <w:color w:val="000000" w:themeColor="text1"/>
-                <w:kern w:val="0"/>
-                <w:lang w:eastAsia="en-GB"/>
-                <w14:ligatures w14:val="none"/>
-              </w:rPr>
-            </w:pPr>
-            <w:r>
-              <w:rPr>
-                <w:rFonts w:ascii="Times New Roman" w:eastAsia="Times New Roman" w:hAnsi="Times New Roman" w:cs="Times New Roman"/>
-                <w:color w:val="000000" w:themeColor="text1"/>
-                <w:kern w:val="0"/>
-                <w:lang w:eastAsia="en-GB"/>
-                <w14:ligatures w14:val="none"/>
+                <w:color w:val="000000" w:themeColor="text1"/>
+              </w:rPr>
+            </w:pPr>
+            <w:r>
+              <w:rPr>
+                <w:color w:val="000000" w:themeColor="text1"/>
               </w:rPr>
               <w:t>192.168.10.1 (MS1)</w:t>
             </w:r>
@@ -1130,20 +761,12 @@
             <w:pPr>
               <w:cnfStyle w:val="000000100000" w:firstRow="0" w:lastRow="0" w:firstColumn="0" w:lastColumn="0" w:oddVBand="0" w:evenVBand="0" w:oddHBand="1" w:evenHBand="0" w:firstRowFirstColumn="0" w:firstRowLastColumn="0" w:lastRowFirstColumn="0" w:lastRowLastColumn="0"/>
               <w:rPr>
-                <w:rFonts w:ascii="Times New Roman" w:eastAsia="Times New Roman" w:hAnsi="Times New Roman" w:cs="Times New Roman"/>
-                <w:color w:val="000000" w:themeColor="text1"/>
-                <w:kern w:val="0"/>
-                <w:lang w:eastAsia="en-GB"/>
-                <w14:ligatures w14:val="none"/>
-              </w:rPr>
-            </w:pPr>
-            <w:r>
-              <w:rPr>
-                <w:rFonts w:ascii="Times New Roman" w:eastAsia="Times New Roman" w:hAnsi="Times New Roman" w:cs="Times New Roman"/>
-                <w:color w:val="000000" w:themeColor="text1"/>
-                <w:kern w:val="0"/>
-                <w:lang w:eastAsia="en-GB"/>
-                <w14:ligatures w14:val="none"/>
+                <w:color w:val="000000" w:themeColor="text1"/>
+              </w:rPr>
+            </w:pPr>
+            <w:r>
+              <w:rPr>
+                <w:color w:val="000000" w:themeColor="text1"/>
               </w:rPr>
               <w:t>MS4</w:t>
             </w:r>
@@ -1160,20 +783,12 @@
           <w:p>
             <w:pPr>
               <w:rPr>
-                <w:rFonts w:ascii="Times New Roman" w:eastAsia="Times New Roman" w:hAnsi="Times New Roman" w:cs="Times New Roman"/>
-                <w:color w:val="000000" w:themeColor="text1"/>
-                <w:kern w:val="0"/>
-                <w:lang w:eastAsia="en-GB"/>
-                <w14:ligatures w14:val="none"/>
-              </w:rPr>
-            </w:pPr>
-            <w:r>
-              <w:rPr>
-                <w:rFonts w:ascii="Times New Roman" w:eastAsia="Times New Roman" w:hAnsi="Times New Roman" w:cs="Times New Roman"/>
-                <w:color w:val="000000" w:themeColor="text1"/>
-                <w:kern w:val="0"/>
-                <w:lang w:eastAsia="en-GB"/>
-                <w14:ligatures w14:val="none"/>
+                <w:color w:val="000000" w:themeColor="text1"/>
+              </w:rPr>
+            </w:pPr>
+            <w:r>
+              <w:rPr>
+                <w:color w:val="000000" w:themeColor="text1"/>
               </w:rPr>
               <w:t>20</w:t>
             </w:r>
@@ -1188,20 +803,12 @@
             <w:pPr>
               <w:cnfStyle w:val="000000000000" w:firstRow="0" w:lastRow="0" w:firstColumn="0" w:lastColumn="0" w:oddVBand="0" w:evenVBand="0" w:oddHBand="0" w:evenHBand="0" w:firstRowFirstColumn="0" w:firstRowLastColumn="0" w:lastRowFirstColumn="0" w:lastRowLastColumn="0"/>
               <w:rPr>
-                <w:rFonts w:ascii="Times New Roman" w:eastAsia="Times New Roman" w:hAnsi="Times New Roman" w:cs="Times New Roman"/>
-                <w:color w:val="000000" w:themeColor="text1"/>
-                <w:kern w:val="0"/>
-                <w:lang w:eastAsia="en-GB"/>
-                <w14:ligatures w14:val="none"/>
-              </w:rPr>
-            </w:pPr>
-            <w:r>
-              <w:rPr>
-                <w:rFonts w:ascii="Times New Roman" w:eastAsia="Times New Roman" w:hAnsi="Times New Roman" w:cs="Times New Roman"/>
-                <w:color w:val="000000" w:themeColor="text1"/>
-                <w:kern w:val="0"/>
-                <w:lang w:eastAsia="en-GB"/>
-                <w14:ligatures w14:val="none"/>
+                <w:color w:val="000000" w:themeColor="text1"/>
+              </w:rPr>
+            </w:pPr>
+            <w:r>
+              <w:rPr>
+                <w:color w:val="000000" w:themeColor="text1"/>
               </w:rPr>
               <w:t>LAB2</w:t>
             </w:r>
@@ -1216,20 +823,12 @@
             <w:pPr>
               <w:cnfStyle w:val="000000000000" w:firstRow="0" w:lastRow="0" w:firstColumn="0" w:lastColumn="0" w:oddVBand="0" w:evenVBand="0" w:oddHBand="0" w:evenHBand="0" w:firstRowFirstColumn="0" w:firstRowLastColumn="0" w:lastRowFirstColumn="0" w:lastRowLastColumn="0"/>
               <w:rPr>
-                <w:rFonts w:ascii="Times New Roman" w:eastAsia="Times New Roman" w:hAnsi="Times New Roman" w:cs="Times New Roman"/>
-                <w:color w:val="000000" w:themeColor="text1"/>
-                <w:kern w:val="0"/>
-                <w:lang w:eastAsia="en-GB"/>
-                <w14:ligatures w14:val="none"/>
-              </w:rPr>
-            </w:pPr>
-            <w:r>
-              <w:rPr>
-                <w:rFonts w:ascii="Times New Roman" w:eastAsia="Times New Roman" w:hAnsi="Times New Roman" w:cs="Times New Roman"/>
-                <w:color w:val="000000" w:themeColor="text1"/>
-                <w:kern w:val="0"/>
-                <w:lang w:eastAsia="en-GB"/>
-                <w14:ligatures w14:val="none"/>
+                <w:color w:val="000000" w:themeColor="text1"/>
+              </w:rPr>
+            </w:pPr>
+            <w:r>
+              <w:rPr>
+                <w:color w:val="000000" w:themeColor="text1"/>
               </w:rPr>
               <w:t>192.168.20.0/24</w:t>
             </w:r>
@@ -1244,20 +843,12 @@
             <w:pPr>
               <w:cnfStyle w:val="000000000000" w:firstRow="0" w:lastRow="0" w:firstColumn="0" w:lastColumn="0" w:oddVBand="0" w:evenVBand="0" w:oddHBand="0" w:evenHBand="0" w:firstRowFirstColumn="0" w:firstRowLastColumn="0" w:lastRowFirstColumn="0" w:lastRowLastColumn="0"/>
               <w:rPr>
-                <w:rFonts w:ascii="Times New Roman" w:eastAsia="Times New Roman" w:hAnsi="Times New Roman" w:cs="Times New Roman"/>
-                <w:color w:val="000000" w:themeColor="text1"/>
-                <w:kern w:val="0"/>
-                <w:lang w:eastAsia="en-GB"/>
-                <w14:ligatures w14:val="none"/>
-              </w:rPr>
-            </w:pPr>
-            <w:r>
-              <w:rPr>
-                <w:rFonts w:ascii="Times New Roman" w:eastAsia="Times New Roman" w:hAnsi="Times New Roman" w:cs="Times New Roman"/>
-                <w:color w:val="000000" w:themeColor="text1"/>
-                <w:kern w:val="0"/>
-                <w:lang w:eastAsia="en-GB"/>
-                <w14:ligatures w14:val="none"/>
+                <w:color w:val="000000" w:themeColor="text1"/>
+              </w:rPr>
+            </w:pPr>
+            <w:r>
+              <w:rPr>
+                <w:color w:val="000000" w:themeColor="text1"/>
               </w:rPr>
               <w:t>192.168.20.1 (MS1)</w:t>
             </w:r>
@@ -1272,20 +863,12 @@
             <w:pPr>
               <w:cnfStyle w:val="000000000000" w:firstRow="0" w:lastRow="0" w:firstColumn="0" w:lastColumn="0" w:oddVBand="0" w:evenVBand="0" w:oddHBand="0" w:evenHBand="0" w:firstRowFirstColumn="0" w:firstRowLastColumn="0" w:lastRowFirstColumn="0" w:lastRowLastColumn="0"/>
               <w:rPr>
-                <w:rFonts w:ascii="Times New Roman" w:eastAsia="Times New Roman" w:hAnsi="Times New Roman" w:cs="Times New Roman"/>
-                <w:color w:val="000000" w:themeColor="text1"/>
-                <w:kern w:val="0"/>
-                <w:lang w:eastAsia="en-GB"/>
-                <w14:ligatures w14:val="none"/>
-              </w:rPr>
-            </w:pPr>
-            <w:r>
-              <w:rPr>
-                <w:rFonts w:ascii="Times New Roman" w:eastAsia="Times New Roman" w:hAnsi="Times New Roman" w:cs="Times New Roman"/>
-                <w:color w:val="000000" w:themeColor="text1"/>
-                <w:kern w:val="0"/>
-                <w:lang w:eastAsia="en-GB"/>
-                <w14:ligatures w14:val="none"/>
+                <w:color w:val="000000" w:themeColor="text1"/>
+              </w:rPr>
+            </w:pPr>
+            <w:r>
+              <w:rPr>
+                <w:color w:val="000000" w:themeColor="text1"/>
               </w:rPr>
               <w:t>MS6</w:t>
             </w:r>
@@ -1305,20 +888,12 @@
           <w:p>
             <w:pPr>
               <w:rPr>
-                <w:rFonts w:ascii="Times New Roman" w:eastAsia="Times New Roman" w:hAnsi="Times New Roman" w:cs="Times New Roman"/>
-                <w:color w:val="000000" w:themeColor="text1"/>
-                <w:kern w:val="0"/>
-                <w:lang w:eastAsia="en-GB"/>
-                <w14:ligatures w14:val="none"/>
-              </w:rPr>
-            </w:pPr>
-            <w:r>
-              <w:rPr>
-                <w:rFonts w:ascii="Times New Roman" w:eastAsia="Times New Roman" w:hAnsi="Times New Roman" w:cs="Times New Roman"/>
-                <w:color w:val="000000" w:themeColor="text1"/>
-                <w:kern w:val="0"/>
-                <w:lang w:eastAsia="en-GB"/>
-                <w14:ligatures w14:val="none"/>
+                <w:color w:val="000000" w:themeColor="text1"/>
+              </w:rPr>
+            </w:pPr>
+            <w:r>
+              <w:rPr>
+                <w:color w:val="000000" w:themeColor="text1"/>
               </w:rPr>
               <w:t>30</w:t>
             </w:r>
@@ -1333,20 +908,12 @@
             <w:pPr>
               <w:cnfStyle w:val="000000100000" w:firstRow="0" w:lastRow="0" w:firstColumn="0" w:lastColumn="0" w:oddVBand="0" w:evenVBand="0" w:oddHBand="1" w:evenHBand="0" w:firstRowFirstColumn="0" w:firstRowLastColumn="0" w:lastRowFirstColumn="0" w:lastRowLastColumn="0"/>
               <w:rPr>
-                <w:rFonts w:ascii="Times New Roman" w:eastAsia="Times New Roman" w:hAnsi="Times New Roman" w:cs="Times New Roman"/>
-                <w:color w:val="000000" w:themeColor="text1"/>
-                <w:kern w:val="0"/>
-                <w:lang w:eastAsia="en-GB"/>
-                <w14:ligatures w14:val="none"/>
-              </w:rPr>
-            </w:pPr>
-            <w:r>
-              <w:rPr>
-                <w:rFonts w:ascii="Times New Roman" w:eastAsia="Times New Roman" w:hAnsi="Times New Roman" w:cs="Times New Roman"/>
-                <w:color w:val="000000" w:themeColor="text1"/>
-                <w:kern w:val="0"/>
-                <w:lang w:eastAsia="en-GB"/>
-                <w14:ligatures w14:val="none"/>
+                <w:color w:val="000000" w:themeColor="text1"/>
+              </w:rPr>
+            </w:pPr>
+            <w:r>
+              <w:rPr>
+                <w:color w:val="000000" w:themeColor="text1"/>
               </w:rPr>
               <w:t>ADMIN</w:t>
             </w:r>
@@ -1361,20 +928,12 @@
             <w:pPr>
               <w:cnfStyle w:val="000000100000" w:firstRow="0" w:lastRow="0" w:firstColumn="0" w:lastColumn="0" w:oddVBand="0" w:evenVBand="0" w:oddHBand="1" w:evenHBand="0" w:firstRowFirstColumn="0" w:firstRowLastColumn="0" w:lastRowFirstColumn="0" w:lastRowLastColumn="0"/>
               <w:rPr>
-                <w:rFonts w:ascii="Times New Roman" w:eastAsia="Times New Roman" w:hAnsi="Times New Roman" w:cs="Times New Roman"/>
-                <w:color w:val="000000" w:themeColor="text1"/>
-                <w:kern w:val="0"/>
-                <w:lang w:eastAsia="en-GB"/>
-                <w14:ligatures w14:val="none"/>
-              </w:rPr>
-            </w:pPr>
-            <w:r>
-              <w:rPr>
-                <w:rFonts w:ascii="Times New Roman" w:eastAsia="Times New Roman" w:hAnsi="Times New Roman" w:cs="Times New Roman"/>
-                <w:color w:val="000000" w:themeColor="text1"/>
-                <w:kern w:val="0"/>
-                <w:lang w:eastAsia="en-GB"/>
-                <w14:ligatures w14:val="none"/>
+                <w:color w:val="000000" w:themeColor="text1"/>
+              </w:rPr>
+            </w:pPr>
+            <w:r>
+              <w:rPr>
+                <w:color w:val="000000" w:themeColor="text1"/>
               </w:rPr>
               <w:t>192.168.30.0/24</w:t>
             </w:r>
@@ -1389,20 +948,12 @@
             <w:pPr>
               <w:cnfStyle w:val="000000100000" w:firstRow="0" w:lastRow="0" w:firstColumn="0" w:lastColumn="0" w:oddVBand="0" w:evenVBand="0" w:oddHBand="1" w:evenHBand="0" w:firstRowFirstColumn="0" w:firstRowLastColumn="0" w:lastRowFirstColumn="0" w:lastRowLastColumn="0"/>
               <w:rPr>
-                <w:rFonts w:ascii="Times New Roman" w:eastAsia="Times New Roman" w:hAnsi="Times New Roman" w:cs="Times New Roman"/>
-                <w:color w:val="000000" w:themeColor="text1"/>
-                <w:kern w:val="0"/>
-                <w:lang w:eastAsia="en-GB"/>
-                <w14:ligatures w14:val="none"/>
-              </w:rPr>
-            </w:pPr>
-            <w:r>
-              <w:rPr>
-                <w:rFonts w:ascii="Times New Roman" w:eastAsia="Times New Roman" w:hAnsi="Times New Roman" w:cs="Times New Roman"/>
-                <w:color w:val="000000" w:themeColor="text1"/>
-                <w:kern w:val="0"/>
-                <w:lang w:eastAsia="en-GB"/>
-                <w14:ligatures w14:val="none"/>
+                <w:color w:val="000000" w:themeColor="text1"/>
+              </w:rPr>
+            </w:pPr>
+            <w:r>
+              <w:rPr>
+                <w:color w:val="000000" w:themeColor="text1"/>
               </w:rPr>
               <w:t>192.168.30.1 (MS1)</w:t>
             </w:r>
@@ -1417,20 +968,12 @@
             <w:pPr>
               <w:cnfStyle w:val="000000100000" w:firstRow="0" w:lastRow="0" w:firstColumn="0" w:lastColumn="0" w:oddVBand="0" w:evenVBand="0" w:oddHBand="1" w:evenHBand="0" w:firstRowFirstColumn="0" w:firstRowLastColumn="0" w:lastRowFirstColumn="0" w:lastRowLastColumn="0"/>
               <w:rPr>
-                <w:rFonts w:ascii="Times New Roman" w:eastAsia="Times New Roman" w:hAnsi="Times New Roman" w:cs="Times New Roman"/>
-                <w:color w:val="000000" w:themeColor="text1"/>
-                <w:kern w:val="0"/>
-                <w:lang w:eastAsia="en-GB"/>
-                <w14:ligatures w14:val="none"/>
-              </w:rPr>
-            </w:pPr>
-            <w:r>
-              <w:rPr>
-                <w:rFonts w:ascii="Times New Roman" w:eastAsia="Times New Roman" w:hAnsi="Times New Roman" w:cs="Times New Roman"/>
-                <w:color w:val="000000" w:themeColor="text1"/>
-                <w:kern w:val="0"/>
-                <w:lang w:eastAsia="en-GB"/>
-                <w14:ligatures w14:val="none"/>
+                <w:color w:val="000000" w:themeColor="text1"/>
+              </w:rPr>
+            </w:pPr>
+            <w:r>
+              <w:rPr>
+                <w:color w:val="000000" w:themeColor="text1"/>
               </w:rPr>
               <w:t>MS3</w:t>
             </w:r>
@@ -1447,20 +990,12 @@
           <w:p>
             <w:pPr>
               <w:rPr>
-                <w:rFonts w:ascii="Times New Roman" w:eastAsia="Times New Roman" w:hAnsi="Times New Roman" w:cs="Times New Roman"/>
-                <w:color w:val="000000" w:themeColor="text1"/>
-                <w:kern w:val="0"/>
-                <w:lang w:eastAsia="en-GB"/>
-                <w14:ligatures w14:val="none"/>
-              </w:rPr>
-            </w:pPr>
-            <w:r>
-              <w:rPr>
-                <w:rFonts w:ascii="Times New Roman" w:eastAsia="Times New Roman" w:hAnsi="Times New Roman" w:cs="Times New Roman"/>
-                <w:color w:val="000000" w:themeColor="text1"/>
-                <w:kern w:val="0"/>
-                <w:lang w:eastAsia="en-GB"/>
-                <w14:ligatures w14:val="none"/>
+                <w:color w:val="000000" w:themeColor="text1"/>
+              </w:rPr>
+            </w:pPr>
+            <w:r>
+              <w:rPr>
+                <w:color w:val="000000" w:themeColor="text1"/>
               </w:rPr>
               <w:t>40</w:t>
             </w:r>
@@ -1475,20 +1010,12 @@
             <w:pPr>
               <w:cnfStyle w:val="000000000000" w:firstRow="0" w:lastRow="0" w:firstColumn="0" w:lastColumn="0" w:oddVBand="0" w:evenVBand="0" w:oddHBand="0" w:evenHBand="0" w:firstRowFirstColumn="0" w:firstRowLastColumn="0" w:lastRowFirstColumn="0" w:lastRowLastColumn="0"/>
               <w:rPr>
-                <w:rFonts w:ascii="Times New Roman" w:eastAsia="Times New Roman" w:hAnsi="Times New Roman" w:cs="Times New Roman"/>
-                <w:color w:val="000000" w:themeColor="text1"/>
-                <w:kern w:val="0"/>
-                <w:lang w:eastAsia="en-GB"/>
-                <w14:ligatures w14:val="none"/>
-              </w:rPr>
-            </w:pPr>
-            <w:r>
-              <w:rPr>
-                <w:rFonts w:ascii="Times New Roman" w:eastAsia="Times New Roman" w:hAnsi="Times New Roman" w:cs="Times New Roman"/>
-                <w:color w:val="000000" w:themeColor="text1"/>
-                <w:kern w:val="0"/>
-                <w:lang w:eastAsia="en-GB"/>
-                <w14:ligatures w14:val="none"/>
+                <w:color w:val="000000" w:themeColor="text1"/>
+              </w:rPr>
+            </w:pPr>
+            <w:r>
+              <w:rPr>
+                <w:color w:val="000000" w:themeColor="text1"/>
               </w:rPr>
               <w:t>ACADEMIC</w:t>
             </w:r>
@@ -1503,20 +1030,12 @@
             <w:pPr>
               <w:cnfStyle w:val="000000000000" w:firstRow="0" w:lastRow="0" w:firstColumn="0" w:lastColumn="0" w:oddVBand="0" w:evenVBand="0" w:oddHBand="0" w:evenHBand="0" w:firstRowFirstColumn="0" w:firstRowLastColumn="0" w:lastRowFirstColumn="0" w:lastRowLastColumn="0"/>
               <w:rPr>
-                <w:rFonts w:ascii="Times New Roman" w:eastAsia="Times New Roman" w:hAnsi="Times New Roman" w:cs="Times New Roman"/>
-                <w:color w:val="000000" w:themeColor="text1"/>
-                <w:kern w:val="0"/>
-                <w:lang w:eastAsia="en-GB"/>
-                <w14:ligatures w14:val="none"/>
-              </w:rPr>
-            </w:pPr>
-            <w:r>
-              <w:rPr>
-                <w:rFonts w:ascii="Times New Roman" w:eastAsia="Times New Roman" w:hAnsi="Times New Roman" w:cs="Times New Roman"/>
-                <w:color w:val="000000" w:themeColor="text1"/>
-                <w:kern w:val="0"/>
-                <w:lang w:eastAsia="en-GB"/>
-                <w14:ligatures w14:val="none"/>
+                <w:color w:val="000000" w:themeColor="text1"/>
+              </w:rPr>
+            </w:pPr>
+            <w:r>
+              <w:rPr>
+                <w:color w:val="000000" w:themeColor="text1"/>
               </w:rPr>
               <w:t>192.168.40.0/24</w:t>
             </w:r>
@@ -1531,20 +1050,12 @@
             <w:pPr>
               <w:cnfStyle w:val="000000000000" w:firstRow="0" w:lastRow="0" w:firstColumn="0" w:lastColumn="0" w:oddVBand="0" w:evenVBand="0" w:oddHBand="0" w:evenHBand="0" w:firstRowFirstColumn="0" w:firstRowLastColumn="0" w:lastRowFirstColumn="0" w:lastRowLastColumn="0"/>
               <w:rPr>
-                <w:rFonts w:ascii="Times New Roman" w:eastAsia="Times New Roman" w:hAnsi="Times New Roman" w:cs="Times New Roman"/>
-                <w:color w:val="000000" w:themeColor="text1"/>
-                <w:kern w:val="0"/>
-                <w:lang w:eastAsia="en-GB"/>
-                <w14:ligatures w14:val="none"/>
-              </w:rPr>
-            </w:pPr>
-            <w:r>
-              <w:rPr>
-                <w:rFonts w:ascii="Times New Roman" w:eastAsia="Times New Roman" w:hAnsi="Times New Roman" w:cs="Times New Roman"/>
-                <w:color w:val="000000" w:themeColor="text1"/>
-                <w:kern w:val="0"/>
-                <w:lang w:eastAsia="en-GB"/>
-                <w14:ligatures w14:val="none"/>
+                <w:color w:val="000000" w:themeColor="text1"/>
+              </w:rPr>
+            </w:pPr>
+            <w:r>
+              <w:rPr>
+                <w:color w:val="000000" w:themeColor="text1"/>
               </w:rPr>
               <w:t>192.168.40.1 (MS1)</w:t>
             </w:r>
@@ -1559,20 +1070,12 @@
             <w:pPr>
               <w:cnfStyle w:val="000000000000" w:firstRow="0" w:lastRow="0" w:firstColumn="0" w:lastColumn="0" w:oddVBand="0" w:evenVBand="0" w:oddHBand="0" w:evenHBand="0" w:firstRowFirstColumn="0" w:firstRowLastColumn="0" w:lastRowFirstColumn="0" w:lastRowLastColumn="0"/>
               <w:rPr>
-                <w:rFonts w:ascii="Times New Roman" w:eastAsia="Times New Roman" w:hAnsi="Times New Roman" w:cs="Times New Roman"/>
-                <w:color w:val="000000" w:themeColor="text1"/>
-                <w:kern w:val="0"/>
-                <w:lang w:eastAsia="en-GB"/>
-                <w14:ligatures w14:val="none"/>
-              </w:rPr>
-            </w:pPr>
-            <w:r>
-              <w:rPr>
-                <w:rFonts w:ascii="Times New Roman" w:eastAsia="Times New Roman" w:hAnsi="Times New Roman" w:cs="Times New Roman"/>
-                <w:color w:val="000000" w:themeColor="text1"/>
-                <w:kern w:val="0"/>
-                <w:lang w:eastAsia="en-GB"/>
-                <w14:ligatures w14:val="none"/>
+                <w:color w:val="000000" w:themeColor="text1"/>
+              </w:rPr>
+            </w:pPr>
+            <w:r>
+              <w:rPr>
+                <w:color w:val="000000" w:themeColor="text1"/>
               </w:rPr>
               <w:t>MS7</w:t>
             </w:r>
@@ -1592,20 +1095,12 @@
           <w:p>
             <w:pPr>
               <w:rPr>
-                <w:rFonts w:ascii="Times New Roman" w:eastAsia="Times New Roman" w:hAnsi="Times New Roman" w:cs="Times New Roman"/>
-                <w:color w:val="000000" w:themeColor="text1"/>
-                <w:kern w:val="0"/>
-                <w:lang w:eastAsia="en-GB"/>
-                <w14:ligatures w14:val="none"/>
-              </w:rPr>
-            </w:pPr>
-            <w:r>
-              <w:rPr>
-                <w:rFonts w:ascii="Times New Roman" w:eastAsia="Times New Roman" w:hAnsi="Times New Roman" w:cs="Times New Roman"/>
-                <w:color w:val="000000" w:themeColor="text1"/>
-                <w:kern w:val="0"/>
-                <w:lang w:eastAsia="en-GB"/>
-                <w14:ligatures w14:val="none"/>
+                <w:color w:val="000000" w:themeColor="text1"/>
+              </w:rPr>
+            </w:pPr>
+            <w:r>
+              <w:rPr>
+                <w:color w:val="000000" w:themeColor="text1"/>
               </w:rPr>
               <w:t>50</w:t>
             </w:r>
@@ -1620,20 +1115,12 @@
             <w:pPr>
               <w:cnfStyle w:val="000000100000" w:firstRow="0" w:lastRow="0" w:firstColumn="0" w:lastColumn="0" w:oddVBand="0" w:evenVBand="0" w:oddHBand="1" w:evenHBand="0" w:firstRowFirstColumn="0" w:firstRowLastColumn="0" w:lastRowFirstColumn="0" w:lastRowLastColumn="0"/>
               <w:rPr>
-                <w:rFonts w:ascii="Times New Roman" w:eastAsia="Times New Roman" w:hAnsi="Times New Roman" w:cs="Times New Roman"/>
-                <w:color w:val="000000" w:themeColor="text1"/>
-                <w:kern w:val="0"/>
-                <w:lang w:eastAsia="en-GB"/>
-                <w14:ligatures w14:val="none"/>
-              </w:rPr>
-            </w:pPr>
-            <w:r>
-              <w:rPr>
-                <w:rFonts w:ascii="Times New Roman" w:eastAsia="Times New Roman" w:hAnsi="Times New Roman" w:cs="Times New Roman"/>
-                <w:color w:val="000000" w:themeColor="text1"/>
-                <w:kern w:val="0"/>
-                <w:lang w:eastAsia="en-GB"/>
-                <w14:ligatures w14:val="none"/>
+                <w:color w:val="000000" w:themeColor="text1"/>
+              </w:rPr>
+            </w:pPr>
+            <w:r>
+              <w:rPr>
+                <w:color w:val="000000" w:themeColor="text1"/>
               </w:rPr>
               <w:t>SERVER (DMZ)</w:t>
             </w:r>
@@ -1648,20 +1135,12 @@
             <w:pPr>
               <w:cnfStyle w:val="000000100000" w:firstRow="0" w:lastRow="0" w:firstColumn="0" w:lastColumn="0" w:oddVBand="0" w:evenVBand="0" w:oddHBand="1" w:evenHBand="0" w:firstRowFirstColumn="0" w:firstRowLastColumn="0" w:lastRowFirstColumn="0" w:lastRowLastColumn="0"/>
               <w:rPr>
-                <w:rFonts w:ascii="Times New Roman" w:eastAsia="Times New Roman" w:hAnsi="Times New Roman" w:cs="Times New Roman"/>
-                <w:color w:val="000000" w:themeColor="text1"/>
-                <w:kern w:val="0"/>
-                <w:lang w:eastAsia="en-GB"/>
-                <w14:ligatures w14:val="none"/>
-              </w:rPr>
-            </w:pPr>
-            <w:r>
-              <w:rPr>
-                <w:rFonts w:ascii="Times New Roman" w:eastAsia="Times New Roman" w:hAnsi="Times New Roman" w:cs="Times New Roman"/>
-                <w:color w:val="000000" w:themeColor="text1"/>
-                <w:kern w:val="0"/>
-                <w:lang w:eastAsia="en-GB"/>
-                <w14:ligatures w14:val="none"/>
+                <w:color w:val="000000" w:themeColor="text1"/>
+              </w:rPr>
+            </w:pPr>
+            <w:r>
+              <w:rPr>
+                <w:color w:val="000000" w:themeColor="text1"/>
               </w:rPr>
               <w:t>192.168.50.0/24</w:t>
             </w:r>
@@ -1676,20 +1155,12 @@
             <w:pPr>
               <w:cnfStyle w:val="000000100000" w:firstRow="0" w:lastRow="0" w:firstColumn="0" w:lastColumn="0" w:oddVBand="0" w:evenVBand="0" w:oddHBand="1" w:evenHBand="0" w:firstRowFirstColumn="0" w:firstRowLastColumn="0" w:lastRowFirstColumn="0" w:lastRowLastColumn="0"/>
               <w:rPr>
-                <w:rFonts w:ascii="Times New Roman" w:eastAsia="Times New Roman" w:hAnsi="Times New Roman" w:cs="Times New Roman"/>
-                <w:color w:val="000000" w:themeColor="text1"/>
-                <w:kern w:val="0"/>
-                <w:lang w:eastAsia="en-GB"/>
-                <w14:ligatures w14:val="none"/>
-              </w:rPr>
-            </w:pPr>
-            <w:r>
-              <w:rPr>
-                <w:rFonts w:ascii="Times New Roman" w:eastAsia="Times New Roman" w:hAnsi="Times New Roman" w:cs="Times New Roman"/>
-                <w:color w:val="000000" w:themeColor="text1"/>
-                <w:kern w:val="0"/>
-                <w:lang w:eastAsia="en-GB"/>
-                <w14:ligatures w14:val="none"/>
+                <w:color w:val="000000" w:themeColor="text1"/>
+              </w:rPr>
+            </w:pPr>
+            <w:r>
+              <w:rPr>
+                <w:color w:val="000000" w:themeColor="text1"/>
               </w:rPr>
               <w:t>192.168.50.1 (MS2)</w:t>
             </w:r>
@@ -1704,20 +1175,12 @@
             <w:pPr>
               <w:cnfStyle w:val="000000100000" w:firstRow="0" w:lastRow="0" w:firstColumn="0" w:lastColumn="0" w:oddVBand="0" w:evenVBand="0" w:oddHBand="1" w:evenHBand="0" w:firstRowFirstColumn="0" w:firstRowLastColumn="0" w:lastRowFirstColumn="0" w:lastRowLastColumn="0"/>
               <w:rPr>
-                <w:rFonts w:ascii="Times New Roman" w:eastAsia="Times New Roman" w:hAnsi="Times New Roman" w:cs="Times New Roman"/>
-                <w:color w:val="000000" w:themeColor="text1"/>
-                <w:kern w:val="0"/>
-                <w:lang w:eastAsia="en-GB"/>
-                <w14:ligatures w14:val="none"/>
-              </w:rPr>
-            </w:pPr>
-            <w:r>
-              <w:rPr>
-                <w:rFonts w:ascii="Times New Roman" w:eastAsia="Times New Roman" w:hAnsi="Times New Roman" w:cs="Times New Roman"/>
-                <w:color w:val="000000" w:themeColor="text1"/>
-                <w:kern w:val="0"/>
-                <w:lang w:eastAsia="en-GB"/>
-                <w14:ligatures w14:val="none"/>
+                <w:color w:val="000000" w:themeColor="text1"/>
+              </w:rPr>
+            </w:pPr>
+            <w:r>
+              <w:rPr>
+                <w:color w:val="000000" w:themeColor="text1"/>
               </w:rPr>
               <w:t>MS2</w:t>
             </w:r>
@@ -1727,28 +1190,38 @@
     </w:tbl>
     <w:p>
       <w:pPr>
-        <w:spacing w:after="0" w:line="240" w:lineRule="auto"/>
-        <w:rPr>
-          <w:rFonts w:ascii="Times New Roman" w:eastAsia="Times New Roman" w:hAnsi="Times New Roman" w:cs="Times New Roman"/>
-          <w:color w:val="000000" w:themeColor="text1"/>
-          <w:kern w:val="0"/>
-          <w:lang w:eastAsia="en-GB"/>
-          <w14:ligatures w14:val="none"/>
-        </w:rPr>
+        <w:rPr>
+          <w:color w:val="000000" w:themeColor="text1"/>
+        </w:rPr>
+      </w:pPr>
+    </w:p>
+    <w:p>
+      <w:pPr>
+        <w:rPr>
+          <w:color w:val="000000" w:themeColor="text1"/>
+        </w:rPr>
+      </w:pPr>
+    </w:p>
+    <w:p>
+      <w:pPr>
+        <w:rPr>
+          <w:color w:val="000000" w:themeColor="text1"/>
+        </w:rPr>
+      </w:pPr>
+    </w:p>
+    <w:p>
+      <w:pPr>
+        <w:pStyle w:val="Heading1"/>
       </w:pPr>
       <w:r>
-        <w:pict w14:anchorId="646A1DCA">
-          <v:rect id="Horizontal Line 1" o:spid="_x0000_s1027" alt="" style="width:523.3pt;height:1.1pt;visibility:visible;mso-wrap-style:square;mso-width-percent:0;mso-height-percent:0;mso-left-percent:-10001;mso-top-percent:-10001;mso-position-horizontal:absolute;mso-position-horizontal-relative:char;mso-position-vertical:absolute;mso-position-vertical-relative:line;mso-width-percent:0;mso-height-percent:0;mso-left-percent:-10001;mso-top-percent:-10001;v-text-anchor:top" filled="f">
-            <o:lock v:ext="edit" rotation="t" aspectratio="t" verticies="t" text="t" shapetype="t"/>
-            <w10:anchorlock/>
-          </v:rect>
-        </w:pict>
+        <w:t>Switching</w:t>
       </w:r>
     </w:p>
     <w:p>
       <w:pPr>
         <w:rPr>
-          <w:rFonts w:ascii="Times New Roman" w:hAnsi="Times New Roman" w:cs="Times New Roman"/>
+          <w:b/>
+          <w:bCs/>
           <w:color w:val="000000" w:themeColor="text1"/>
         </w:rPr>
       </w:pPr>
@@ -1756,69 +1229,49 @@
     <w:p>
       <w:pPr>
         <w:rPr>
-          <w:rFonts w:ascii="Times New Roman" w:hAnsi="Times New Roman" w:cs="Times New Roman"/>
-          <w:color w:val="000000" w:themeColor="text1"/>
-        </w:rPr>
-      </w:pPr>
-    </w:p>
-    <w:p>
-      <w:pPr>
-        <w:rPr>
-          <w:rFonts w:ascii="Times New Roman" w:hAnsi="Times New Roman" w:cs="Times New Roman"/>
           <w:color w:val="000000" w:themeColor="text1"/>
         </w:rPr>
       </w:pPr>
       <w:r>
         <w:rPr>
-          <w:rFonts w:ascii="Times New Roman" w:hAnsi="Times New Roman" w:cs="Times New Roman"/>
-          <w:b/>
-          <w:bCs/>
-          <w:color w:val="000000" w:themeColor="text1"/>
-        </w:rPr>
-        <w:t>Switching</w:t>
-      </w:r>
-      <w:r>
-        <w:rPr>
-          <w:rFonts w:ascii="Times New Roman" w:hAnsi="Times New Roman" w:cs="Times New Roman"/>
-          <w:color w:val="000000" w:themeColor="text1"/>
-        </w:rPr>
-        <w:br/>
+          <w:color w:val="000000" w:themeColor="text1"/>
+        </w:rPr>
         <w:t xml:space="preserve">Trunking, access port config, and STP with MS1 as root bridge (priority 4096) </w:t>
       </w:r>
     </w:p>
     <w:p>
       <w:pPr>
         <w:rPr>
-          <w:rFonts w:ascii="Times New Roman" w:hAnsi="Times New Roman" w:cs="Times New Roman"/>
+          <w:color w:val="000000" w:themeColor="text1"/>
+        </w:rPr>
+      </w:pPr>
+    </w:p>
+    <w:p>
+      <w:pPr>
+        <w:rPr>
           <w:color w:val="000000" w:themeColor="text1"/>
         </w:rPr>
       </w:pPr>
       <w:r>
         <w:rPr>
-          <w:rFonts w:ascii="Times New Roman" w:hAnsi="Times New Roman" w:cs="Times New Roman"/>
-          <w:b/>
-          <w:bCs/>
-          <w:color w:val="000000" w:themeColor="text1"/>
+          <w:rStyle w:val="Heading1Char"/>
         </w:rPr>
         <w:t>Security</w:t>
       </w:r>
       <w:r>
         <w:rPr>
-          <w:rFonts w:ascii="Times New Roman" w:hAnsi="Times New Roman" w:cs="Times New Roman"/>
           <w:color w:val="000000" w:themeColor="text1"/>
         </w:rPr>
         <w:br/>
       </w:r>
       <w:r>
         <w:rPr>
-          <w:rFonts w:ascii="Times New Roman" w:hAnsi="Times New Roman" w:cs="Times New Roman"/>
           <w:color w:val="000000" w:themeColor="text1"/>
         </w:rPr>
         <w:br/>
       </w:r>
       <w:r>
         <w:rPr>
-          <w:rFonts w:ascii="Times New Roman" w:hAnsi="Times New Roman" w:cs="Times New Roman"/>
           <w:b/>
           <w:bCs/>
           <w:color w:val="000000" w:themeColor="text1"/>
@@ -1827,7 +1280,6 @@
       </w:r>
       <w:r>
         <w:rPr>
-          <w:rFonts w:ascii="Times New Roman" w:hAnsi="Times New Roman" w:cs="Times New Roman"/>
           <w:color w:val="000000" w:themeColor="text1"/>
         </w:rPr>
         <w:t xml:space="preserve"> (security-level 100): Inner LAN Network</w:t>
@@ -1836,13 +1288,11 @@
     <w:p>
       <w:pPr>
         <w:rPr>
-          <w:rFonts w:ascii="Times New Roman" w:hAnsi="Times New Roman" w:cs="Times New Roman"/>
           <w:color w:val="000000" w:themeColor="text1"/>
         </w:rPr>
       </w:pPr>
       <w:r>
         <w:rPr>
-          <w:rFonts w:ascii="Times New Roman" w:hAnsi="Times New Roman" w:cs="Times New Roman"/>
           <w:b/>
           <w:bCs/>
           <w:color w:val="000000" w:themeColor="text1"/>
@@ -1851,7 +1301,6 @@
       </w:r>
       <w:r>
         <w:rPr>
-          <w:rFonts w:ascii="Times New Roman" w:hAnsi="Times New Roman" w:cs="Times New Roman"/>
           <w:color w:val="000000" w:themeColor="text1"/>
         </w:rPr>
         <w:t xml:space="preserve"> (security-level 50): Servers Network</w:t>
@@ -1860,47 +1309,38 @@
     <w:p>
       <w:pPr>
         <w:rPr>
-          <w:rFonts w:ascii="Times New Roman" w:hAnsi="Times New Roman" w:cs="Times New Roman"/>
           <w:color w:val="000000" w:themeColor="text1"/>
         </w:rPr>
       </w:pPr>
     </w:p>
     <w:p>
       <w:pPr>
-        <w:rPr>
-          <w:rFonts w:ascii="Times New Roman" w:hAnsi="Times New Roman" w:cs="Times New Roman"/>
-          <w:b/>
-          <w:bCs/>
-          <w:color w:val="000000" w:themeColor="text1"/>
-        </w:rPr>
+        <w:pStyle w:val="Heading1"/>
       </w:pPr>
       <w:r>
-        <w:rPr>
-          <w:rFonts w:ascii="Times New Roman" w:hAnsi="Times New Roman" w:cs="Times New Roman"/>
-          <w:b/>
-          <w:bCs/>
-          <w:color w:val="000000" w:themeColor="text1"/>
-        </w:rPr>
+        <w:lastRenderedPageBreak/>
         <w:t>ACLs applied</w:t>
       </w:r>
     </w:p>
     <w:p>
       <w:pPr>
-        <w:pStyle w:val="ListParagraph"/>
-        <w:numPr>
-          <w:ilvl w:val="0"/>
-          <w:numId w:val="1"/>
-        </w:numPr>
-        <w:rPr>
-          <w:rFonts w:ascii="Times New Roman" w:hAnsi="Times New Roman" w:cs="Times New Roman"/>
+        <w:rPr>
           <w:b/>
           <w:bCs/>
           <w:color w:val="000000" w:themeColor="text1"/>
         </w:rPr>
       </w:pPr>
+    </w:p>
+    <w:p>
+      <w:pPr>
+        <w:rPr>
+          <w:b/>
+          <w:bCs/>
+          <w:color w:val="000000" w:themeColor="text1"/>
+        </w:rPr>
+      </w:pPr>
       <w:r>
         <w:rPr>
-          <w:rFonts w:ascii="Times New Roman" w:hAnsi="Times New Roman" w:cs="Times New Roman"/>
           <w:b/>
           <w:bCs/>
           <w:color w:val="000000" w:themeColor="text1"/>
@@ -1910,15 +1350,12 @@
     </w:p>
     <w:p>
       <w:pPr>
-        <w:pStyle w:val="ListParagraph"/>
-        <w:rPr>
-          <w:rFonts w:ascii="Times New Roman" w:hAnsi="Times New Roman" w:cs="Times New Roman"/>
+        <w:rPr>
           <w:color w:val="000000" w:themeColor="text1"/>
         </w:rPr>
       </w:pPr>
       <w:r>
         <w:rPr>
-          <w:rFonts w:ascii="Times New Roman" w:hAnsi="Times New Roman" w:cs="Times New Roman"/>
           <w:color w:val="000000" w:themeColor="text1"/>
         </w:rPr>
         <w:t>Allows traffic between 192.168.0.0/16 and 192.168.50.0/24</w:t>
@@ -1926,15 +1363,12 @@
     </w:p>
     <w:p>
       <w:pPr>
-        <w:ind w:firstLine="720"/>
-        <w:rPr>
-          <w:rFonts w:ascii="Times New Roman" w:hAnsi="Times New Roman" w:cs="Times New Roman"/>
+        <w:rPr>
           <w:color w:val="000000" w:themeColor="text1"/>
         </w:rPr>
       </w:pPr>
       <w:r>
         <w:rPr>
-          <w:rFonts w:ascii="Times New Roman" w:hAnsi="Times New Roman" w:cs="Times New Roman"/>
           <w:color w:val="000000" w:themeColor="text1"/>
         </w:rPr>
         <w:t>Only the LAN can initiate connections to the servers</w:t>
@@ -1942,15 +1376,12 @@
     </w:p>
     <w:p>
       <w:pPr>
-        <w:ind w:firstLine="720"/>
-        <w:rPr>
-          <w:rFonts w:ascii="Times New Roman" w:hAnsi="Times New Roman" w:cs="Times New Roman"/>
+        <w:rPr>
           <w:color w:val="000000" w:themeColor="text1"/>
         </w:rPr>
       </w:pPr>
       <w:r>
         <w:rPr>
-          <w:rFonts w:ascii="Times New Roman" w:hAnsi="Times New Roman" w:cs="Times New Roman"/>
           <w:color w:val="000000" w:themeColor="text1"/>
         </w:rPr>
         <w:t>Servers cannot initiate connections to the LAN</w:t>
@@ -1958,13 +1389,7 @@
     </w:p>
     <w:p>
       <w:pPr>
-        <w:pStyle w:val="ListParagraph"/>
-        <w:numPr>
-          <w:ilvl w:val="0"/>
-          <w:numId w:val="1"/>
-        </w:numPr>
-        <w:rPr>
-          <w:rFonts w:ascii="Times New Roman" w:hAnsi="Times New Roman" w:cs="Times New Roman"/>
+        <w:rPr>
           <w:b/>
           <w:bCs/>
           <w:color w:val="000000" w:themeColor="text1"/>
@@ -1972,26 +1397,21 @@
       </w:pPr>
       <w:r>
         <w:rPr>
-          <w:rFonts w:ascii="Times New Roman" w:hAnsi="Times New Roman" w:cs="Times New Roman"/>
           <w:b/>
           <w:bCs/>
           <w:color w:val="000000" w:themeColor="text1"/>
         </w:rPr>
-        <w:lastRenderedPageBreak/>
         <w:t xml:space="preserve">ICMP_ALLOW </w:t>
       </w:r>
     </w:p>
     <w:p>
       <w:pPr>
-        <w:ind w:left="720"/>
-        <w:rPr>
-          <w:rFonts w:ascii="Times New Roman" w:hAnsi="Times New Roman" w:cs="Times New Roman"/>
+        <w:rPr>
           <w:color w:val="000000" w:themeColor="text1"/>
         </w:rPr>
       </w:pPr>
       <w:r>
         <w:rPr>
-          <w:rFonts w:ascii="Times New Roman" w:hAnsi="Times New Roman" w:cs="Times New Roman"/>
           <w:color w:val="000000" w:themeColor="text1"/>
         </w:rPr>
         <w:t>Allows echo, echo-reply, and unreachable connections within the INSIDE and DMZ</w:t>
@@ -1999,15 +1419,12 @@
     </w:p>
     <w:p>
       <w:pPr>
-        <w:ind w:left="720"/>
-        <w:rPr>
-          <w:rFonts w:ascii="Times New Roman" w:hAnsi="Times New Roman" w:cs="Times New Roman"/>
+        <w:rPr>
           <w:color w:val="000000" w:themeColor="text1"/>
         </w:rPr>
       </w:pPr>
       <w:r>
         <w:rPr>
-          <w:rFonts w:ascii="Times New Roman" w:hAnsi="Times New Roman" w:cs="Times New Roman"/>
           <w:color w:val="000000" w:themeColor="text1"/>
         </w:rPr>
         <w:t>Facilitates diagnostics without opening arbitrary traffic</w:t>
@@ -2016,7 +1433,6 @@
     <w:p>
       <w:pPr>
         <w:rPr>
-          <w:rFonts w:ascii="Times New Roman" w:hAnsi="Times New Roman" w:cs="Times New Roman"/>
           <w:b/>
           <w:bCs/>
           <w:color w:val="000000" w:themeColor="text1"/>
@@ -2026,7 +1442,6 @@
     <w:p>
       <w:pPr>
         <w:rPr>
-          <w:rFonts w:ascii="Times New Roman" w:hAnsi="Times New Roman" w:cs="Times New Roman"/>
           <w:b/>
           <w:bCs/>
           <w:color w:val="000000" w:themeColor="text1"/>
@@ -2034,7 +1449,6 @@
       </w:pPr>
       <w:r>
         <w:rPr>
-          <w:rFonts w:ascii="Times New Roman" w:hAnsi="Times New Roman" w:cs="Times New Roman"/>
           <w:b/>
           <w:bCs/>
           <w:color w:val="000000" w:themeColor="text1"/>
@@ -2044,35 +1458,47 @@
     </w:p>
     <w:p>
       <w:pPr>
-        <w:pStyle w:val="ListParagraph"/>
-        <w:numPr>
-          <w:ilvl w:val="0"/>
-          <w:numId w:val="1"/>
-        </w:numPr>
-        <w:rPr>
-          <w:rFonts w:ascii="Times New Roman" w:hAnsi="Times New Roman" w:cs="Times New Roman"/>
+        <w:rPr>
           <w:color w:val="000000" w:themeColor="text1"/>
         </w:rPr>
       </w:pPr>
       <w:r>
         <w:rPr>
-          <w:rFonts w:ascii="Times New Roman" w:hAnsi="Times New Roman" w:cs="Times New Roman"/>
-          <w:color w:val="000000" w:themeColor="text1"/>
-        </w:rPr>
-        <w:t>inspect icmp in global_policy</w:t>
+          <w:color w:val="000000" w:themeColor="text1"/>
+        </w:rPr>
+        <w:t xml:space="preserve">inspect </w:t>
       </w:r>
+      <w:proofErr w:type="spellStart"/>
+      <w:r>
+        <w:rPr>
+          <w:color w:val="000000" w:themeColor="text1"/>
+        </w:rPr>
+        <w:t>icmp</w:t>
+      </w:r>
+      <w:proofErr w:type="spellEnd"/>
+      <w:r>
+        <w:rPr>
+          <w:color w:val="000000" w:themeColor="text1"/>
+        </w:rPr>
+        <w:t xml:space="preserve"> in </w:t>
+      </w:r>
+      <w:proofErr w:type="spellStart"/>
+      <w:r>
+        <w:rPr>
+          <w:color w:val="000000" w:themeColor="text1"/>
+        </w:rPr>
+        <w:t>global_policy</w:t>
+      </w:r>
+      <w:proofErr w:type="spellEnd"/>
     </w:p>
     <w:p>
       <w:pPr>
-        <w:ind w:firstLine="720"/>
-        <w:rPr>
-          <w:rFonts w:ascii="Times New Roman" w:hAnsi="Times New Roman" w:cs="Times New Roman"/>
+        <w:rPr>
           <w:color w:val="000000" w:themeColor="text1"/>
         </w:rPr>
       </w:pPr>
       <w:r>
         <w:rPr>
-          <w:rFonts w:ascii="Times New Roman" w:hAnsi="Times New Roman" w:cs="Times New Roman"/>
           <w:color w:val="000000" w:themeColor="text1"/>
         </w:rPr>
         <w:t>the firewall tracks ICMP sessions using stateful inspection.</w:t>
@@ -2081,47 +1507,47 @@
     <w:p>
       <w:pPr>
         <w:rPr>
-          <w:rFonts w:ascii="Times New Roman" w:hAnsi="Times New Roman" w:cs="Times New Roman"/>
+          <w:color w:val="000000" w:themeColor="text1"/>
+        </w:rPr>
+      </w:pPr>
+      <w:r>
+        <w:rPr>
+          <w:color w:val="000000" w:themeColor="text1"/>
+        </w:rPr>
+        <w:br w:type="page"/>
+      </w:r>
+    </w:p>
+    <w:p>
+      <w:pPr>
+        <w:rPr>
           <w:color w:val="000000" w:themeColor="text1"/>
         </w:rPr>
       </w:pPr>
     </w:p>
     <w:p>
       <w:pPr>
-        <w:pStyle w:val="Heading2"/>
-        <w:rPr>
-          <w:rFonts w:ascii="Times New Roman" w:eastAsia="Times New Roman" w:hAnsi="Times New Roman" w:cs="Times New Roman"/>
-          <w:b/>
-          <w:bCs/>
-          <w:color w:val="000000" w:themeColor="text1"/>
-          <w:kern w:val="0"/>
-          <w:sz w:val="24"/>
-          <w:szCs w:val="24"/>
-          <w:lang w:eastAsia="en-GB"/>
-          <w14:ligatures w14:val="none"/>
-        </w:rPr>
+        <w:rPr>
+          <w:color w:val="000000" w:themeColor="text1"/>
+        </w:rPr>
+      </w:pPr>
+    </w:p>
+    <w:p>
+      <w:pPr>
+        <w:pStyle w:val="Heading1"/>
       </w:pPr>
       <w:r>
-        <w:rPr>
-          <w:rFonts w:ascii="Times New Roman" w:hAnsi="Times New Roman" w:cs="Times New Roman"/>
-          <w:b/>
-          <w:bCs/>
-          <w:color w:val="000000" w:themeColor="text1"/>
-          <w:sz w:val="24"/>
-          <w:szCs w:val="24"/>
-        </w:rPr>
         <w:t>Protocols summary</w:t>
       </w:r>
     </w:p>
     <w:tbl>
       <w:tblPr>
-        <w:tblStyle w:val="PlainTable3"/>
+        <w:tblStyle w:val="GridTable5Dark-Accent1"/>
         <w:tblW w:w="0" w:type="auto"/>
         <w:tblLook w:val="04A0" w:firstRow="1" w:lastRow="0" w:firstColumn="1" w:lastColumn="0" w:noHBand="0" w:noVBand="1"/>
       </w:tblPr>
       <w:tblGrid>
-        <w:gridCol w:w="3811"/>
-        <w:gridCol w:w="6089"/>
+        <w:gridCol w:w="2528"/>
+        <w:gridCol w:w="5475"/>
       </w:tblGrid>
       <w:tr>
         <w:trPr>
@@ -2129,28 +1555,19 @@
         </w:trPr>
         <w:tc>
           <w:tcPr>
-            <w:cnfStyle w:val="001000000100" w:firstRow="0" w:lastRow="0" w:firstColumn="1" w:lastColumn="0" w:oddVBand="0" w:evenVBand="0" w:oddHBand="0" w:evenHBand="0" w:firstRowFirstColumn="1" w:firstRowLastColumn="0" w:lastRowFirstColumn="0" w:lastRowLastColumn="0"/>
-            <w:tcW w:w="0" w:type="auto"/>
-            <w:hideMark/>
-          </w:tcPr>
-          <w:p>
-            <w:pPr>
-              <w:jc w:val="center"/>
-              <w:rPr>
-                <w:rFonts w:ascii="Times New Roman" w:eastAsia="Times New Roman" w:hAnsi="Times New Roman" w:cs="Times New Roman"/>
-                <w:color w:val="000000" w:themeColor="text1"/>
-                <w:kern w:val="0"/>
-                <w:lang w:eastAsia="en-GB"/>
-                <w14:ligatures w14:val="none"/>
-              </w:rPr>
-            </w:pPr>
-            <w:r>
-              <w:rPr>
-                <w:rFonts w:ascii="Times New Roman" w:eastAsia="Times New Roman" w:hAnsi="Times New Roman" w:cs="Times New Roman"/>
-                <w:color w:val="000000" w:themeColor="text1"/>
-                <w:kern w:val="0"/>
-                <w:lang w:eastAsia="en-GB"/>
-                <w14:ligatures w14:val="none"/>
+            <w:cnfStyle w:val="001000000000" w:firstRow="0" w:lastRow="0" w:firstColumn="1" w:lastColumn="0" w:oddVBand="0" w:evenVBand="0" w:oddHBand="0" w:evenHBand="0" w:firstRowFirstColumn="0" w:firstRowLastColumn="0" w:lastRowFirstColumn="0" w:lastRowLastColumn="0"/>
+            <w:tcW w:w="0" w:type="auto"/>
+            <w:hideMark/>
+          </w:tcPr>
+          <w:p>
+            <w:pPr>
+              <w:rPr>
+                <w:color w:val="000000" w:themeColor="text1"/>
+              </w:rPr>
+            </w:pPr>
+            <w:r>
+              <w:rPr>
+                <w:color w:val="000000" w:themeColor="text1"/>
               </w:rPr>
               <w:t>Technology</w:t>
             </w:r>
@@ -2163,23 +1580,14 @@
           </w:tcPr>
           <w:p>
             <w:pPr>
-              <w:jc w:val="center"/>
               <w:cnfStyle w:val="100000000000" w:firstRow="1" w:lastRow="0" w:firstColumn="0" w:lastColumn="0" w:oddVBand="0" w:evenVBand="0" w:oddHBand="0" w:evenHBand="0" w:firstRowFirstColumn="0" w:firstRowLastColumn="0" w:lastRowFirstColumn="0" w:lastRowLastColumn="0"/>
               <w:rPr>
-                <w:rFonts w:ascii="Times New Roman" w:eastAsia="Times New Roman" w:hAnsi="Times New Roman" w:cs="Times New Roman"/>
-                <w:color w:val="000000" w:themeColor="text1"/>
-                <w:kern w:val="0"/>
-                <w:lang w:eastAsia="en-GB"/>
-                <w14:ligatures w14:val="none"/>
-              </w:rPr>
-            </w:pPr>
-            <w:r>
-              <w:rPr>
-                <w:rFonts w:ascii="Times New Roman" w:eastAsia="Times New Roman" w:hAnsi="Times New Roman" w:cs="Times New Roman"/>
-                <w:color w:val="000000" w:themeColor="text1"/>
-                <w:kern w:val="0"/>
-                <w:lang w:eastAsia="en-GB"/>
-                <w14:ligatures w14:val="none"/>
+                <w:color w:val="000000" w:themeColor="text1"/>
+              </w:rPr>
+            </w:pPr>
+            <w:r>
+              <w:rPr>
+                <w:color w:val="000000" w:themeColor="text1"/>
               </w:rPr>
               <w:t>detail</w:t>
             </w:r>
@@ -2199,20 +1607,12 @@
           <w:p>
             <w:pPr>
               <w:rPr>
-                <w:rFonts w:ascii="Times New Roman" w:eastAsia="Times New Roman" w:hAnsi="Times New Roman" w:cs="Times New Roman"/>
-                <w:color w:val="000000" w:themeColor="text1"/>
-                <w:kern w:val="0"/>
-                <w:lang w:eastAsia="en-GB"/>
-                <w14:ligatures w14:val="none"/>
-              </w:rPr>
-            </w:pPr>
-            <w:r>
-              <w:rPr>
-                <w:rFonts w:ascii="Times New Roman" w:eastAsia="Times New Roman" w:hAnsi="Times New Roman" w:cs="Times New Roman"/>
-                <w:color w:val="000000" w:themeColor="text1"/>
-                <w:kern w:val="0"/>
-                <w:lang w:eastAsia="en-GB"/>
-                <w14:ligatures w14:val="none"/>
+                <w:color w:val="000000" w:themeColor="text1"/>
+              </w:rPr>
+            </w:pPr>
+            <w:r>
+              <w:rPr>
+                <w:color w:val="000000" w:themeColor="text1"/>
               </w:rPr>
               <w:t>802.1Q (dot1q)</w:t>
             </w:r>
@@ -2227,20 +1627,12 @@
             <w:pPr>
               <w:cnfStyle w:val="000000100000" w:firstRow="0" w:lastRow="0" w:firstColumn="0" w:lastColumn="0" w:oddVBand="0" w:evenVBand="0" w:oddHBand="1" w:evenHBand="0" w:firstRowFirstColumn="0" w:firstRowLastColumn="0" w:lastRowFirstColumn="0" w:lastRowLastColumn="0"/>
               <w:rPr>
-                <w:rFonts w:ascii="Times New Roman" w:eastAsia="Times New Roman" w:hAnsi="Times New Roman" w:cs="Times New Roman"/>
-                <w:color w:val="000000" w:themeColor="text1"/>
-                <w:kern w:val="0"/>
-                <w:lang w:eastAsia="en-GB"/>
-                <w14:ligatures w14:val="none"/>
-              </w:rPr>
-            </w:pPr>
-            <w:r>
-              <w:rPr>
-                <w:rFonts w:ascii="Times New Roman" w:eastAsia="Times New Roman" w:hAnsi="Times New Roman" w:cs="Times New Roman"/>
-                <w:color w:val="000000" w:themeColor="text1"/>
-                <w:kern w:val="0"/>
-                <w:lang w:eastAsia="en-GB"/>
-                <w14:ligatures w14:val="none"/>
+                <w:color w:val="000000" w:themeColor="text1"/>
+              </w:rPr>
+            </w:pPr>
+            <w:r>
+              <w:rPr>
+                <w:color w:val="000000" w:themeColor="text1"/>
               </w:rPr>
               <w:t>Trunk encapsulation in all uplink links</w:t>
             </w:r>
@@ -2257,20 +1649,12 @@
           <w:p>
             <w:pPr>
               <w:rPr>
-                <w:rFonts w:ascii="Times New Roman" w:eastAsia="Times New Roman" w:hAnsi="Times New Roman" w:cs="Times New Roman"/>
-                <w:color w:val="000000" w:themeColor="text1"/>
-                <w:kern w:val="0"/>
-                <w:lang w:eastAsia="en-GB"/>
-                <w14:ligatures w14:val="none"/>
-              </w:rPr>
-            </w:pPr>
-            <w:r>
-              <w:rPr>
-                <w:rFonts w:ascii="Times New Roman" w:eastAsia="Times New Roman" w:hAnsi="Times New Roman" w:cs="Times New Roman"/>
-                <w:color w:val="000000" w:themeColor="text1"/>
-                <w:kern w:val="0"/>
-                <w:lang w:eastAsia="en-GB"/>
-                <w14:ligatures w14:val="none"/>
+                <w:color w:val="000000" w:themeColor="text1"/>
+              </w:rPr>
+            </w:pPr>
+            <w:r>
+              <w:rPr>
+                <w:color w:val="000000" w:themeColor="text1"/>
               </w:rPr>
               <w:t>Inter-VLAN Routing</w:t>
             </w:r>
@@ -2285,22 +1669,28 @@
             <w:pPr>
               <w:cnfStyle w:val="000000000000" w:firstRow="0" w:lastRow="0" w:firstColumn="0" w:lastColumn="0" w:oddVBand="0" w:evenVBand="0" w:oddHBand="0" w:evenHBand="0" w:firstRowFirstColumn="0" w:firstRowLastColumn="0" w:lastRowFirstColumn="0" w:lastRowLastColumn="0"/>
               <w:rPr>
-                <w:rFonts w:ascii="Times New Roman" w:eastAsia="Times New Roman" w:hAnsi="Times New Roman" w:cs="Times New Roman"/>
-                <w:color w:val="000000" w:themeColor="text1"/>
-                <w:kern w:val="0"/>
-                <w:lang w:eastAsia="en-GB"/>
-                <w14:ligatures w14:val="none"/>
-              </w:rPr>
-            </w:pPr>
-            <w:r>
-              <w:rPr>
-                <w:rFonts w:ascii="Times New Roman" w:eastAsia="Times New Roman" w:hAnsi="Times New Roman" w:cs="Times New Roman"/>
-                <w:color w:val="000000" w:themeColor="text1"/>
-                <w:kern w:val="0"/>
-                <w:lang w:eastAsia="en-GB"/>
-                <w14:ligatures w14:val="none"/>
-              </w:rPr>
-              <w:t>MS1 and MS2 – ip routing</w:t>
+                <w:color w:val="000000" w:themeColor="text1"/>
+              </w:rPr>
+            </w:pPr>
+            <w:r>
+              <w:rPr>
+                <w:color w:val="000000" w:themeColor="text1"/>
+              </w:rPr>
+              <w:t xml:space="preserve">MS1 and MS2 – </w:t>
+            </w:r>
+            <w:proofErr w:type="spellStart"/>
+            <w:r>
+              <w:rPr>
+                <w:color w:val="000000" w:themeColor="text1"/>
+              </w:rPr>
+              <w:t>ip</w:t>
+            </w:r>
+            <w:proofErr w:type="spellEnd"/>
+            <w:r>
+              <w:rPr>
+                <w:color w:val="000000" w:themeColor="text1"/>
+              </w:rPr>
+              <w:t xml:space="preserve"> routing</w:t>
             </w:r>
           </w:p>
         </w:tc>
@@ -2318,20 +1708,12 @@
           <w:p>
             <w:pPr>
               <w:rPr>
-                <w:rFonts w:ascii="Times New Roman" w:eastAsia="Times New Roman" w:hAnsi="Times New Roman" w:cs="Times New Roman"/>
-                <w:color w:val="000000" w:themeColor="text1"/>
-                <w:kern w:val="0"/>
-                <w:lang w:eastAsia="en-GB"/>
-                <w14:ligatures w14:val="none"/>
-              </w:rPr>
-            </w:pPr>
-            <w:r>
-              <w:rPr>
-                <w:rFonts w:ascii="Times New Roman" w:eastAsia="Times New Roman" w:hAnsi="Times New Roman" w:cs="Times New Roman"/>
-                <w:color w:val="000000" w:themeColor="text1"/>
-                <w:kern w:val="0"/>
-                <w:lang w:eastAsia="en-GB"/>
-                <w14:ligatures w14:val="none"/>
+                <w:color w:val="000000" w:themeColor="text1"/>
+              </w:rPr>
+            </w:pPr>
+            <w:r>
+              <w:rPr>
+                <w:color w:val="000000" w:themeColor="text1"/>
               </w:rPr>
               <w:t>Spanning Tree (STP)</w:t>
             </w:r>
@@ -2346,20 +1728,12 @@
             <w:pPr>
               <w:cnfStyle w:val="000000100000" w:firstRow="0" w:lastRow="0" w:firstColumn="0" w:lastColumn="0" w:oddVBand="0" w:evenVBand="0" w:oddHBand="1" w:evenHBand="0" w:firstRowFirstColumn="0" w:firstRowLastColumn="0" w:lastRowFirstColumn="0" w:lastRowLastColumn="0"/>
               <w:rPr>
-                <w:rFonts w:ascii="Times New Roman" w:eastAsia="Times New Roman" w:hAnsi="Times New Roman" w:cs="Times New Roman"/>
-                <w:color w:val="000000" w:themeColor="text1"/>
-                <w:kern w:val="0"/>
-                <w:lang w:eastAsia="en-GB"/>
-                <w14:ligatures w14:val="none"/>
-              </w:rPr>
-            </w:pPr>
-            <w:r>
-              <w:rPr>
-                <w:rFonts w:ascii="Times New Roman" w:eastAsia="Times New Roman" w:hAnsi="Times New Roman" w:cs="Times New Roman"/>
-                <w:color w:val="000000" w:themeColor="text1"/>
-                <w:kern w:val="0"/>
-                <w:lang w:eastAsia="en-GB"/>
-                <w14:ligatures w14:val="none"/>
+                <w:color w:val="000000" w:themeColor="text1"/>
+              </w:rPr>
+            </w:pPr>
+            <w:r>
+              <w:rPr>
+                <w:color w:val="000000" w:themeColor="text1"/>
               </w:rPr>
               <w:t>MS1 as a root bridge priority 4096 for VLANs 10, 20, 30, 40</w:t>
             </w:r>
@@ -2376,20 +1750,12 @@
           <w:p>
             <w:pPr>
               <w:rPr>
-                <w:rFonts w:ascii="Times New Roman" w:eastAsia="Times New Roman" w:hAnsi="Times New Roman" w:cs="Times New Roman"/>
-                <w:color w:val="000000" w:themeColor="text1"/>
-                <w:kern w:val="0"/>
-                <w:lang w:eastAsia="en-GB"/>
-                <w14:ligatures w14:val="none"/>
-              </w:rPr>
-            </w:pPr>
-            <w:r>
-              <w:rPr>
-                <w:rFonts w:ascii="Times New Roman" w:eastAsia="Times New Roman" w:hAnsi="Times New Roman" w:cs="Times New Roman"/>
-                <w:color w:val="000000" w:themeColor="text1"/>
-                <w:kern w:val="0"/>
-                <w:lang w:eastAsia="en-GB"/>
-                <w14:ligatures w14:val="none"/>
+                <w:color w:val="000000" w:themeColor="text1"/>
+              </w:rPr>
+            </w:pPr>
+            <w:r>
+              <w:rPr>
+                <w:color w:val="000000" w:themeColor="text1"/>
               </w:rPr>
               <w:t>Static Routing</w:t>
             </w:r>
@@ -2404,20 +1770,12 @@
             <w:pPr>
               <w:cnfStyle w:val="000000000000" w:firstRow="0" w:lastRow="0" w:firstColumn="0" w:lastColumn="0" w:oddVBand="0" w:evenVBand="0" w:oddHBand="0" w:evenHBand="0" w:firstRowFirstColumn="0" w:firstRowLastColumn="0" w:lastRowFirstColumn="0" w:lastRowLastColumn="0"/>
               <w:rPr>
-                <w:rFonts w:ascii="Times New Roman" w:eastAsia="Times New Roman" w:hAnsi="Times New Roman" w:cs="Times New Roman"/>
-                <w:color w:val="000000" w:themeColor="text1"/>
-                <w:kern w:val="0"/>
-                <w:lang w:eastAsia="en-GB"/>
-                <w14:ligatures w14:val="none"/>
-              </w:rPr>
-            </w:pPr>
-            <w:r>
-              <w:rPr>
-                <w:rFonts w:ascii="Times New Roman" w:eastAsia="Times New Roman" w:hAnsi="Times New Roman" w:cs="Times New Roman"/>
-                <w:color w:val="000000" w:themeColor="text1"/>
-                <w:kern w:val="0"/>
-                <w:lang w:eastAsia="en-GB"/>
-                <w14:ligatures w14:val="none"/>
+                <w:color w:val="000000" w:themeColor="text1"/>
+              </w:rPr>
+            </w:pPr>
+            <w:r>
+              <w:rPr>
+                <w:color w:val="000000" w:themeColor="text1"/>
               </w:rPr>
               <w:t xml:space="preserve">Static route MS1, MS2 and Firewall2 </w:t>
             </w:r>
@@ -2437,20 +1795,12 @@
           <w:p>
             <w:pPr>
               <w:rPr>
-                <w:rFonts w:ascii="Times New Roman" w:eastAsia="Times New Roman" w:hAnsi="Times New Roman" w:cs="Times New Roman"/>
-                <w:color w:val="000000" w:themeColor="text1"/>
-                <w:kern w:val="0"/>
-                <w:lang w:eastAsia="en-GB"/>
-                <w14:ligatures w14:val="none"/>
-              </w:rPr>
-            </w:pPr>
-            <w:r>
-              <w:rPr>
-                <w:rFonts w:ascii="Times New Roman" w:eastAsia="Times New Roman" w:hAnsi="Times New Roman" w:cs="Times New Roman"/>
-                <w:color w:val="000000" w:themeColor="text1"/>
-                <w:kern w:val="0"/>
-                <w:lang w:eastAsia="en-GB"/>
-                <w14:ligatures w14:val="none"/>
+                <w:color w:val="000000" w:themeColor="text1"/>
+              </w:rPr>
+            </w:pPr>
+            <w:r>
+              <w:rPr>
+                <w:color w:val="000000" w:themeColor="text1"/>
               </w:rPr>
               <w:t>Cisco ASA</w:t>
             </w:r>
@@ -2465,22 +1815,28 @@
             <w:pPr>
               <w:cnfStyle w:val="000000100000" w:firstRow="0" w:lastRow="0" w:firstColumn="0" w:lastColumn="0" w:oddVBand="0" w:evenVBand="0" w:oddHBand="1" w:evenHBand="0" w:firstRowFirstColumn="0" w:firstRowLastColumn="0" w:lastRowFirstColumn="0" w:lastRowLastColumn="0"/>
               <w:rPr>
-                <w:rFonts w:ascii="Times New Roman" w:eastAsia="Times New Roman" w:hAnsi="Times New Roman" w:cs="Times New Roman"/>
-                <w:color w:val="000000" w:themeColor="text1"/>
-                <w:kern w:val="0"/>
-                <w:lang w:eastAsia="en-GB"/>
-                <w14:ligatures w14:val="none"/>
-              </w:rPr>
-            </w:pPr>
-            <w:r>
-              <w:rPr>
-                <w:rFonts w:ascii="Times New Roman" w:eastAsia="Times New Roman" w:hAnsi="Times New Roman" w:cs="Times New Roman"/>
-                <w:color w:val="000000" w:themeColor="text1"/>
-                <w:kern w:val="0"/>
-                <w:lang w:eastAsia="en-GB"/>
-                <w14:ligatures w14:val="none"/>
-              </w:rPr>
-              <w:t>Firewall nameif, security-level, policy-map y access-group</w:t>
+                <w:color w:val="000000" w:themeColor="text1"/>
+              </w:rPr>
+            </w:pPr>
+            <w:r>
+              <w:rPr>
+                <w:color w:val="000000" w:themeColor="text1"/>
+              </w:rPr>
+              <w:t xml:space="preserve">Firewall </w:t>
+            </w:r>
+            <w:proofErr w:type="spellStart"/>
+            <w:r>
+              <w:rPr>
+                <w:color w:val="000000" w:themeColor="text1"/>
+              </w:rPr>
+              <w:t>nameif</w:t>
+            </w:r>
+            <w:proofErr w:type="spellEnd"/>
+            <w:r>
+              <w:rPr>
+                <w:color w:val="000000" w:themeColor="text1"/>
+              </w:rPr>
+              <w:t>, security-level, policy-map y access-group</w:t>
             </w:r>
           </w:p>
         </w:tc>
@@ -2495,20 +1851,12 @@
           <w:p>
             <w:pPr>
               <w:rPr>
-                <w:rFonts w:ascii="Times New Roman" w:eastAsia="Times New Roman" w:hAnsi="Times New Roman" w:cs="Times New Roman"/>
-                <w:color w:val="000000" w:themeColor="text1"/>
-                <w:kern w:val="0"/>
-                <w:lang w:eastAsia="en-GB"/>
-                <w14:ligatures w14:val="none"/>
-              </w:rPr>
-            </w:pPr>
-            <w:r>
-              <w:rPr>
-                <w:rFonts w:ascii="Times New Roman" w:eastAsia="Times New Roman" w:hAnsi="Times New Roman" w:cs="Times New Roman"/>
-                <w:color w:val="000000" w:themeColor="text1"/>
-                <w:kern w:val="0"/>
-                <w:lang w:eastAsia="en-GB"/>
-                <w14:ligatures w14:val="none"/>
+                <w:color w:val="000000" w:themeColor="text1"/>
+              </w:rPr>
+            </w:pPr>
+            <w:r>
+              <w:rPr>
+                <w:color w:val="000000" w:themeColor="text1"/>
               </w:rPr>
               <w:t>Switchport trunk/access</w:t>
             </w:r>
@@ -2523,20 +1871,12 @@
             <w:pPr>
               <w:cnfStyle w:val="000000000000" w:firstRow="0" w:lastRow="0" w:firstColumn="0" w:lastColumn="0" w:oddVBand="0" w:evenVBand="0" w:oddHBand="0" w:evenHBand="0" w:firstRowFirstColumn="0" w:firstRowLastColumn="0" w:lastRowFirstColumn="0" w:lastRowLastColumn="0"/>
               <w:rPr>
-                <w:rFonts w:ascii="Times New Roman" w:eastAsia="Times New Roman" w:hAnsi="Times New Roman" w:cs="Times New Roman"/>
-                <w:color w:val="000000" w:themeColor="text1"/>
-                <w:kern w:val="0"/>
-                <w:lang w:eastAsia="en-GB"/>
-                <w14:ligatures w14:val="none"/>
-              </w:rPr>
-            </w:pPr>
-            <w:r>
-              <w:rPr>
-                <w:rFonts w:ascii="Times New Roman" w:eastAsia="Times New Roman" w:hAnsi="Times New Roman" w:cs="Times New Roman"/>
-                <w:color w:val="000000" w:themeColor="text1"/>
-                <w:kern w:val="0"/>
-                <w:lang w:eastAsia="en-GB"/>
-                <w14:ligatures w14:val="none"/>
+                <w:color w:val="000000" w:themeColor="text1"/>
+              </w:rPr>
+            </w:pPr>
+            <w:r>
+              <w:rPr>
+                <w:color w:val="000000" w:themeColor="text1"/>
               </w:rPr>
               <w:t>Segmentation L2 by area MSX</w:t>
             </w:r>
@@ -2547,7 +1887,6 @@
     <w:p>
       <w:pPr>
         <w:rPr>
-          <w:rFonts w:ascii="Times New Roman" w:hAnsi="Times New Roman" w:cs="Times New Roman"/>
           <w:b/>
           <w:bCs/>
           <w:color w:val="000000" w:themeColor="text1"/>
@@ -2557,7 +1896,6 @@
     <w:p>
       <w:pPr>
         <w:rPr>
-          <w:rFonts w:ascii="Times New Roman" w:hAnsi="Times New Roman" w:cs="Times New Roman"/>
           <w:b/>
           <w:bCs/>
           <w:color w:val="000000" w:themeColor="text1"/>
@@ -2566,45 +1904,26 @@
     </w:p>
     <w:p>
       <w:pPr>
-        <w:pStyle w:val="Heading2"/>
-        <w:rPr>
-          <w:rFonts w:ascii="Times New Roman" w:hAnsi="Times New Roman" w:cs="Times New Roman"/>
-          <w:b/>
-          <w:bCs/>
-          <w:color w:val="000000" w:themeColor="text1"/>
-          <w:sz w:val="24"/>
-          <w:szCs w:val="24"/>
-        </w:rPr>
+        <w:pStyle w:val="Heading1"/>
       </w:pPr>
       <w:r>
-        <w:rPr>
-          <w:rFonts w:ascii="Times New Roman" w:hAnsi="Times New Roman" w:cs="Times New Roman"/>
-          <w:b/>
-          <w:bCs/>
-          <w:color w:val="000000" w:themeColor="text1"/>
-          <w:sz w:val="24"/>
-          <w:szCs w:val="24"/>
-        </w:rPr>
         <w:t>IP Addressing Table</w:t>
       </w:r>
     </w:p>
     <w:p>
       <w:pPr>
         <w:rPr>
-          <w:rFonts w:ascii="Times New Roman" w:hAnsi="Times New Roman" w:cs="Times New Roman"/>
           <w:color w:val="000000" w:themeColor="text1"/>
         </w:rPr>
       </w:pPr>
       <w:r>
         <w:rPr>
-          <w:rFonts w:ascii="Times New Roman" w:hAnsi="Times New Roman" w:cs="Times New Roman"/>
           <w:color w:val="000000" w:themeColor="text1"/>
         </w:rPr>
         <w:t xml:space="preserve">MS0, MS3, MS4, MS6, and MS7 operate exclusively at </w:t>
       </w:r>
       <w:r>
         <w:rPr>
-          <w:rFonts w:ascii="Times New Roman" w:hAnsi="Times New Roman" w:cs="Times New Roman"/>
           <w:b/>
           <w:bCs/>
           <w:color w:val="000000" w:themeColor="text1"/>
@@ -2613,7 +1932,6 @@
       </w:r>
       <w:r>
         <w:rPr>
-          <w:rFonts w:ascii="Times New Roman" w:hAnsi="Times New Roman" w:cs="Times New Roman"/>
           <w:color w:val="000000" w:themeColor="text1"/>
         </w:rPr>
         <w:t xml:space="preserve"> — they have no L3 interfaces configured and therefore hold no IP addresses in the routed topology.</w:t>
@@ -2621,18 +1939,18 @@
     </w:p>
     <w:tbl>
       <w:tblPr>
-        <w:tblStyle w:val="PlainTable3"/>
+        <w:tblStyle w:val="GridTable5Dark-Accent1"/>
         <w:tblW w:w="0" w:type="auto"/>
         <w:tblLook w:val="04A0" w:firstRow="1" w:lastRow="0" w:firstColumn="1" w:lastColumn="0" w:noHBand="0" w:noVBand="1"/>
       </w:tblPr>
       <w:tblGrid>
-        <w:gridCol w:w="1598"/>
-        <w:gridCol w:w="1530"/>
-        <w:gridCol w:w="1632"/>
-        <w:gridCol w:w="1842"/>
-        <w:gridCol w:w="790"/>
-        <w:gridCol w:w="1476"/>
-        <w:gridCol w:w="1598"/>
+        <w:gridCol w:w="1559"/>
+        <w:gridCol w:w="1394"/>
+        <w:gridCol w:w="1739"/>
+        <w:gridCol w:w="1718"/>
+        <w:gridCol w:w="705"/>
+        <w:gridCol w:w="1384"/>
+        <w:gridCol w:w="1957"/>
       </w:tblGrid>
       <w:tr>
         <w:trPr>
@@ -2640,23 +1958,18 @@
         </w:trPr>
         <w:tc>
           <w:tcPr>
-            <w:cnfStyle w:val="001000000100" w:firstRow="0" w:lastRow="0" w:firstColumn="1" w:lastColumn="0" w:oddVBand="0" w:evenVBand="0" w:oddHBand="0" w:evenHBand="0" w:firstRowFirstColumn="1" w:firstRowLastColumn="0" w:lastRowFirstColumn="0" w:lastRowLastColumn="0"/>
-            <w:tcW w:w="0" w:type="auto"/>
-            <w:hideMark/>
-          </w:tcPr>
-          <w:p>
-            <w:pPr>
-              <w:jc w:val="center"/>
-              <w:rPr>
-                <w:rFonts w:ascii="Times New Roman" w:hAnsi="Times New Roman" w:cs="Times New Roman"/>
-                <w:color w:val="000000" w:themeColor="text1"/>
-              </w:rPr>
-            </w:pPr>
-            <w:r>
-              <w:rPr>
-                <w:rFonts w:ascii="Times New Roman" w:hAnsi="Times New Roman" w:cs="Times New Roman"/>
-                <w:b w:val="0"/>
-                <w:bCs w:val="0"/>
+            <w:cnfStyle w:val="001000000000" w:firstRow="0" w:lastRow="0" w:firstColumn="1" w:lastColumn="0" w:oddVBand="0" w:evenVBand="0" w:oddHBand="0" w:evenHBand="0" w:firstRowFirstColumn="0" w:firstRowLastColumn="0" w:lastRowFirstColumn="0" w:lastRowLastColumn="0"/>
+            <w:tcW w:w="0" w:type="auto"/>
+            <w:hideMark/>
+          </w:tcPr>
+          <w:p>
+            <w:pPr>
+              <w:rPr>
+                <w:color w:val="000000" w:themeColor="text1"/>
+              </w:rPr>
+            </w:pPr>
+            <w:r>
+              <w:rPr>
                 <w:color w:val="000000" w:themeColor="text1"/>
               </w:rPr>
               <w:t>Device</w:t>
@@ -2670,20 +1983,13 @@
           </w:tcPr>
           <w:p>
             <w:pPr>
-              <w:jc w:val="center"/>
               <w:cnfStyle w:val="100000000000" w:firstRow="1" w:lastRow="0" w:firstColumn="0" w:lastColumn="0" w:oddVBand="0" w:evenVBand="0" w:oddHBand="0" w:evenHBand="0" w:firstRowFirstColumn="0" w:firstRowLastColumn="0" w:lastRowFirstColumn="0" w:lastRowLastColumn="0"/>
               <w:rPr>
-                <w:rFonts w:ascii="Times New Roman" w:hAnsi="Times New Roman" w:cs="Times New Roman"/>
-                <w:b w:val="0"/>
-                <w:bCs w:val="0"/>
-                <w:color w:val="000000" w:themeColor="text1"/>
-              </w:rPr>
-            </w:pPr>
-            <w:r>
-              <w:rPr>
-                <w:rFonts w:ascii="Times New Roman" w:hAnsi="Times New Roman" w:cs="Times New Roman"/>
-                <w:b w:val="0"/>
-                <w:bCs w:val="0"/>
+                <w:color w:val="000000" w:themeColor="text1"/>
+              </w:rPr>
+            </w:pPr>
+            <w:r>
+              <w:rPr>
                 <w:color w:val="000000" w:themeColor="text1"/>
               </w:rPr>
               <w:t>INTERFACE</w:t>
@@ -2697,20 +2003,13 @@
           </w:tcPr>
           <w:p>
             <w:pPr>
-              <w:jc w:val="center"/>
               <w:cnfStyle w:val="100000000000" w:firstRow="1" w:lastRow="0" w:firstColumn="0" w:lastColumn="0" w:oddVBand="0" w:evenVBand="0" w:oddHBand="0" w:evenHBand="0" w:firstRowFirstColumn="0" w:firstRowLastColumn="0" w:lastRowFirstColumn="0" w:lastRowLastColumn="0"/>
               <w:rPr>
-                <w:rFonts w:ascii="Times New Roman" w:hAnsi="Times New Roman" w:cs="Times New Roman"/>
-                <w:b w:val="0"/>
-                <w:bCs w:val="0"/>
-                <w:color w:val="000000" w:themeColor="text1"/>
-              </w:rPr>
-            </w:pPr>
-            <w:r>
-              <w:rPr>
-                <w:rFonts w:ascii="Times New Roman" w:hAnsi="Times New Roman" w:cs="Times New Roman"/>
-                <w:b w:val="0"/>
-                <w:bCs w:val="0"/>
+                <w:color w:val="000000" w:themeColor="text1"/>
+              </w:rPr>
+            </w:pPr>
+            <w:r>
+              <w:rPr>
                 <w:color w:val="000000" w:themeColor="text1"/>
               </w:rPr>
               <w:t>IP Address</w:t>
@@ -2724,20 +2023,13 @@
           </w:tcPr>
           <w:p>
             <w:pPr>
-              <w:jc w:val="center"/>
               <w:cnfStyle w:val="100000000000" w:firstRow="1" w:lastRow="0" w:firstColumn="0" w:lastColumn="0" w:oddVBand="0" w:evenVBand="0" w:oddHBand="0" w:evenHBand="0" w:firstRowFirstColumn="0" w:firstRowLastColumn="0" w:lastRowFirstColumn="0" w:lastRowLastColumn="0"/>
               <w:rPr>
-                <w:rFonts w:ascii="Times New Roman" w:hAnsi="Times New Roman" w:cs="Times New Roman"/>
-                <w:b w:val="0"/>
-                <w:bCs w:val="0"/>
-                <w:color w:val="000000" w:themeColor="text1"/>
-              </w:rPr>
-            </w:pPr>
-            <w:r>
-              <w:rPr>
-                <w:rFonts w:ascii="Times New Roman" w:hAnsi="Times New Roman" w:cs="Times New Roman"/>
-                <w:b w:val="0"/>
-                <w:bCs w:val="0"/>
+                <w:color w:val="000000" w:themeColor="text1"/>
+              </w:rPr>
+            </w:pPr>
+            <w:r>
+              <w:rPr>
                 <w:color w:val="000000" w:themeColor="text1"/>
               </w:rPr>
               <w:t>Subnet Mask</w:t>
@@ -2751,20 +2043,13 @@
           </w:tcPr>
           <w:p>
             <w:pPr>
-              <w:jc w:val="center"/>
               <w:cnfStyle w:val="100000000000" w:firstRow="1" w:lastRow="0" w:firstColumn="0" w:lastColumn="0" w:oddVBand="0" w:evenVBand="0" w:oddHBand="0" w:evenHBand="0" w:firstRowFirstColumn="0" w:firstRowLastColumn="0" w:lastRowFirstColumn="0" w:lastRowLastColumn="0"/>
               <w:rPr>
-                <w:rFonts w:ascii="Times New Roman" w:hAnsi="Times New Roman" w:cs="Times New Roman"/>
-                <w:b w:val="0"/>
-                <w:bCs w:val="0"/>
-                <w:color w:val="000000" w:themeColor="text1"/>
-              </w:rPr>
-            </w:pPr>
-            <w:r>
-              <w:rPr>
-                <w:rFonts w:ascii="Times New Roman" w:hAnsi="Times New Roman" w:cs="Times New Roman"/>
-                <w:b w:val="0"/>
-                <w:bCs w:val="0"/>
+                <w:color w:val="000000" w:themeColor="text1"/>
+              </w:rPr>
+            </w:pPr>
+            <w:r>
+              <w:rPr>
                 <w:color w:val="000000" w:themeColor="text1"/>
               </w:rPr>
               <w:t>CIDR</w:t>
@@ -2778,20 +2063,13 @@
           </w:tcPr>
           <w:p>
             <w:pPr>
-              <w:jc w:val="center"/>
               <w:cnfStyle w:val="100000000000" w:firstRow="1" w:lastRow="0" w:firstColumn="0" w:lastColumn="0" w:oddVBand="0" w:evenVBand="0" w:oddHBand="0" w:evenHBand="0" w:firstRowFirstColumn="0" w:firstRowLastColumn="0" w:lastRowFirstColumn="0" w:lastRowLastColumn="0"/>
               <w:rPr>
-                <w:rFonts w:ascii="Times New Roman" w:hAnsi="Times New Roman" w:cs="Times New Roman"/>
-                <w:b w:val="0"/>
-                <w:bCs w:val="0"/>
-                <w:color w:val="000000" w:themeColor="text1"/>
-              </w:rPr>
-            </w:pPr>
-            <w:r>
-              <w:rPr>
-                <w:rFonts w:ascii="Times New Roman" w:hAnsi="Times New Roman" w:cs="Times New Roman"/>
-                <w:b w:val="0"/>
-                <w:bCs w:val="0"/>
+                <w:color w:val="000000" w:themeColor="text1"/>
+              </w:rPr>
+            </w:pPr>
+            <w:r>
+              <w:rPr>
                 <w:color w:val="000000" w:themeColor="text1"/>
               </w:rPr>
               <w:t>Gateway</w:t>
@@ -2805,20 +2083,13 @@
           </w:tcPr>
           <w:p>
             <w:pPr>
-              <w:jc w:val="center"/>
               <w:cnfStyle w:val="100000000000" w:firstRow="1" w:lastRow="0" w:firstColumn="0" w:lastColumn="0" w:oddVBand="0" w:evenVBand="0" w:oddHBand="0" w:evenHBand="0" w:firstRowFirstColumn="0" w:firstRowLastColumn="0" w:lastRowFirstColumn="0" w:lastRowLastColumn="0"/>
               <w:rPr>
-                <w:rFonts w:ascii="Times New Roman" w:hAnsi="Times New Roman" w:cs="Times New Roman"/>
-                <w:b w:val="0"/>
-                <w:bCs w:val="0"/>
-                <w:color w:val="000000" w:themeColor="text1"/>
-              </w:rPr>
-            </w:pPr>
-            <w:r>
-              <w:rPr>
-                <w:rFonts w:ascii="Times New Roman" w:hAnsi="Times New Roman" w:cs="Times New Roman"/>
-                <w:b w:val="0"/>
-                <w:bCs w:val="0"/>
+                <w:color w:val="000000" w:themeColor="text1"/>
+              </w:rPr>
+            </w:pPr>
+            <w:r>
+              <w:rPr>
                 <w:color w:val="000000" w:themeColor="text1"/>
               </w:rPr>
               <w:t>VLAN / Role</w:t>
@@ -2839,16 +2110,12 @@
           <w:p>
             <w:pPr>
               <w:rPr>
-                <w:rFonts w:ascii="Times New Roman" w:hAnsi="Times New Roman" w:cs="Times New Roman"/>
-                <w:b w:val="0"/>
-                <w:bCs w:val="0"/>
                 <w:color w:val="000000" w:themeColor="text1"/>
               </w:rPr>
             </w:pPr>
             <w:r>
               <w:rPr>
                 <w:rStyle w:val="Strong"/>
-                <w:rFonts w:ascii="Times New Roman" w:hAnsi="Times New Roman" w:cs="Times New Roman"/>
                 <w:color w:val="000000" w:themeColor="text1"/>
               </w:rPr>
               <w:t>MS1</w:t>
@@ -2864,13 +2131,11 @@
             <w:pPr>
               <w:cnfStyle w:val="000000100000" w:firstRow="0" w:lastRow="0" w:firstColumn="0" w:lastColumn="0" w:oddVBand="0" w:evenVBand="0" w:oddHBand="1" w:evenHBand="0" w:firstRowFirstColumn="0" w:firstRowLastColumn="0" w:lastRowFirstColumn="0" w:lastRowLastColumn="0"/>
               <w:rPr>
-                <w:rFonts w:ascii="Times New Roman" w:hAnsi="Times New Roman" w:cs="Times New Roman"/>
-                <w:color w:val="000000" w:themeColor="text1"/>
-              </w:rPr>
-            </w:pPr>
-            <w:r>
-              <w:rPr>
-                <w:rFonts w:ascii="Times New Roman" w:hAnsi="Times New Roman" w:cs="Times New Roman"/>
+                <w:color w:val="000000" w:themeColor="text1"/>
+              </w:rPr>
+            </w:pPr>
+            <w:r>
+              <w:rPr>
                 <w:color w:val="000000" w:themeColor="text1"/>
               </w:rPr>
               <w:t>VLAN 10 SVI</w:t>
@@ -2886,13 +2151,11 @@
             <w:pPr>
               <w:cnfStyle w:val="000000100000" w:firstRow="0" w:lastRow="0" w:firstColumn="0" w:lastColumn="0" w:oddVBand="0" w:evenVBand="0" w:oddHBand="1" w:evenHBand="0" w:firstRowFirstColumn="0" w:firstRowLastColumn="0" w:lastRowFirstColumn="0" w:lastRowLastColumn="0"/>
               <w:rPr>
-                <w:rFonts w:ascii="Times New Roman" w:hAnsi="Times New Roman" w:cs="Times New Roman"/>
-                <w:color w:val="000000" w:themeColor="text1"/>
-              </w:rPr>
-            </w:pPr>
-            <w:r>
-              <w:rPr>
-                <w:rFonts w:ascii="Times New Roman" w:hAnsi="Times New Roman" w:cs="Times New Roman"/>
+                <w:color w:val="000000" w:themeColor="text1"/>
+              </w:rPr>
+            </w:pPr>
+            <w:r>
+              <w:rPr>
                 <w:color w:val="000000" w:themeColor="text1"/>
               </w:rPr>
               <w:t>192.168.10.1</w:t>
@@ -2908,13 +2171,11 @@
             <w:pPr>
               <w:cnfStyle w:val="000000100000" w:firstRow="0" w:lastRow="0" w:firstColumn="0" w:lastColumn="0" w:oddVBand="0" w:evenVBand="0" w:oddHBand="1" w:evenHBand="0" w:firstRowFirstColumn="0" w:firstRowLastColumn="0" w:lastRowFirstColumn="0" w:lastRowLastColumn="0"/>
               <w:rPr>
-                <w:rFonts w:ascii="Times New Roman" w:hAnsi="Times New Roman" w:cs="Times New Roman"/>
-                <w:color w:val="000000" w:themeColor="text1"/>
-              </w:rPr>
-            </w:pPr>
-            <w:r>
-              <w:rPr>
-                <w:rFonts w:ascii="Times New Roman" w:hAnsi="Times New Roman" w:cs="Times New Roman"/>
+                <w:color w:val="000000" w:themeColor="text1"/>
+              </w:rPr>
+            </w:pPr>
+            <w:r>
+              <w:rPr>
                 <w:color w:val="000000" w:themeColor="text1"/>
               </w:rPr>
               <w:t>255.255.255.0</w:t>
@@ -2930,13 +2191,11 @@
             <w:pPr>
               <w:cnfStyle w:val="000000100000" w:firstRow="0" w:lastRow="0" w:firstColumn="0" w:lastColumn="0" w:oddVBand="0" w:evenVBand="0" w:oddHBand="1" w:evenHBand="0" w:firstRowFirstColumn="0" w:firstRowLastColumn="0" w:lastRowFirstColumn="0" w:lastRowLastColumn="0"/>
               <w:rPr>
-                <w:rFonts w:ascii="Times New Roman" w:hAnsi="Times New Roman" w:cs="Times New Roman"/>
-                <w:color w:val="000000" w:themeColor="text1"/>
-              </w:rPr>
-            </w:pPr>
-            <w:r>
-              <w:rPr>
-                <w:rFonts w:ascii="Times New Roman" w:hAnsi="Times New Roman" w:cs="Times New Roman"/>
+                <w:color w:val="000000" w:themeColor="text1"/>
+              </w:rPr>
+            </w:pPr>
+            <w:r>
+              <w:rPr>
                 <w:color w:val="000000" w:themeColor="text1"/>
               </w:rPr>
               <w:t>/24</w:t>
@@ -2952,13 +2211,11 @@
             <w:pPr>
               <w:cnfStyle w:val="000000100000" w:firstRow="0" w:lastRow="0" w:firstColumn="0" w:lastColumn="0" w:oddVBand="0" w:evenVBand="0" w:oddHBand="1" w:evenHBand="0" w:firstRowFirstColumn="0" w:firstRowLastColumn="0" w:lastRowFirstColumn="0" w:lastRowLastColumn="0"/>
               <w:rPr>
-                <w:rFonts w:ascii="Times New Roman" w:hAnsi="Times New Roman" w:cs="Times New Roman"/>
-                <w:color w:val="000000" w:themeColor="text1"/>
-              </w:rPr>
-            </w:pPr>
-            <w:r>
-              <w:rPr>
-                <w:rFonts w:ascii="Times New Roman" w:hAnsi="Times New Roman" w:cs="Times New Roman"/>
+                <w:color w:val="000000" w:themeColor="text1"/>
+              </w:rPr>
+            </w:pPr>
+            <w:r>
+              <w:rPr>
                 <w:color w:val="000000" w:themeColor="text1"/>
               </w:rPr>
               <w:t>—</w:t>
@@ -2974,13 +2231,11 @@
             <w:pPr>
               <w:cnfStyle w:val="000000100000" w:firstRow="0" w:lastRow="0" w:firstColumn="0" w:lastColumn="0" w:oddVBand="0" w:evenVBand="0" w:oddHBand="1" w:evenHBand="0" w:firstRowFirstColumn="0" w:firstRowLastColumn="0" w:lastRowFirstColumn="0" w:lastRowLastColumn="0"/>
               <w:rPr>
-                <w:rFonts w:ascii="Times New Roman" w:hAnsi="Times New Roman" w:cs="Times New Roman"/>
-                <w:color w:val="000000" w:themeColor="text1"/>
-              </w:rPr>
-            </w:pPr>
-            <w:r>
-              <w:rPr>
-                <w:rFonts w:ascii="Times New Roman" w:hAnsi="Times New Roman" w:cs="Times New Roman"/>
+                <w:color w:val="000000" w:themeColor="text1"/>
+              </w:rPr>
+            </w:pPr>
+            <w:r>
+              <w:rPr>
                 <w:color w:val="000000" w:themeColor="text1"/>
               </w:rPr>
               <w:t>LAB1 Gateway</w:t>
@@ -2998,14 +2253,12 @@
           <w:p>
             <w:pPr>
               <w:rPr>
-                <w:rFonts w:ascii="Times New Roman" w:hAnsi="Times New Roman" w:cs="Times New Roman"/>
                 <w:color w:val="000000" w:themeColor="text1"/>
               </w:rPr>
             </w:pPr>
             <w:r>
               <w:rPr>
                 <w:rStyle w:val="Strong"/>
-                <w:rFonts w:ascii="Times New Roman" w:hAnsi="Times New Roman" w:cs="Times New Roman"/>
                 <w:color w:val="000000" w:themeColor="text1"/>
               </w:rPr>
               <w:t>MS1</w:t>
@@ -3021,13 +2274,11 @@
             <w:pPr>
               <w:cnfStyle w:val="000000000000" w:firstRow="0" w:lastRow="0" w:firstColumn="0" w:lastColumn="0" w:oddVBand="0" w:evenVBand="0" w:oddHBand="0" w:evenHBand="0" w:firstRowFirstColumn="0" w:firstRowLastColumn="0" w:lastRowFirstColumn="0" w:lastRowLastColumn="0"/>
               <w:rPr>
-                <w:rFonts w:ascii="Times New Roman" w:hAnsi="Times New Roman" w:cs="Times New Roman"/>
-                <w:color w:val="000000" w:themeColor="text1"/>
-              </w:rPr>
-            </w:pPr>
-            <w:r>
-              <w:rPr>
-                <w:rFonts w:ascii="Times New Roman" w:hAnsi="Times New Roman" w:cs="Times New Roman"/>
+                <w:color w:val="000000" w:themeColor="text1"/>
+              </w:rPr>
+            </w:pPr>
+            <w:r>
+              <w:rPr>
                 <w:color w:val="000000" w:themeColor="text1"/>
               </w:rPr>
               <w:t>VLAN 20 SVI</w:t>
@@ -3043,13 +2294,11 @@
             <w:pPr>
               <w:cnfStyle w:val="000000000000" w:firstRow="0" w:lastRow="0" w:firstColumn="0" w:lastColumn="0" w:oddVBand="0" w:evenVBand="0" w:oddHBand="0" w:evenHBand="0" w:firstRowFirstColumn="0" w:firstRowLastColumn="0" w:lastRowFirstColumn="0" w:lastRowLastColumn="0"/>
               <w:rPr>
-                <w:rFonts w:ascii="Times New Roman" w:hAnsi="Times New Roman" w:cs="Times New Roman"/>
-                <w:color w:val="000000" w:themeColor="text1"/>
-              </w:rPr>
-            </w:pPr>
-            <w:r>
-              <w:rPr>
-                <w:rFonts w:ascii="Times New Roman" w:hAnsi="Times New Roman" w:cs="Times New Roman"/>
+                <w:color w:val="000000" w:themeColor="text1"/>
+              </w:rPr>
+            </w:pPr>
+            <w:r>
+              <w:rPr>
                 <w:color w:val="000000" w:themeColor="text1"/>
               </w:rPr>
               <w:t>192.168.20.1</w:t>
@@ -3065,13 +2314,11 @@
             <w:pPr>
               <w:cnfStyle w:val="000000000000" w:firstRow="0" w:lastRow="0" w:firstColumn="0" w:lastColumn="0" w:oddVBand="0" w:evenVBand="0" w:oddHBand="0" w:evenHBand="0" w:firstRowFirstColumn="0" w:firstRowLastColumn="0" w:lastRowFirstColumn="0" w:lastRowLastColumn="0"/>
               <w:rPr>
-                <w:rFonts w:ascii="Times New Roman" w:hAnsi="Times New Roman" w:cs="Times New Roman"/>
-                <w:color w:val="000000" w:themeColor="text1"/>
-              </w:rPr>
-            </w:pPr>
-            <w:r>
-              <w:rPr>
-                <w:rFonts w:ascii="Times New Roman" w:hAnsi="Times New Roman" w:cs="Times New Roman"/>
+                <w:color w:val="000000" w:themeColor="text1"/>
+              </w:rPr>
+            </w:pPr>
+            <w:r>
+              <w:rPr>
                 <w:color w:val="000000" w:themeColor="text1"/>
               </w:rPr>
               <w:t>255.255.255.0</w:t>
@@ -3087,13 +2334,11 @@
             <w:pPr>
               <w:cnfStyle w:val="000000000000" w:firstRow="0" w:lastRow="0" w:firstColumn="0" w:lastColumn="0" w:oddVBand="0" w:evenVBand="0" w:oddHBand="0" w:evenHBand="0" w:firstRowFirstColumn="0" w:firstRowLastColumn="0" w:lastRowFirstColumn="0" w:lastRowLastColumn="0"/>
               <w:rPr>
-                <w:rFonts w:ascii="Times New Roman" w:hAnsi="Times New Roman" w:cs="Times New Roman"/>
-                <w:color w:val="000000" w:themeColor="text1"/>
-              </w:rPr>
-            </w:pPr>
-            <w:r>
-              <w:rPr>
-                <w:rFonts w:ascii="Times New Roman" w:hAnsi="Times New Roman" w:cs="Times New Roman"/>
+                <w:color w:val="000000" w:themeColor="text1"/>
+              </w:rPr>
+            </w:pPr>
+            <w:r>
+              <w:rPr>
                 <w:color w:val="000000" w:themeColor="text1"/>
               </w:rPr>
               <w:t>/24</w:t>
@@ -3109,13 +2354,11 @@
             <w:pPr>
               <w:cnfStyle w:val="000000000000" w:firstRow="0" w:lastRow="0" w:firstColumn="0" w:lastColumn="0" w:oddVBand="0" w:evenVBand="0" w:oddHBand="0" w:evenHBand="0" w:firstRowFirstColumn="0" w:firstRowLastColumn="0" w:lastRowFirstColumn="0" w:lastRowLastColumn="0"/>
               <w:rPr>
-                <w:rFonts w:ascii="Times New Roman" w:hAnsi="Times New Roman" w:cs="Times New Roman"/>
-                <w:color w:val="000000" w:themeColor="text1"/>
-              </w:rPr>
-            </w:pPr>
-            <w:r>
-              <w:rPr>
-                <w:rFonts w:ascii="Times New Roman" w:hAnsi="Times New Roman" w:cs="Times New Roman"/>
+                <w:color w:val="000000" w:themeColor="text1"/>
+              </w:rPr>
+            </w:pPr>
+            <w:r>
+              <w:rPr>
                 <w:color w:val="000000" w:themeColor="text1"/>
               </w:rPr>
               <w:t>—</w:t>
@@ -3131,13 +2374,11 @@
             <w:pPr>
               <w:cnfStyle w:val="000000000000" w:firstRow="0" w:lastRow="0" w:firstColumn="0" w:lastColumn="0" w:oddVBand="0" w:evenVBand="0" w:oddHBand="0" w:evenHBand="0" w:firstRowFirstColumn="0" w:firstRowLastColumn="0" w:lastRowFirstColumn="0" w:lastRowLastColumn="0"/>
               <w:rPr>
-                <w:rFonts w:ascii="Times New Roman" w:hAnsi="Times New Roman" w:cs="Times New Roman"/>
-                <w:color w:val="000000" w:themeColor="text1"/>
-              </w:rPr>
-            </w:pPr>
-            <w:r>
-              <w:rPr>
-                <w:rFonts w:ascii="Times New Roman" w:hAnsi="Times New Roman" w:cs="Times New Roman"/>
+                <w:color w:val="000000" w:themeColor="text1"/>
+              </w:rPr>
+            </w:pPr>
+            <w:r>
+              <w:rPr>
                 <w:color w:val="000000" w:themeColor="text1"/>
               </w:rPr>
               <w:t>LAB2 Gateway</w:t>
@@ -3158,14 +2399,12 @@
           <w:p>
             <w:pPr>
               <w:rPr>
-                <w:rFonts w:ascii="Times New Roman" w:hAnsi="Times New Roman" w:cs="Times New Roman"/>
                 <w:color w:val="000000" w:themeColor="text1"/>
               </w:rPr>
             </w:pPr>
             <w:r>
               <w:rPr>
                 <w:rStyle w:val="Strong"/>
-                <w:rFonts w:ascii="Times New Roman" w:hAnsi="Times New Roman" w:cs="Times New Roman"/>
                 <w:color w:val="000000" w:themeColor="text1"/>
               </w:rPr>
               <w:t>MS1</w:t>
@@ -3181,13 +2420,11 @@
             <w:pPr>
               <w:cnfStyle w:val="000000100000" w:firstRow="0" w:lastRow="0" w:firstColumn="0" w:lastColumn="0" w:oddVBand="0" w:evenVBand="0" w:oddHBand="1" w:evenHBand="0" w:firstRowFirstColumn="0" w:firstRowLastColumn="0" w:lastRowFirstColumn="0" w:lastRowLastColumn="0"/>
               <w:rPr>
-                <w:rFonts w:ascii="Times New Roman" w:hAnsi="Times New Roman" w:cs="Times New Roman"/>
-                <w:color w:val="000000" w:themeColor="text1"/>
-              </w:rPr>
-            </w:pPr>
-            <w:r>
-              <w:rPr>
-                <w:rFonts w:ascii="Times New Roman" w:hAnsi="Times New Roman" w:cs="Times New Roman"/>
+                <w:color w:val="000000" w:themeColor="text1"/>
+              </w:rPr>
+            </w:pPr>
+            <w:r>
+              <w:rPr>
                 <w:color w:val="000000" w:themeColor="text1"/>
               </w:rPr>
               <w:t>VLAN 30 SVI</w:t>
@@ -3203,13 +2440,11 @@
             <w:pPr>
               <w:cnfStyle w:val="000000100000" w:firstRow="0" w:lastRow="0" w:firstColumn="0" w:lastColumn="0" w:oddVBand="0" w:evenVBand="0" w:oddHBand="1" w:evenHBand="0" w:firstRowFirstColumn="0" w:firstRowLastColumn="0" w:lastRowFirstColumn="0" w:lastRowLastColumn="0"/>
               <w:rPr>
-                <w:rFonts w:ascii="Times New Roman" w:hAnsi="Times New Roman" w:cs="Times New Roman"/>
-                <w:color w:val="000000" w:themeColor="text1"/>
-              </w:rPr>
-            </w:pPr>
-            <w:r>
-              <w:rPr>
-                <w:rFonts w:ascii="Times New Roman" w:hAnsi="Times New Roman" w:cs="Times New Roman"/>
+                <w:color w:val="000000" w:themeColor="text1"/>
+              </w:rPr>
+            </w:pPr>
+            <w:r>
+              <w:rPr>
                 <w:color w:val="000000" w:themeColor="text1"/>
               </w:rPr>
               <w:t>192.168.30.1</w:t>
@@ -3225,13 +2460,11 @@
             <w:pPr>
               <w:cnfStyle w:val="000000100000" w:firstRow="0" w:lastRow="0" w:firstColumn="0" w:lastColumn="0" w:oddVBand="0" w:evenVBand="0" w:oddHBand="1" w:evenHBand="0" w:firstRowFirstColumn="0" w:firstRowLastColumn="0" w:lastRowFirstColumn="0" w:lastRowLastColumn="0"/>
               <w:rPr>
-                <w:rFonts w:ascii="Times New Roman" w:hAnsi="Times New Roman" w:cs="Times New Roman"/>
-                <w:color w:val="000000" w:themeColor="text1"/>
-              </w:rPr>
-            </w:pPr>
-            <w:r>
-              <w:rPr>
-                <w:rFonts w:ascii="Times New Roman" w:hAnsi="Times New Roman" w:cs="Times New Roman"/>
+                <w:color w:val="000000" w:themeColor="text1"/>
+              </w:rPr>
+            </w:pPr>
+            <w:r>
+              <w:rPr>
                 <w:color w:val="000000" w:themeColor="text1"/>
               </w:rPr>
               <w:t>255.255.255.0</w:t>
@@ -3247,13 +2480,11 @@
             <w:pPr>
               <w:cnfStyle w:val="000000100000" w:firstRow="0" w:lastRow="0" w:firstColumn="0" w:lastColumn="0" w:oddVBand="0" w:evenVBand="0" w:oddHBand="1" w:evenHBand="0" w:firstRowFirstColumn="0" w:firstRowLastColumn="0" w:lastRowFirstColumn="0" w:lastRowLastColumn="0"/>
               <w:rPr>
-                <w:rFonts w:ascii="Times New Roman" w:hAnsi="Times New Roman" w:cs="Times New Roman"/>
-                <w:color w:val="000000" w:themeColor="text1"/>
-              </w:rPr>
-            </w:pPr>
-            <w:r>
-              <w:rPr>
-                <w:rFonts w:ascii="Times New Roman" w:hAnsi="Times New Roman" w:cs="Times New Roman"/>
+                <w:color w:val="000000" w:themeColor="text1"/>
+              </w:rPr>
+            </w:pPr>
+            <w:r>
+              <w:rPr>
                 <w:color w:val="000000" w:themeColor="text1"/>
               </w:rPr>
               <w:t>/24</w:t>
@@ -3269,13 +2500,11 @@
             <w:pPr>
               <w:cnfStyle w:val="000000100000" w:firstRow="0" w:lastRow="0" w:firstColumn="0" w:lastColumn="0" w:oddVBand="0" w:evenVBand="0" w:oddHBand="1" w:evenHBand="0" w:firstRowFirstColumn="0" w:firstRowLastColumn="0" w:lastRowFirstColumn="0" w:lastRowLastColumn="0"/>
               <w:rPr>
-                <w:rFonts w:ascii="Times New Roman" w:hAnsi="Times New Roman" w:cs="Times New Roman"/>
-                <w:color w:val="000000" w:themeColor="text1"/>
-              </w:rPr>
-            </w:pPr>
-            <w:r>
-              <w:rPr>
-                <w:rFonts w:ascii="Times New Roman" w:hAnsi="Times New Roman" w:cs="Times New Roman"/>
+                <w:color w:val="000000" w:themeColor="text1"/>
+              </w:rPr>
+            </w:pPr>
+            <w:r>
+              <w:rPr>
                 <w:color w:val="000000" w:themeColor="text1"/>
               </w:rPr>
               <w:t>—</w:t>
@@ -3291,13 +2520,11 @@
             <w:pPr>
               <w:cnfStyle w:val="000000100000" w:firstRow="0" w:lastRow="0" w:firstColumn="0" w:lastColumn="0" w:oddVBand="0" w:evenVBand="0" w:oddHBand="1" w:evenHBand="0" w:firstRowFirstColumn="0" w:firstRowLastColumn="0" w:lastRowFirstColumn="0" w:lastRowLastColumn="0"/>
               <w:rPr>
-                <w:rFonts w:ascii="Times New Roman" w:hAnsi="Times New Roman" w:cs="Times New Roman"/>
-                <w:color w:val="000000" w:themeColor="text1"/>
-              </w:rPr>
-            </w:pPr>
-            <w:r>
-              <w:rPr>
-                <w:rFonts w:ascii="Times New Roman" w:hAnsi="Times New Roman" w:cs="Times New Roman"/>
+                <w:color w:val="000000" w:themeColor="text1"/>
+              </w:rPr>
+            </w:pPr>
+            <w:r>
+              <w:rPr>
                 <w:color w:val="000000" w:themeColor="text1"/>
               </w:rPr>
               <w:t>ADMIN Gateway</w:t>
@@ -3315,14 +2542,12 @@
           <w:p>
             <w:pPr>
               <w:rPr>
-                <w:rFonts w:ascii="Times New Roman" w:hAnsi="Times New Roman" w:cs="Times New Roman"/>
                 <w:color w:val="000000" w:themeColor="text1"/>
               </w:rPr>
             </w:pPr>
             <w:r>
               <w:rPr>
                 <w:rStyle w:val="Strong"/>
-                <w:rFonts w:ascii="Times New Roman" w:hAnsi="Times New Roman" w:cs="Times New Roman"/>
                 <w:color w:val="000000" w:themeColor="text1"/>
               </w:rPr>
               <w:t>MS1</w:t>
@@ -3338,13 +2563,11 @@
             <w:pPr>
               <w:cnfStyle w:val="000000000000" w:firstRow="0" w:lastRow="0" w:firstColumn="0" w:lastColumn="0" w:oddVBand="0" w:evenVBand="0" w:oddHBand="0" w:evenHBand="0" w:firstRowFirstColumn="0" w:firstRowLastColumn="0" w:lastRowFirstColumn="0" w:lastRowLastColumn="0"/>
               <w:rPr>
-                <w:rFonts w:ascii="Times New Roman" w:hAnsi="Times New Roman" w:cs="Times New Roman"/>
-                <w:color w:val="000000" w:themeColor="text1"/>
-              </w:rPr>
-            </w:pPr>
-            <w:r>
-              <w:rPr>
-                <w:rFonts w:ascii="Times New Roman" w:hAnsi="Times New Roman" w:cs="Times New Roman"/>
+                <w:color w:val="000000" w:themeColor="text1"/>
+              </w:rPr>
+            </w:pPr>
+            <w:r>
+              <w:rPr>
                 <w:color w:val="000000" w:themeColor="text1"/>
               </w:rPr>
               <w:t>VLAN 40 SVI</w:t>
@@ -3360,13 +2583,11 @@
             <w:pPr>
               <w:cnfStyle w:val="000000000000" w:firstRow="0" w:lastRow="0" w:firstColumn="0" w:lastColumn="0" w:oddVBand="0" w:evenVBand="0" w:oddHBand="0" w:evenHBand="0" w:firstRowFirstColumn="0" w:firstRowLastColumn="0" w:lastRowFirstColumn="0" w:lastRowLastColumn="0"/>
               <w:rPr>
-                <w:rFonts w:ascii="Times New Roman" w:hAnsi="Times New Roman" w:cs="Times New Roman"/>
-                <w:color w:val="000000" w:themeColor="text1"/>
-              </w:rPr>
-            </w:pPr>
-            <w:r>
-              <w:rPr>
-                <w:rFonts w:ascii="Times New Roman" w:hAnsi="Times New Roman" w:cs="Times New Roman"/>
+                <w:color w:val="000000" w:themeColor="text1"/>
+              </w:rPr>
+            </w:pPr>
+            <w:r>
+              <w:rPr>
                 <w:color w:val="000000" w:themeColor="text1"/>
               </w:rPr>
               <w:t>192.168.40.1</w:t>
@@ -3382,13 +2603,11 @@
             <w:pPr>
               <w:cnfStyle w:val="000000000000" w:firstRow="0" w:lastRow="0" w:firstColumn="0" w:lastColumn="0" w:oddVBand="0" w:evenVBand="0" w:oddHBand="0" w:evenHBand="0" w:firstRowFirstColumn="0" w:firstRowLastColumn="0" w:lastRowFirstColumn="0" w:lastRowLastColumn="0"/>
               <w:rPr>
-                <w:rFonts w:ascii="Times New Roman" w:hAnsi="Times New Roman" w:cs="Times New Roman"/>
-                <w:color w:val="000000" w:themeColor="text1"/>
-              </w:rPr>
-            </w:pPr>
-            <w:r>
-              <w:rPr>
-                <w:rFonts w:ascii="Times New Roman" w:hAnsi="Times New Roman" w:cs="Times New Roman"/>
+                <w:color w:val="000000" w:themeColor="text1"/>
+              </w:rPr>
+            </w:pPr>
+            <w:r>
+              <w:rPr>
                 <w:color w:val="000000" w:themeColor="text1"/>
               </w:rPr>
               <w:t>255.255.255.0</w:t>
@@ -3404,13 +2623,11 @@
             <w:pPr>
               <w:cnfStyle w:val="000000000000" w:firstRow="0" w:lastRow="0" w:firstColumn="0" w:lastColumn="0" w:oddVBand="0" w:evenVBand="0" w:oddHBand="0" w:evenHBand="0" w:firstRowFirstColumn="0" w:firstRowLastColumn="0" w:lastRowFirstColumn="0" w:lastRowLastColumn="0"/>
               <w:rPr>
-                <w:rFonts w:ascii="Times New Roman" w:hAnsi="Times New Roman" w:cs="Times New Roman"/>
-                <w:color w:val="000000" w:themeColor="text1"/>
-              </w:rPr>
-            </w:pPr>
-            <w:r>
-              <w:rPr>
-                <w:rFonts w:ascii="Times New Roman" w:hAnsi="Times New Roman" w:cs="Times New Roman"/>
+                <w:color w:val="000000" w:themeColor="text1"/>
+              </w:rPr>
+            </w:pPr>
+            <w:r>
+              <w:rPr>
                 <w:color w:val="000000" w:themeColor="text1"/>
               </w:rPr>
               <w:t>/24</w:t>
@@ -3426,13 +2643,11 @@
             <w:pPr>
               <w:cnfStyle w:val="000000000000" w:firstRow="0" w:lastRow="0" w:firstColumn="0" w:lastColumn="0" w:oddVBand="0" w:evenVBand="0" w:oddHBand="0" w:evenHBand="0" w:firstRowFirstColumn="0" w:firstRowLastColumn="0" w:lastRowFirstColumn="0" w:lastRowLastColumn="0"/>
               <w:rPr>
-                <w:rFonts w:ascii="Times New Roman" w:hAnsi="Times New Roman" w:cs="Times New Roman"/>
-                <w:color w:val="000000" w:themeColor="text1"/>
-              </w:rPr>
-            </w:pPr>
-            <w:r>
-              <w:rPr>
-                <w:rFonts w:ascii="Times New Roman" w:hAnsi="Times New Roman" w:cs="Times New Roman"/>
+                <w:color w:val="000000" w:themeColor="text1"/>
+              </w:rPr>
+            </w:pPr>
+            <w:r>
+              <w:rPr>
                 <w:color w:val="000000" w:themeColor="text1"/>
               </w:rPr>
               <w:t>—</w:t>
@@ -3448,13 +2663,11 @@
             <w:pPr>
               <w:cnfStyle w:val="000000000000" w:firstRow="0" w:lastRow="0" w:firstColumn="0" w:lastColumn="0" w:oddVBand="0" w:evenVBand="0" w:oddHBand="0" w:evenHBand="0" w:firstRowFirstColumn="0" w:firstRowLastColumn="0" w:lastRowFirstColumn="0" w:lastRowLastColumn="0"/>
               <w:rPr>
-                <w:rFonts w:ascii="Times New Roman" w:hAnsi="Times New Roman" w:cs="Times New Roman"/>
-                <w:color w:val="000000" w:themeColor="text1"/>
-              </w:rPr>
-            </w:pPr>
-            <w:r>
-              <w:rPr>
-                <w:rFonts w:ascii="Times New Roman" w:hAnsi="Times New Roman" w:cs="Times New Roman"/>
+                <w:color w:val="000000" w:themeColor="text1"/>
+              </w:rPr>
+            </w:pPr>
+            <w:r>
+              <w:rPr>
                 <w:color w:val="000000" w:themeColor="text1"/>
               </w:rPr>
               <w:t>ACADEMIC Gateway</w:t>
@@ -3475,14 +2688,12 @@
           <w:p>
             <w:pPr>
               <w:rPr>
-                <w:rFonts w:ascii="Times New Roman" w:hAnsi="Times New Roman" w:cs="Times New Roman"/>
                 <w:color w:val="000000" w:themeColor="text1"/>
               </w:rPr>
             </w:pPr>
             <w:r>
               <w:rPr>
                 <w:rStyle w:val="Strong"/>
-                <w:rFonts w:ascii="Times New Roman" w:hAnsi="Times New Roman" w:cs="Times New Roman"/>
                 <w:color w:val="000000" w:themeColor="text1"/>
               </w:rPr>
               <w:t>MS1</w:t>
@@ -3498,13 +2709,11 @@
             <w:pPr>
               <w:cnfStyle w:val="000000100000" w:firstRow="0" w:lastRow="0" w:firstColumn="0" w:lastColumn="0" w:oddVBand="0" w:evenVBand="0" w:oddHBand="1" w:evenHBand="0" w:firstRowFirstColumn="0" w:firstRowLastColumn="0" w:lastRowFirstColumn="0" w:lastRowLastColumn="0"/>
               <w:rPr>
-                <w:rFonts w:ascii="Times New Roman" w:hAnsi="Times New Roman" w:cs="Times New Roman"/>
-                <w:color w:val="000000" w:themeColor="text1"/>
-              </w:rPr>
-            </w:pPr>
-            <w:r>
-              <w:rPr>
-                <w:rFonts w:ascii="Times New Roman" w:hAnsi="Times New Roman" w:cs="Times New Roman"/>
+                <w:color w:val="000000" w:themeColor="text1"/>
+              </w:rPr>
+            </w:pPr>
+            <w:r>
+              <w:rPr>
                 <w:color w:val="000000" w:themeColor="text1"/>
               </w:rPr>
               <w:t>Gi1/0/3 (L3)</w:t>
@@ -3520,13 +2729,11 @@
             <w:pPr>
               <w:cnfStyle w:val="000000100000" w:firstRow="0" w:lastRow="0" w:firstColumn="0" w:lastColumn="0" w:oddVBand="0" w:evenVBand="0" w:oddHBand="1" w:evenHBand="0" w:firstRowFirstColumn="0" w:firstRowLastColumn="0" w:lastRowFirstColumn="0" w:lastRowLastColumn="0"/>
               <w:rPr>
-                <w:rFonts w:ascii="Times New Roman" w:hAnsi="Times New Roman" w:cs="Times New Roman"/>
-                <w:color w:val="000000" w:themeColor="text1"/>
-              </w:rPr>
-            </w:pPr>
-            <w:r>
-              <w:rPr>
-                <w:rFonts w:ascii="Times New Roman" w:hAnsi="Times New Roman" w:cs="Times New Roman"/>
+                <w:color w:val="000000" w:themeColor="text1"/>
+              </w:rPr>
+            </w:pPr>
+            <w:r>
+              <w:rPr>
                 <w:color w:val="000000" w:themeColor="text1"/>
               </w:rPr>
               <w:t>10.0.0.1</w:t>
@@ -3542,13 +2749,11 @@
             <w:pPr>
               <w:cnfStyle w:val="000000100000" w:firstRow="0" w:lastRow="0" w:firstColumn="0" w:lastColumn="0" w:oddVBand="0" w:evenVBand="0" w:oddHBand="1" w:evenHBand="0" w:firstRowFirstColumn="0" w:firstRowLastColumn="0" w:lastRowFirstColumn="0" w:lastRowLastColumn="0"/>
               <w:rPr>
-                <w:rFonts w:ascii="Times New Roman" w:hAnsi="Times New Roman" w:cs="Times New Roman"/>
-                <w:color w:val="000000" w:themeColor="text1"/>
-              </w:rPr>
-            </w:pPr>
-            <w:r>
-              <w:rPr>
-                <w:rFonts w:ascii="Times New Roman" w:hAnsi="Times New Roman" w:cs="Times New Roman"/>
+                <w:color w:val="000000" w:themeColor="text1"/>
+              </w:rPr>
+            </w:pPr>
+            <w:r>
+              <w:rPr>
                 <w:color w:val="000000" w:themeColor="text1"/>
               </w:rPr>
               <w:t>255.255.255.252</w:t>
@@ -3564,13 +2769,11 @@
             <w:pPr>
               <w:cnfStyle w:val="000000100000" w:firstRow="0" w:lastRow="0" w:firstColumn="0" w:lastColumn="0" w:oddVBand="0" w:evenVBand="0" w:oddHBand="1" w:evenHBand="0" w:firstRowFirstColumn="0" w:firstRowLastColumn="0" w:lastRowFirstColumn="0" w:lastRowLastColumn="0"/>
               <w:rPr>
-                <w:rFonts w:ascii="Times New Roman" w:hAnsi="Times New Roman" w:cs="Times New Roman"/>
-                <w:color w:val="000000" w:themeColor="text1"/>
-              </w:rPr>
-            </w:pPr>
-            <w:r>
-              <w:rPr>
-                <w:rFonts w:ascii="Times New Roman" w:hAnsi="Times New Roman" w:cs="Times New Roman"/>
+                <w:color w:val="000000" w:themeColor="text1"/>
+              </w:rPr>
+            </w:pPr>
+            <w:r>
+              <w:rPr>
                 <w:color w:val="000000" w:themeColor="text1"/>
               </w:rPr>
               <w:t>/30</w:t>
@@ -3586,13 +2789,11 @@
             <w:pPr>
               <w:cnfStyle w:val="000000100000" w:firstRow="0" w:lastRow="0" w:firstColumn="0" w:lastColumn="0" w:oddVBand="0" w:evenVBand="0" w:oddHBand="1" w:evenHBand="0" w:firstRowFirstColumn="0" w:firstRowLastColumn="0" w:lastRowFirstColumn="0" w:lastRowLastColumn="0"/>
               <w:rPr>
-                <w:rFonts w:ascii="Times New Roman" w:hAnsi="Times New Roman" w:cs="Times New Roman"/>
-                <w:color w:val="000000" w:themeColor="text1"/>
-              </w:rPr>
-            </w:pPr>
-            <w:r>
-              <w:rPr>
-                <w:rFonts w:ascii="Times New Roman" w:hAnsi="Times New Roman" w:cs="Times New Roman"/>
+                <w:color w:val="000000" w:themeColor="text1"/>
+              </w:rPr>
+            </w:pPr>
+            <w:r>
+              <w:rPr>
                 <w:color w:val="000000" w:themeColor="text1"/>
               </w:rPr>
               <w:t>—</w:t>
@@ -3608,16 +2809,26 @@
             <w:pPr>
               <w:cnfStyle w:val="000000100000" w:firstRow="0" w:lastRow="0" w:firstColumn="0" w:lastColumn="0" w:oddVBand="0" w:evenVBand="0" w:oddHBand="1" w:evenHBand="0" w:firstRowFirstColumn="0" w:firstRowLastColumn="0" w:lastRowFirstColumn="0" w:lastRowLastColumn="0"/>
               <w:rPr>
-                <w:rFonts w:ascii="Times New Roman" w:hAnsi="Times New Roman" w:cs="Times New Roman"/>
-                <w:color w:val="000000" w:themeColor="text1"/>
-              </w:rPr>
-            </w:pPr>
-            <w:r>
-              <w:rPr>
-                <w:rFonts w:ascii="Times New Roman" w:hAnsi="Times New Roman" w:cs="Times New Roman"/>
-                <w:color w:val="000000" w:themeColor="text1"/>
-              </w:rPr>
-              <w:t>P2P → Firewall2 inside</w:t>
+                <w:color w:val="000000" w:themeColor="text1"/>
+              </w:rPr>
+            </w:pPr>
+            <w:r>
+              <w:rPr>
+                <w:color w:val="000000" w:themeColor="text1"/>
+              </w:rPr>
+              <w:t xml:space="preserve">P2P </w:t>
+            </w:r>
+            <w:r>
+              <w:rPr>
+                <w:color w:val="000000" w:themeColor="text1"/>
+              </w:rPr>
+              <w:t>-&gt;</w:t>
+            </w:r>
+            <w:r>
+              <w:rPr>
+                <w:color w:val="000000" w:themeColor="text1"/>
+              </w:rPr>
+              <w:t>Firewall2 inside</w:t>
             </w:r>
           </w:p>
         </w:tc>
@@ -3632,14 +2843,12 @@
           <w:p>
             <w:pPr>
               <w:rPr>
-                <w:rFonts w:ascii="Times New Roman" w:hAnsi="Times New Roman" w:cs="Times New Roman"/>
                 <w:color w:val="000000" w:themeColor="text1"/>
               </w:rPr>
             </w:pPr>
             <w:r>
               <w:rPr>
                 <w:rStyle w:val="Strong"/>
-                <w:rFonts w:ascii="Times New Roman" w:hAnsi="Times New Roman" w:cs="Times New Roman"/>
                 <w:color w:val="000000" w:themeColor="text1"/>
               </w:rPr>
               <w:t>Firewall2</w:t>
@@ -3655,13 +2864,11 @@
             <w:pPr>
               <w:cnfStyle w:val="000000000000" w:firstRow="0" w:lastRow="0" w:firstColumn="0" w:lastColumn="0" w:oddVBand="0" w:evenVBand="0" w:oddHBand="0" w:evenHBand="0" w:firstRowFirstColumn="0" w:firstRowLastColumn="0" w:lastRowFirstColumn="0" w:lastRowLastColumn="0"/>
               <w:rPr>
-                <w:rFonts w:ascii="Times New Roman" w:hAnsi="Times New Roman" w:cs="Times New Roman"/>
-                <w:color w:val="000000" w:themeColor="text1"/>
-              </w:rPr>
-            </w:pPr>
-            <w:r>
-              <w:rPr>
-                <w:rFonts w:ascii="Times New Roman" w:hAnsi="Times New Roman" w:cs="Times New Roman"/>
+                <w:color w:val="000000" w:themeColor="text1"/>
+              </w:rPr>
+            </w:pPr>
+            <w:r>
+              <w:rPr>
                 <w:color w:val="000000" w:themeColor="text1"/>
               </w:rPr>
               <w:t>Gi1/1 (inside)</w:t>
@@ -3677,13 +2884,11 @@
             <w:pPr>
               <w:cnfStyle w:val="000000000000" w:firstRow="0" w:lastRow="0" w:firstColumn="0" w:lastColumn="0" w:oddVBand="0" w:evenVBand="0" w:oddHBand="0" w:evenHBand="0" w:firstRowFirstColumn="0" w:firstRowLastColumn="0" w:lastRowFirstColumn="0" w:lastRowLastColumn="0"/>
               <w:rPr>
-                <w:rFonts w:ascii="Times New Roman" w:hAnsi="Times New Roman" w:cs="Times New Roman"/>
-                <w:color w:val="000000" w:themeColor="text1"/>
-              </w:rPr>
-            </w:pPr>
-            <w:r>
-              <w:rPr>
-                <w:rFonts w:ascii="Times New Roman" w:hAnsi="Times New Roman" w:cs="Times New Roman"/>
+                <w:color w:val="000000" w:themeColor="text1"/>
+              </w:rPr>
+            </w:pPr>
+            <w:r>
+              <w:rPr>
                 <w:color w:val="000000" w:themeColor="text1"/>
               </w:rPr>
               <w:t>10.0.0.2</w:t>
@@ -3699,13 +2904,11 @@
             <w:pPr>
               <w:cnfStyle w:val="000000000000" w:firstRow="0" w:lastRow="0" w:firstColumn="0" w:lastColumn="0" w:oddVBand="0" w:evenVBand="0" w:oddHBand="0" w:evenHBand="0" w:firstRowFirstColumn="0" w:firstRowLastColumn="0" w:lastRowFirstColumn="0" w:lastRowLastColumn="0"/>
               <w:rPr>
-                <w:rFonts w:ascii="Times New Roman" w:hAnsi="Times New Roman" w:cs="Times New Roman"/>
-                <w:color w:val="000000" w:themeColor="text1"/>
-              </w:rPr>
-            </w:pPr>
-            <w:r>
-              <w:rPr>
-                <w:rFonts w:ascii="Times New Roman" w:hAnsi="Times New Roman" w:cs="Times New Roman"/>
+                <w:color w:val="000000" w:themeColor="text1"/>
+              </w:rPr>
+            </w:pPr>
+            <w:r>
+              <w:rPr>
                 <w:color w:val="000000" w:themeColor="text1"/>
               </w:rPr>
               <w:t>255.255.255.252</w:t>
@@ -3721,13 +2924,11 @@
             <w:pPr>
               <w:cnfStyle w:val="000000000000" w:firstRow="0" w:lastRow="0" w:firstColumn="0" w:lastColumn="0" w:oddVBand="0" w:evenVBand="0" w:oddHBand="0" w:evenHBand="0" w:firstRowFirstColumn="0" w:firstRowLastColumn="0" w:lastRowFirstColumn="0" w:lastRowLastColumn="0"/>
               <w:rPr>
-                <w:rFonts w:ascii="Times New Roman" w:hAnsi="Times New Roman" w:cs="Times New Roman"/>
-                <w:color w:val="000000" w:themeColor="text1"/>
-              </w:rPr>
-            </w:pPr>
-            <w:r>
-              <w:rPr>
-                <w:rFonts w:ascii="Times New Roman" w:hAnsi="Times New Roman" w:cs="Times New Roman"/>
+                <w:color w:val="000000" w:themeColor="text1"/>
+              </w:rPr>
+            </w:pPr>
+            <w:r>
+              <w:rPr>
                 <w:color w:val="000000" w:themeColor="text1"/>
               </w:rPr>
               <w:t>/30</w:t>
@@ -3743,13 +2944,11 @@
             <w:pPr>
               <w:cnfStyle w:val="000000000000" w:firstRow="0" w:lastRow="0" w:firstColumn="0" w:lastColumn="0" w:oddVBand="0" w:evenVBand="0" w:oddHBand="0" w:evenHBand="0" w:firstRowFirstColumn="0" w:firstRowLastColumn="0" w:lastRowFirstColumn="0" w:lastRowLastColumn="0"/>
               <w:rPr>
-                <w:rFonts w:ascii="Times New Roman" w:hAnsi="Times New Roman" w:cs="Times New Roman"/>
-                <w:color w:val="000000" w:themeColor="text1"/>
-              </w:rPr>
-            </w:pPr>
-            <w:r>
-              <w:rPr>
-                <w:rFonts w:ascii="Times New Roman" w:hAnsi="Times New Roman" w:cs="Times New Roman"/>
+                <w:color w:val="000000" w:themeColor="text1"/>
+              </w:rPr>
+            </w:pPr>
+            <w:r>
+              <w:rPr>
                 <w:color w:val="000000" w:themeColor="text1"/>
               </w:rPr>
               <w:t>—</w:t>
@@ -3765,16 +2964,26 @@
             <w:pPr>
               <w:cnfStyle w:val="000000000000" w:firstRow="0" w:lastRow="0" w:firstColumn="0" w:lastColumn="0" w:oddVBand="0" w:evenVBand="0" w:oddHBand="0" w:evenHBand="0" w:firstRowFirstColumn="0" w:firstRowLastColumn="0" w:lastRowFirstColumn="0" w:lastRowLastColumn="0"/>
               <w:rPr>
-                <w:rFonts w:ascii="Times New Roman" w:hAnsi="Times New Roman" w:cs="Times New Roman"/>
-                <w:color w:val="000000" w:themeColor="text1"/>
-              </w:rPr>
-            </w:pPr>
-            <w:r>
-              <w:rPr>
-                <w:rFonts w:ascii="Times New Roman" w:hAnsi="Times New Roman" w:cs="Times New Roman"/>
-                <w:color w:val="000000" w:themeColor="text1"/>
-              </w:rPr>
-              <w:t>P2P → MS1</w:t>
+                <w:color w:val="000000" w:themeColor="text1"/>
+              </w:rPr>
+            </w:pPr>
+            <w:r>
+              <w:rPr>
+                <w:color w:val="000000" w:themeColor="text1"/>
+              </w:rPr>
+              <w:t xml:space="preserve">P2P </w:t>
+            </w:r>
+            <w:r>
+              <w:rPr>
+                <w:color w:val="000000" w:themeColor="text1"/>
+              </w:rPr>
+              <w:t>-&gt;</w:t>
+            </w:r>
+            <w:r>
+              <w:rPr>
+                <w:color w:val="000000" w:themeColor="text1"/>
+              </w:rPr>
+              <w:t>MS1</w:t>
             </w:r>
           </w:p>
         </w:tc>
@@ -3792,14 +3001,12 @@
           <w:p>
             <w:pPr>
               <w:rPr>
-                <w:rFonts w:ascii="Times New Roman" w:hAnsi="Times New Roman" w:cs="Times New Roman"/>
                 <w:color w:val="000000" w:themeColor="text1"/>
               </w:rPr>
             </w:pPr>
             <w:r>
               <w:rPr>
                 <w:rStyle w:val="Strong"/>
-                <w:rFonts w:ascii="Times New Roman" w:hAnsi="Times New Roman" w:cs="Times New Roman"/>
                 <w:color w:val="000000" w:themeColor="text1"/>
               </w:rPr>
               <w:t>Firewall2</w:t>
@@ -3815,16 +3022,28 @@
             <w:pPr>
               <w:cnfStyle w:val="000000100000" w:firstRow="0" w:lastRow="0" w:firstColumn="0" w:lastColumn="0" w:oddVBand="0" w:evenVBand="0" w:oddHBand="1" w:evenHBand="0" w:firstRowFirstColumn="0" w:firstRowLastColumn="0" w:lastRowFirstColumn="0" w:lastRowLastColumn="0"/>
               <w:rPr>
-                <w:rFonts w:ascii="Times New Roman" w:hAnsi="Times New Roman" w:cs="Times New Roman"/>
-                <w:color w:val="000000" w:themeColor="text1"/>
-              </w:rPr>
-            </w:pPr>
-            <w:r>
-              <w:rPr>
-                <w:rFonts w:ascii="Times New Roman" w:hAnsi="Times New Roman" w:cs="Times New Roman"/>
-                <w:color w:val="000000" w:themeColor="text1"/>
-              </w:rPr>
-              <w:t>Gi1/2 (dmz)</w:t>
+                <w:color w:val="000000" w:themeColor="text1"/>
+              </w:rPr>
+            </w:pPr>
+            <w:r>
+              <w:rPr>
+                <w:color w:val="000000" w:themeColor="text1"/>
+              </w:rPr>
+              <w:t>Gi1/2 (</w:t>
+            </w:r>
+            <w:proofErr w:type="spellStart"/>
+            <w:r>
+              <w:rPr>
+                <w:color w:val="000000" w:themeColor="text1"/>
+              </w:rPr>
+              <w:t>dmz</w:t>
+            </w:r>
+            <w:proofErr w:type="spellEnd"/>
+            <w:r>
+              <w:rPr>
+                <w:color w:val="000000" w:themeColor="text1"/>
+              </w:rPr>
+              <w:t>)</w:t>
             </w:r>
           </w:p>
         </w:tc>
@@ -3837,13 +3056,11 @@
             <w:pPr>
               <w:cnfStyle w:val="000000100000" w:firstRow="0" w:lastRow="0" w:firstColumn="0" w:lastColumn="0" w:oddVBand="0" w:evenVBand="0" w:oddHBand="1" w:evenHBand="0" w:firstRowFirstColumn="0" w:firstRowLastColumn="0" w:lastRowFirstColumn="0" w:lastRowLastColumn="0"/>
               <w:rPr>
-                <w:rFonts w:ascii="Times New Roman" w:hAnsi="Times New Roman" w:cs="Times New Roman"/>
-                <w:color w:val="000000" w:themeColor="text1"/>
-              </w:rPr>
-            </w:pPr>
-            <w:r>
-              <w:rPr>
-                <w:rFonts w:ascii="Times New Roman" w:hAnsi="Times New Roman" w:cs="Times New Roman"/>
+                <w:color w:val="000000" w:themeColor="text1"/>
+              </w:rPr>
+            </w:pPr>
+            <w:r>
+              <w:rPr>
                 <w:color w:val="000000" w:themeColor="text1"/>
               </w:rPr>
               <w:t>10.0.0.5</w:t>
@@ -3859,13 +3076,11 @@
             <w:pPr>
               <w:cnfStyle w:val="000000100000" w:firstRow="0" w:lastRow="0" w:firstColumn="0" w:lastColumn="0" w:oddVBand="0" w:evenVBand="0" w:oddHBand="1" w:evenHBand="0" w:firstRowFirstColumn="0" w:firstRowLastColumn="0" w:lastRowFirstColumn="0" w:lastRowLastColumn="0"/>
               <w:rPr>
-                <w:rFonts w:ascii="Times New Roman" w:hAnsi="Times New Roman" w:cs="Times New Roman"/>
-                <w:color w:val="000000" w:themeColor="text1"/>
-              </w:rPr>
-            </w:pPr>
-            <w:r>
-              <w:rPr>
-                <w:rFonts w:ascii="Times New Roman" w:hAnsi="Times New Roman" w:cs="Times New Roman"/>
+                <w:color w:val="000000" w:themeColor="text1"/>
+              </w:rPr>
+            </w:pPr>
+            <w:r>
+              <w:rPr>
                 <w:color w:val="000000" w:themeColor="text1"/>
               </w:rPr>
               <w:t>255.255.255.252</w:t>
@@ -3881,13 +3096,11 @@
             <w:pPr>
               <w:cnfStyle w:val="000000100000" w:firstRow="0" w:lastRow="0" w:firstColumn="0" w:lastColumn="0" w:oddVBand="0" w:evenVBand="0" w:oddHBand="1" w:evenHBand="0" w:firstRowFirstColumn="0" w:firstRowLastColumn="0" w:lastRowFirstColumn="0" w:lastRowLastColumn="0"/>
               <w:rPr>
-                <w:rFonts w:ascii="Times New Roman" w:hAnsi="Times New Roman" w:cs="Times New Roman"/>
-                <w:color w:val="000000" w:themeColor="text1"/>
-              </w:rPr>
-            </w:pPr>
-            <w:r>
-              <w:rPr>
-                <w:rFonts w:ascii="Times New Roman" w:hAnsi="Times New Roman" w:cs="Times New Roman"/>
+                <w:color w:val="000000" w:themeColor="text1"/>
+              </w:rPr>
+            </w:pPr>
+            <w:r>
+              <w:rPr>
                 <w:color w:val="000000" w:themeColor="text1"/>
               </w:rPr>
               <w:t>/30</w:t>
@@ -3903,13 +3116,11 @@
             <w:pPr>
               <w:cnfStyle w:val="000000100000" w:firstRow="0" w:lastRow="0" w:firstColumn="0" w:lastColumn="0" w:oddVBand="0" w:evenVBand="0" w:oddHBand="1" w:evenHBand="0" w:firstRowFirstColumn="0" w:firstRowLastColumn="0" w:lastRowFirstColumn="0" w:lastRowLastColumn="0"/>
               <w:rPr>
-                <w:rFonts w:ascii="Times New Roman" w:hAnsi="Times New Roman" w:cs="Times New Roman"/>
-                <w:color w:val="000000" w:themeColor="text1"/>
-              </w:rPr>
-            </w:pPr>
-            <w:r>
-              <w:rPr>
-                <w:rFonts w:ascii="Times New Roman" w:hAnsi="Times New Roman" w:cs="Times New Roman"/>
+                <w:color w:val="000000" w:themeColor="text1"/>
+              </w:rPr>
+            </w:pPr>
+            <w:r>
+              <w:rPr>
                 <w:color w:val="000000" w:themeColor="text1"/>
               </w:rPr>
               <w:t>—</w:t>
@@ -3925,16 +3136,26 @@
             <w:pPr>
               <w:cnfStyle w:val="000000100000" w:firstRow="0" w:lastRow="0" w:firstColumn="0" w:lastColumn="0" w:oddVBand="0" w:evenVBand="0" w:oddHBand="1" w:evenHBand="0" w:firstRowFirstColumn="0" w:firstRowLastColumn="0" w:lastRowFirstColumn="0" w:lastRowLastColumn="0"/>
               <w:rPr>
-                <w:rFonts w:ascii="Times New Roman" w:hAnsi="Times New Roman" w:cs="Times New Roman"/>
-                <w:color w:val="000000" w:themeColor="text1"/>
-              </w:rPr>
-            </w:pPr>
-            <w:r>
-              <w:rPr>
-                <w:rFonts w:ascii="Times New Roman" w:hAnsi="Times New Roman" w:cs="Times New Roman"/>
-                <w:color w:val="000000" w:themeColor="text1"/>
-              </w:rPr>
-              <w:t>P2P → MS2</w:t>
+                <w:color w:val="000000" w:themeColor="text1"/>
+              </w:rPr>
+            </w:pPr>
+            <w:r>
+              <w:rPr>
+                <w:color w:val="000000" w:themeColor="text1"/>
+              </w:rPr>
+              <w:t xml:space="preserve">P2P </w:t>
+            </w:r>
+            <w:r>
+              <w:rPr>
+                <w:color w:val="000000" w:themeColor="text1"/>
+              </w:rPr>
+              <w:t>-&gt;</w:t>
+            </w:r>
+            <w:r>
+              <w:rPr>
+                <w:color w:val="000000" w:themeColor="text1"/>
+              </w:rPr>
+              <w:t>MS2</w:t>
             </w:r>
           </w:p>
         </w:tc>
@@ -3949,14 +3170,12 @@
           <w:p>
             <w:pPr>
               <w:rPr>
-                <w:rFonts w:ascii="Times New Roman" w:hAnsi="Times New Roman" w:cs="Times New Roman"/>
                 <w:color w:val="000000" w:themeColor="text1"/>
               </w:rPr>
             </w:pPr>
             <w:r>
               <w:rPr>
                 <w:rStyle w:val="Strong"/>
-                <w:rFonts w:ascii="Times New Roman" w:hAnsi="Times New Roman" w:cs="Times New Roman"/>
                 <w:color w:val="000000" w:themeColor="text1"/>
               </w:rPr>
               <w:t>MS2</w:t>
@@ -3972,13 +3191,11 @@
             <w:pPr>
               <w:cnfStyle w:val="000000000000" w:firstRow="0" w:lastRow="0" w:firstColumn="0" w:lastColumn="0" w:oddVBand="0" w:evenVBand="0" w:oddHBand="0" w:evenHBand="0" w:firstRowFirstColumn="0" w:firstRowLastColumn="0" w:lastRowFirstColumn="0" w:lastRowLastColumn="0"/>
               <w:rPr>
-                <w:rFonts w:ascii="Times New Roman" w:hAnsi="Times New Roman" w:cs="Times New Roman"/>
-                <w:color w:val="000000" w:themeColor="text1"/>
-              </w:rPr>
-            </w:pPr>
-            <w:r>
-              <w:rPr>
-                <w:rFonts w:ascii="Times New Roman" w:hAnsi="Times New Roman" w:cs="Times New Roman"/>
+                <w:color w:val="000000" w:themeColor="text1"/>
+              </w:rPr>
+            </w:pPr>
+            <w:r>
+              <w:rPr>
                 <w:color w:val="000000" w:themeColor="text1"/>
               </w:rPr>
               <w:t>Gi0/1 (L3)</w:t>
@@ -3994,13 +3211,11 @@
             <w:pPr>
               <w:cnfStyle w:val="000000000000" w:firstRow="0" w:lastRow="0" w:firstColumn="0" w:lastColumn="0" w:oddVBand="0" w:evenVBand="0" w:oddHBand="0" w:evenHBand="0" w:firstRowFirstColumn="0" w:firstRowLastColumn="0" w:lastRowFirstColumn="0" w:lastRowLastColumn="0"/>
               <w:rPr>
-                <w:rFonts w:ascii="Times New Roman" w:hAnsi="Times New Roman" w:cs="Times New Roman"/>
-                <w:color w:val="000000" w:themeColor="text1"/>
-              </w:rPr>
-            </w:pPr>
-            <w:r>
-              <w:rPr>
-                <w:rFonts w:ascii="Times New Roman" w:hAnsi="Times New Roman" w:cs="Times New Roman"/>
+                <w:color w:val="000000" w:themeColor="text1"/>
+              </w:rPr>
+            </w:pPr>
+            <w:r>
+              <w:rPr>
                 <w:color w:val="000000" w:themeColor="text1"/>
               </w:rPr>
               <w:t>10.0.0.6</w:t>
@@ -4016,13 +3231,11 @@
             <w:pPr>
               <w:cnfStyle w:val="000000000000" w:firstRow="0" w:lastRow="0" w:firstColumn="0" w:lastColumn="0" w:oddVBand="0" w:evenVBand="0" w:oddHBand="0" w:evenHBand="0" w:firstRowFirstColumn="0" w:firstRowLastColumn="0" w:lastRowFirstColumn="0" w:lastRowLastColumn="0"/>
               <w:rPr>
-                <w:rFonts w:ascii="Times New Roman" w:hAnsi="Times New Roman" w:cs="Times New Roman"/>
-                <w:color w:val="000000" w:themeColor="text1"/>
-              </w:rPr>
-            </w:pPr>
-            <w:r>
-              <w:rPr>
-                <w:rFonts w:ascii="Times New Roman" w:hAnsi="Times New Roman" w:cs="Times New Roman"/>
+                <w:color w:val="000000" w:themeColor="text1"/>
+              </w:rPr>
+            </w:pPr>
+            <w:r>
+              <w:rPr>
                 <w:color w:val="000000" w:themeColor="text1"/>
               </w:rPr>
               <w:t>255.255.255.252</w:t>
@@ -4038,13 +3251,11 @@
             <w:pPr>
               <w:cnfStyle w:val="000000000000" w:firstRow="0" w:lastRow="0" w:firstColumn="0" w:lastColumn="0" w:oddVBand="0" w:evenVBand="0" w:oddHBand="0" w:evenHBand="0" w:firstRowFirstColumn="0" w:firstRowLastColumn="0" w:lastRowFirstColumn="0" w:lastRowLastColumn="0"/>
               <w:rPr>
-                <w:rFonts w:ascii="Times New Roman" w:hAnsi="Times New Roman" w:cs="Times New Roman"/>
-                <w:color w:val="000000" w:themeColor="text1"/>
-              </w:rPr>
-            </w:pPr>
-            <w:r>
-              <w:rPr>
-                <w:rFonts w:ascii="Times New Roman" w:hAnsi="Times New Roman" w:cs="Times New Roman"/>
+                <w:color w:val="000000" w:themeColor="text1"/>
+              </w:rPr>
+            </w:pPr>
+            <w:r>
+              <w:rPr>
                 <w:color w:val="000000" w:themeColor="text1"/>
               </w:rPr>
               <w:t>/30</w:t>
@@ -4060,13 +3271,11 @@
             <w:pPr>
               <w:cnfStyle w:val="000000000000" w:firstRow="0" w:lastRow="0" w:firstColumn="0" w:lastColumn="0" w:oddVBand="0" w:evenVBand="0" w:oddHBand="0" w:evenHBand="0" w:firstRowFirstColumn="0" w:firstRowLastColumn="0" w:lastRowFirstColumn="0" w:lastRowLastColumn="0"/>
               <w:rPr>
-                <w:rFonts w:ascii="Times New Roman" w:hAnsi="Times New Roman" w:cs="Times New Roman"/>
-                <w:color w:val="000000" w:themeColor="text1"/>
-              </w:rPr>
-            </w:pPr>
-            <w:r>
-              <w:rPr>
-                <w:rFonts w:ascii="Times New Roman" w:hAnsi="Times New Roman" w:cs="Times New Roman"/>
+                <w:color w:val="000000" w:themeColor="text1"/>
+              </w:rPr>
+            </w:pPr>
+            <w:r>
+              <w:rPr>
                 <w:color w:val="000000" w:themeColor="text1"/>
               </w:rPr>
               <w:t>10.0.0.5</w:t>
@@ -4082,17 +3291,35 @@
             <w:pPr>
               <w:cnfStyle w:val="000000000000" w:firstRow="0" w:lastRow="0" w:firstColumn="0" w:lastColumn="0" w:oddVBand="0" w:evenVBand="0" w:oddHBand="0" w:evenHBand="0" w:firstRowFirstColumn="0" w:firstRowLastColumn="0" w:lastRowFirstColumn="0" w:lastRowLastColumn="0"/>
               <w:rPr>
-                <w:rFonts w:ascii="Times New Roman" w:hAnsi="Times New Roman" w:cs="Times New Roman"/>
-                <w:color w:val="000000" w:themeColor="text1"/>
-              </w:rPr>
-            </w:pPr>
-            <w:r>
-              <w:rPr>
-                <w:rFonts w:ascii="Times New Roman" w:hAnsi="Times New Roman" w:cs="Times New Roman"/>
-                <w:color w:val="000000" w:themeColor="text1"/>
-              </w:rPr>
-              <w:t>P2P → Firewall2 dmz</w:t>
-            </w:r>
+                <w:color w:val="000000" w:themeColor="text1"/>
+              </w:rPr>
+            </w:pPr>
+            <w:r>
+              <w:rPr>
+                <w:color w:val="000000" w:themeColor="text1"/>
+              </w:rPr>
+              <w:t xml:space="preserve">P2P </w:t>
+            </w:r>
+            <w:r>
+              <w:rPr>
+                <w:color w:val="000000" w:themeColor="text1"/>
+              </w:rPr>
+              <w:t>-&gt;</w:t>
+            </w:r>
+            <w:r>
+              <w:rPr>
+                <w:color w:val="000000" w:themeColor="text1"/>
+              </w:rPr>
+              <w:t xml:space="preserve">Firewall2 </w:t>
+            </w:r>
+            <w:proofErr w:type="spellStart"/>
+            <w:r>
+              <w:rPr>
+                <w:color w:val="000000" w:themeColor="text1"/>
+              </w:rPr>
+              <w:t>dmz</w:t>
+            </w:r>
+            <w:proofErr w:type="spellEnd"/>
           </w:p>
         </w:tc>
       </w:tr>
@@ -4109,14 +3336,12 @@
           <w:p>
             <w:pPr>
               <w:rPr>
-                <w:rFonts w:ascii="Times New Roman" w:hAnsi="Times New Roman" w:cs="Times New Roman"/>
                 <w:color w:val="000000" w:themeColor="text1"/>
               </w:rPr>
             </w:pPr>
             <w:r>
               <w:rPr>
                 <w:rStyle w:val="Strong"/>
-                <w:rFonts w:ascii="Times New Roman" w:hAnsi="Times New Roman" w:cs="Times New Roman"/>
                 <w:color w:val="000000" w:themeColor="text1"/>
               </w:rPr>
               <w:t>MS2</w:t>
@@ -4132,13 +3357,11 @@
             <w:pPr>
               <w:cnfStyle w:val="000000100000" w:firstRow="0" w:lastRow="0" w:firstColumn="0" w:lastColumn="0" w:oddVBand="0" w:evenVBand="0" w:oddHBand="1" w:evenHBand="0" w:firstRowFirstColumn="0" w:firstRowLastColumn="0" w:lastRowFirstColumn="0" w:lastRowLastColumn="0"/>
               <w:rPr>
-                <w:rFonts w:ascii="Times New Roman" w:hAnsi="Times New Roman" w:cs="Times New Roman"/>
-                <w:color w:val="000000" w:themeColor="text1"/>
-              </w:rPr>
-            </w:pPr>
-            <w:r>
-              <w:rPr>
-                <w:rFonts w:ascii="Times New Roman" w:hAnsi="Times New Roman" w:cs="Times New Roman"/>
+                <w:color w:val="000000" w:themeColor="text1"/>
+              </w:rPr>
+            </w:pPr>
+            <w:r>
+              <w:rPr>
                 <w:color w:val="000000" w:themeColor="text1"/>
               </w:rPr>
               <w:t>VLAN 50 SVI</w:t>
@@ -4154,13 +3377,11 @@
             <w:pPr>
               <w:cnfStyle w:val="000000100000" w:firstRow="0" w:lastRow="0" w:firstColumn="0" w:lastColumn="0" w:oddVBand="0" w:evenVBand="0" w:oddHBand="1" w:evenHBand="0" w:firstRowFirstColumn="0" w:firstRowLastColumn="0" w:lastRowFirstColumn="0" w:lastRowLastColumn="0"/>
               <w:rPr>
-                <w:rFonts w:ascii="Times New Roman" w:hAnsi="Times New Roman" w:cs="Times New Roman"/>
-                <w:color w:val="000000" w:themeColor="text1"/>
-              </w:rPr>
-            </w:pPr>
-            <w:r>
-              <w:rPr>
-                <w:rFonts w:ascii="Times New Roman" w:hAnsi="Times New Roman" w:cs="Times New Roman"/>
+                <w:color w:val="000000" w:themeColor="text1"/>
+              </w:rPr>
+            </w:pPr>
+            <w:r>
+              <w:rPr>
                 <w:color w:val="000000" w:themeColor="text1"/>
               </w:rPr>
               <w:t>192.168.50.1</w:t>
@@ -4176,13 +3397,11 @@
             <w:pPr>
               <w:cnfStyle w:val="000000100000" w:firstRow="0" w:lastRow="0" w:firstColumn="0" w:lastColumn="0" w:oddVBand="0" w:evenVBand="0" w:oddHBand="1" w:evenHBand="0" w:firstRowFirstColumn="0" w:firstRowLastColumn="0" w:lastRowFirstColumn="0" w:lastRowLastColumn="0"/>
               <w:rPr>
-                <w:rFonts w:ascii="Times New Roman" w:hAnsi="Times New Roman" w:cs="Times New Roman"/>
-                <w:color w:val="000000" w:themeColor="text1"/>
-              </w:rPr>
-            </w:pPr>
-            <w:r>
-              <w:rPr>
-                <w:rFonts w:ascii="Times New Roman" w:hAnsi="Times New Roman" w:cs="Times New Roman"/>
+                <w:color w:val="000000" w:themeColor="text1"/>
+              </w:rPr>
+            </w:pPr>
+            <w:r>
+              <w:rPr>
                 <w:color w:val="000000" w:themeColor="text1"/>
               </w:rPr>
               <w:t>255.255.255.0</w:t>
@@ -4198,13 +3417,11 @@
             <w:pPr>
               <w:cnfStyle w:val="000000100000" w:firstRow="0" w:lastRow="0" w:firstColumn="0" w:lastColumn="0" w:oddVBand="0" w:evenVBand="0" w:oddHBand="1" w:evenHBand="0" w:firstRowFirstColumn="0" w:firstRowLastColumn="0" w:lastRowFirstColumn="0" w:lastRowLastColumn="0"/>
               <w:rPr>
-                <w:rFonts w:ascii="Times New Roman" w:hAnsi="Times New Roman" w:cs="Times New Roman"/>
-                <w:color w:val="000000" w:themeColor="text1"/>
-              </w:rPr>
-            </w:pPr>
-            <w:r>
-              <w:rPr>
-                <w:rFonts w:ascii="Times New Roman" w:hAnsi="Times New Roman" w:cs="Times New Roman"/>
+                <w:color w:val="000000" w:themeColor="text1"/>
+              </w:rPr>
+            </w:pPr>
+            <w:r>
+              <w:rPr>
                 <w:color w:val="000000" w:themeColor="text1"/>
               </w:rPr>
               <w:t>/24</w:t>
@@ -4220,13 +3437,11 @@
             <w:pPr>
               <w:cnfStyle w:val="000000100000" w:firstRow="0" w:lastRow="0" w:firstColumn="0" w:lastColumn="0" w:oddVBand="0" w:evenVBand="0" w:oddHBand="1" w:evenHBand="0" w:firstRowFirstColumn="0" w:firstRowLastColumn="0" w:lastRowFirstColumn="0" w:lastRowLastColumn="0"/>
               <w:rPr>
-                <w:rFonts w:ascii="Times New Roman" w:hAnsi="Times New Roman" w:cs="Times New Roman"/>
-                <w:color w:val="000000" w:themeColor="text1"/>
-              </w:rPr>
-            </w:pPr>
-            <w:r>
-              <w:rPr>
-                <w:rFonts w:ascii="Times New Roman" w:hAnsi="Times New Roman" w:cs="Times New Roman"/>
+                <w:color w:val="000000" w:themeColor="text1"/>
+              </w:rPr>
+            </w:pPr>
+            <w:r>
+              <w:rPr>
                 <w:color w:val="000000" w:themeColor="text1"/>
               </w:rPr>
               <w:t>—</w:t>
@@ -4242,13 +3457,11 @@
             <w:pPr>
               <w:cnfStyle w:val="000000100000" w:firstRow="0" w:lastRow="0" w:firstColumn="0" w:lastColumn="0" w:oddVBand="0" w:evenVBand="0" w:oddHBand="1" w:evenHBand="0" w:firstRowFirstColumn="0" w:firstRowLastColumn="0" w:lastRowFirstColumn="0" w:lastRowLastColumn="0"/>
               <w:rPr>
-                <w:rFonts w:ascii="Times New Roman" w:hAnsi="Times New Roman" w:cs="Times New Roman"/>
-                <w:color w:val="000000" w:themeColor="text1"/>
-              </w:rPr>
-            </w:pPr>
-            <w:r>
-              <w:rPr>
-                <w:rFonts w:ascii="Times New Roman" w:hAnsi="Times New Roman" w:cs="Times New Roman"/>
+                <w:color w:val="000000" w:themeColor="text1"/>
+              </w:rPr>
+            </w:pPr>
+            <w:r>
+              <w:rPr>
                 <w:color w:val="000000" w:themeColor="text1"/>
               </w:rPr>
               <w:t>SERVER Gateway</w:t>
@@ -4266,14 +3479,12 @@
           <w:p>
             <w:pPr>
               <w:rPr>
-                <w:rFonts w:ascii="Times New Roman" w:hAnsi="Times New Roman" w:cs="Times New Roman"/>
                 <w:color w:val="000000" w:themeColor="text1"/>
               </w:rPr>
             </w:pPr>
             <w:r>
               <w:rPr>
                 <w:rStyle w:val="Strong"/>
-                <w:rFonts w:ascii="Times New Roman" w:hAnsi="Times New Roman" w:cs="Times New Roman"/>
                 <w:color w:val="000000" w:themeColor="text1"/>
               </w:rPr>
               <w:t>Hosts VLAN 10</w:t>
@@ -4289,13 +3500,11 @@
             <w:pPr>
               <w:cnfStyle w:val="000000000000" w:firstRow="0" w:lastRow="0" w:firstColumn="0" w:lastColumn="0" w:oddVBand="0" w:evenVBand="0" w:oddHBand="0" w:evenHBand="0" w:firstRowFirstColumn="0" w:firstRowLastColumn="0" w:lastRowFirstColumn="0" w:lastRowLastColumn="0"/>
               <w:rPr>
-                <w:rFonts w:ascii="Times New Roman" w:hAnsi="Times New Roman" w:cs="Times New Roman"/>
-                <w:color w:val="000000" w:themeColor="text1"/>
-              </w:rPr>
-            </w:pPr>
-            <w:r>
-              <w:rPr>
-                <w:rFonts w:ascii="Times New Roman" w:hAnsi="Times New Roman" w:cs="Times New Roman"/>
+                <w:color w:val="000000" w:themeColor="text1"/>
+              </w:rPr>
+            </w:pPr>
+            <w:r>
+              <w:rPr>
                 <w:color w:val="000000" w:themeColor="text1"/>
               </w:rPr>
               <w:t>NIC</w:t>
@@ -4311,13 +3520,11 @@
             <w:pPr>
               <w:cnfStyle w:val="000000000000" w:firstRow="0" w:lastRow="0" w:firstColumn="0" w:lastColumn="0" w:oddVBand="0" w:evenVBand="0" w:oddHBand="0" w:evenHBand="0" w:firstRowFirstColumn="0" w:firstRowLastColumn="0" w:lastRowFirstColumn="0" w:lastRowLastColumn="0"/>
               <w:rPr>
-                <w:rFonts w:ascii="Times New Roman" w:hAnsi="Times New Roman" w:cs="Times New Roman"/>
-                <w:color w:val="000000" w:themeColor="text1"/>
-              </w:rPr>
-            </w:pPr>
-            <w:r>
-              <w:rPr>
-                <w:rFonts w:ascii="Times New Roman" w:hAnsi="Times New Roman" w:cs="Times New Roman"/>
+                <w:color w:val="000000" w:themeColor="text1"/>
+              </w:rPr>
+            </w:pPr>
+            <w:r>
+              <w:rPr>
                 <w:color w:val="000000" w:themeColor="text1"/>
               </w:rPr>
               <w:t>192.168.10.2–254</w:t>
@@ -4333,13 +3540,11 @@
             <w:pPr>
               <w:cnfStyle w:val="000000000000" w:firstRow="0" w:lastRow="0" w:firstColumn="0" w:lastColumn="0" w:oddVBand="0" w:evenVBand="0" w:oddHBand="0" w:evenHBand="0" w:firstRowFirstColumn="0" w:firstRowLastColumn="0" w:lastRowFirstColumn="0" w:lastRowLastColumn="0"/>
               <w:rPr>
-                <w:rFonts w:ascii="Times New Roman" w:hAnsi="Times New Roman" w:cs="Times New Roman"/>
-                <w:color w:val="000000" w:themeColor="text1"/>
-              </w:rPr>
-            </w:pPr>
-            <w:r>
-              <w:rPr>
-                <w:rFonts w:ascii="Times New Roman" w:hAnsi="Times New Roman" w:cs="Times New Roman"/>
+                <w:color w:val="000000" w:themeColor="text1"/>
+              </w:rPr>
+            </w:pPr>
+            <w:r>
+              <w:rPr>
                 <w:color w:val="000000" w:themeColor="text1"/>
               </w:rPr>
               <w:t>255.255.255.0</w:t>
@@ -4355,13 +3560,11 @@
             <w:pPr>
               <w:cnfStyle w:val="000000000000" w:firstRow="0" w:lastRow="0" w:firstColumn="0" w:lastColumn="0" w:oddVBand="0" w:evenVBand="0" w:oddHBand="0" w:evenHBand="0" w:firstRowFirstColumn="0" w:firstRowLastColumn="0" w:lastRowFirstColumn="0" w:lastRowLastColumn="0"/>
               <w:rPr>
-                <w:rFonts w:ascii="Times New Roman" w:hAnsi="Times New Roman" w:cs="Times New Roman"/>
-                <w:color w:val="000000" w:themeColor="text1"/>
-              </w:rPr>
-            </w:pPr>
-            <w:r>
-              <w:rPr>
-                <w:rFonts w:ascii="Times New Roman" w:hAnsi="Times New Roman" w:cs="Times New Roman"/>
+                <w:color w:val="000000" w:themeColor="text1"/>
+              </w:rPr>
+            </w:pPr>
+            <w:r>
+              <w:rPr>
                 <w:color w:val="000000" w:themeColor="text1"/>
               </w:rPr>
               <w:t>/24</w:t>
@@ -4377,13 +3580,11 @@
             <w:pPr>
               <w:cnfStyle w:val="000000000000" w:firstRow="0" w:lastRow="0" w:firstColumn="0" w:lastColumn="0" w:oddVBand="0" w:evenVBand="0" w:oddHBand="0" w:evenHBand="0" w:firstRowFirstColumn="0" w:firstRowLastColumn="0" w:lastRowFirstColumn="0" w:lastRowLastColumn="0"/>
               <w:rPr>
-                <w:rFonts w:ascii="Times New Roman" w:hAnsi="Times New Roman" w:cs="Times New Roman"/>
-                <w:color w:val="000000" w:themeColor="text1"/>
-              </w:rPr>
-            </w:pPr>
-            <w:r>
-              <w:rPr>
-                <w:rFonts w:ascii="Times New Roman" w:hAnsi="Times New Roman" w:cs="Times New Roman"/>
+                <w:color w:val="000000" w:themeColor="text1"/>
+              </w:rPr>
+            </w:pPr>
+            <w:r>
+              <w:rPr>
                 <w:color w:val="000000" w:themeColor="text1"/>
               </w:rPr>
               <w:t>192.168.10.1</w:t>
@@ -4399,13 +3600,11 @@
             <w:pPr>
               <w:cnfStyle w:val="000000000000" w:firstRow="0" w:lastRow="0" w:firstColumn="0" w:lastColumn="0" w:oddVBand="0" w:evenVBand="0" w:oddHBand="0" w:evenHBand="0" w:firstRowFirstColumn="0" w:firstRowLastColumn="0" w:lastRowFirstColumn="0" w:lastRowLastColumn="0"/>
               <w:rPr>
-                <w:rFonts w:ascii="Times New Roman" w:hAnsi="Times New Roman" w:cs="Times New Roman"/>
-                <w:color w:val="000000" w:themeColor="text1"/>
-              </w:rPr>
-            </w:pPr>
-            <w:r>
-              <w:rPr>
-                <w:rFonts w:ascii="Times New Roman" w:hAnsi="Times New Roman" w:cs="Times New Roman"/>
+                <w:color w:val="000000" w:themeColor="text1"/>
+              </w:rPr>
+            </w:pPr>
+            <w:r>
+              <w:rPr>
                 <w:color w:val="000000" w:themeColor="text1"/>
               </w:rPr>
               <w:t>LAB1 clients</w:t>
@@ -4426,14 +3625,12 @@
           <w:p>
             <w:pPr>
               <w:rPr>
-                <w:rFonts w:ascii="Times New Roman" w:hAnsi="Times New Roman" w:cs="Times New Roman"/>
                 <w:color w:val="000000" w:themeColor="text1"/>
               </w:rPr>
             </w:pPr>
             <w:r>
               <w:rPr>
                 <w:rStyle w:val="Strong"/>
-                <w:rFonts w:ascii="Times New Roman" w:hAnsi="Times New Roman" w:cs="Times New Roman"/>
                 <w:color w:val="000000" w:themeColor="text1"/>
               </w:rPr>
               <w:t>Hosts VLAN 20</w:t>
@@ -4449,13 +3646,11 @@
             <w:pPr>
               <w:cnfStyle w:val="000000100000" w:firstRow="0" w:lastRow="0" w:firstColumn="0" w:lastColumn="0" w:oddVBand="0" w:evenVBand="0" w:oddHBand="1" w:evenHBand="0" w:firstRowFirstColumn="0" w:firstRowLastColumn="0" w:lastRowFirstColumn="0" w:lastRowLastColumn="0"/>
               <w:rPr>
-                <w:rFonts w:ascii="Times New Roman" w:hAnsi="Times New Roman" w:cs="Times New Roman"/>
-                <w:color w:val="000000" w:themeColor="text1"/>
-              </w:rPr>
-            </w:pPr>
-            <w:r>
-              <w:rPr>
-                <w:rFonts w:ascii="Times New Roman" w:hAnsi="Times New Roman" w:cs="Times New Roman"/>
+                <w:color w:val="000000" w:themeColor="text1"/>
+              </w:rPr>
+            </w:pPr>
+            <w:r>
+              <w:rPr>
                 <w:color w:val="000000" w:themeColor="text1"/>
               </w:rPr>
               <w:t>NIC</w:t>
@@ -4471,13 +3666,11 @@
             <w:pPr>
               <w:cnfStyle w:val="000000100000" w:firstRow="0" w:lastRow="0" w:firstColumn="0" w:lastColumn="0" w:oddVBand="0" w:evenVBand="0" w:oddHBand="1" w:evenHBand="0" w:firstRowFirstColumn="0" w:firstRowLastColumn="0" w:lastRowFirstColumn="0" w:lastRowLastColumn="0"/>
               <w:rPr>
-                <w:rFonts w:ascii="Times New Roman" w:hAnsi="Times New Roman" w:cs="Times New Roman"/>
-                <w:color w:val="000000" w:themeColor="text1"/>
-              </w:rPr>
-            </w:pPr>
-            <w:r>
-              <w:rPr>
-                <w:rFonts w:ascii="Times New Roman" w:hAnsi="Times New Roman" w:cs="Times New Roman"/>
+                <w:color w:val="000000" w:themeColor="text1"/>
+              </w:rPr>
+            </w:pPr>
+            <w:r>
+              <w:rPr>
                 <w:color w:val="000000" w:themeColor="text1"/>
               </w:rPr>
               <w:t>192.168.20.2–254</w:t>
@@ -4493,13 +3686,11 @@
             <w:pPr>
               <w:cnfStyle w:val="000000100000" w:firstRow="0" w:lastRow="0" w:firstColumn="0" w:lastColumn="0" w:oddVBand="0" w:evenVBand="0" w:oddHBand="1" w:evenHBand="0" w:firstRowFirstColumn="0" w:firstRowLastColumn="0" w:lastRowFirstColumn="0" w:lastRowLastColumn="0"/>
               <w:rPr>
-                <w:rFonts w:ascii="Times New Roman" w:hAnsi="Times New Roman" w:cs="Times New Roman"/>
-                <w:color w:val="000000" w:themeColor="text1"/>
-              </w:rPr>
-            </w:pPr>
-            <w:r>
-              <w:rPr>
-                <w:rFonts w:ascii="Times New Roman" w:hAnsi="Times New Roman" w:cs="Times New Roman"/>
+                <w:color w:val="000000" w:themeColor="text1"/>
+              </w:rPr>
+            </w:pPr>
+            <w:r>
+              <w:rPr>
                 <w:color w:val="000000" w:themeColor="text1"/>
               </w:rPr>
               <w:t>255.255.255.0</w:t>
@@ -4515,13 +3706,11 @@
             <w:pPr>
               <w:cnfStyle w:val="000000100000" w:firstRow="0" w:lastRow="0" w:firstColumn="0" w:lastColumn="0" w:oddVBand="0" w:evenVBand="0" w:oddHBand="1" w:evenHBand="0" w:firstRowFirstColumn="0" w:firstRowLastColumn="0" w:lastRowFirstColumn="0" w:lastRowLastColumn="0"/>
               <w:rPr>
-                <w:rFonts w:ascii="Times New Roman" w:hAnsi="Times New Roman" w:cs="Times New Roman"/>
-                <w:color w:val="000000" w:themeColor="text1"/>
-              </w:rPr>
-            </w:pPr>
-            <w:r>
-              <w:rPr>
-                <w:rFonts w:ascii="Times New Roman" w:hAnsi="Times New Roman" w:cs="Times New Roman"/>
+                <w:color w:val="000000" w:themeColor="text1"/>
+              </w:rPr>
+            </w:pPr>
+            <w:r>
+              <w:rPr>
                 <w:color w:val="000000" w:themeColor="text1"/>
               </w:rPr>
               <w:t>/24</w:t>
@@ -4537,13 +3726,11 @@
             <w:pPr>
               <w:cnfStyle w:val="000000100000" w:firstRow="0" w:lastRow="0" w:firstColumn="0" w:lastColumn="0" w:oddVBand="0" w:evenVBand="0" w:oddHBand="1" w:evenHBand="0" w:firstRowFirstColumn="0" w:firstRowLastColumn="0" w:lastRowFirstColumn="0" w:lastRowLastColumn="0"/>
               <w:rPr>
-                <w:rFonts w:ascii="Times New Roman" w:hAnsi="Times New Roman" w:cs="Times New Roman"/>
-                <w:color w:val="000000" w:themeColor="text1"/>
-              </w:rPr>
-            </w:pPr>
-            <w:r>
-              <w:rPr>
-                <w:rFonts w:ascii="Times New Roman" w:hAnsi="Times New Roman" w:cs="Times New Roman"/>
+                <w:color w:val="000000" w:themeColor="text1"/>
+              </w:rPr>
+            </w:pPr>
+            <w:r>
+              <w:rPr>
                 <w:color w:val="000000" w:themeColor="text1"/>
               </w:rPr>
               <w:t>192.168.20.1</w:t>
@@ -4559,13 +3746,11 @@
             <w:pPr>
               <w:cnfStyle w:val="000000100000" w:firstRow="0" w:lastRow="0" w:firstColumn="0" w:lastColumn="0" w:oddVBand="0" w:evenVBand="0" w:oddHBand="1" w:evenHBand="0" w:firstRowFirstColumn="0" w:firstRowLastColumn="0" w:lastRowFirstColumn="0" w:lastRowLastColumn="0"/>
               <w:rPr>
-                <w:rFonts w:ascii="Times New Roman" w:hAnsi="Times New Roman" w:cs="Times New Roman"/>
-                <w:color w:val="000000" w:themeColor="text1"/>
-              </w:rPr>
-            </w:pPr>
-            <w:r>
-              <w:rPr>
-                <w:rFonts w:ascii="Times New Roman" w:hAnsi="Times New Roman" w:cs="Times New Roman"/>
+                <w:color w:val="000000" w:themeColor="text1"/>
+              </w:rPr>
+            </w:pPr>
+            <w:r>
+              <w:rPr>
                 <w:color w:val="000000" w:themeColor="text1"/>
               </w:rPr>
               <w:t>LAB2 clients</w:t>
@@ -4583,17 +3768,14 @@
           <w:p>
             <w:pPr>
               <w:rPr>
-                <w:rFonts w:ascii="Times New Roman" w:hAnsi="Times New Roman" w:cs="Times New Roman"/>
                 <w:color w:val="000000" w:themeColor="text1"/>
               </w:rPr>
             </w:pPr>
             <w:r>
               <w:rPr>
                 <w:rStyle w:val="Strong"/>
-                <w:rFonts w:ascii="Times New Roman" w:hAnsi="Times New Roman" w:cs="Times New Roman"/>
-                <w:color w:val="000000" w:themeColor="text1"/>
-              </w:rPr>
-              <w:lastRenderedPageBreak/>
+                <w:color w:val="000000" w:themeColor="text1"/>
+              </w:rPr>
               <w:t>Hosts VLAN 30</w:t>
             </w:r>
           </w:p>
@@ -4607,13 +3789,11 @@
             <w:pPr>
               <w:cnfStyle w:val="000000000000" w:firstRow="0" w:lastRow="0" w:firstColumn="0" w:lastColumn="0" w:oddVBand="0" w:evenVBand="0" w:oddHBand="0" w:evenHBand="0" w:firstRowFirstColumn="0" w:firstRowLastColumn="0" w:lastRowFirstColumn="0" w:lastRowLastColumn="0"/>
               <w:rPr>
-                <w:rFonts w:ascii="Times New Roman" w:hAnsi="Times New Roman" w:cs="Times New Roman"/>
-                <w:color w:val="000000" w:themeColor="text1"/>
-              </w:rPr>
-            </w:pPr>
-            <w:r>
-              <w:rPr>
-                <w:rFonts w:ascii="Times New Roman" w:hAnsi="Times New Roman" w:cs="Times New Roman"/>
+                <w:color w:val="000000" w:themeColor="text1"/>
+              </w:rPr>
+            </w:pPr>
+            <w:r>
+              <w:rPr>
                 <w:color w:val="000000" w:themeColor="text1"/>
               </w:rPr>
               <w:t>NIC</w:t>
@@ -4629,13 +3809,11 @@
             <w:pPr>
               <w:cnfStyle w:val="000000000000" w:firstRow="0" w:lastRow="0" w:firstColumn="0" w:lastColumn="0" w:oddVBand="0" w:evenVBand="0" w:oddHBand="0" w:evenHBand="0" w:firstRowFirstColumn="0" w:firstRowLastColumn="0" w:lastRowFirstColumn="0" w:lastRowLastColumn="0"/>
               <w:rPr>
-                <w:rFonts w:ascii="Times New Roman" w:hAnsi="Times New Roman" w:cs="Times New Roman"/>
-                <w:color w:val="000000" w:themeColor="text1"/>
-              </w:rPr>
-            </w:pPr>
-            <w:r>
-              <w:rPr>
-                <w:rFonts w:ascii="Times New Roman" w:hAnsi="Times New Roman" w:cs="Times New Roman"/>
+                <w:color w:val="000000" w:themeColor="text1"/>
+              </w:rPr>
+            </w:pPr>
+            <w:r>
+              <w:rPr>
                 <w:color w:val="000000" w:themeColor="text1"/>
               </w:rPr>
               <w:t>192.168.30.2–254</w:t>
@@ -4651,13 +3829,11 @@
             <w:pPr>
               <w:cnfStyle w:val="000000000000" w:firstRow="0" w:lastRow="0" w:firstColumn="0" w:lastColumn="0" w:oddVBand="0" w:evenVBand="0" w:oddHBand="0" w:evenHBand="0" w:firstRowFirstColumn="0" w:firstRowLastColumn="0" w:lastRowFirstColumn="0" w:lastRowLastColumn="0"/>
               <w:rPr>
-                <w:rFonts w:ascii="Times New Roman" w:hAnsi="Times New Roman" w:cs="Times New Roman"/>
-                <w:color w:val="000000" w:themeColor="text1"/>
-              </w:rPr>
-            </w:pPr>
-            <w:r>
-              <w:rPr>
-                <w:rFonts w:ascii="Times New Roman" w:hAnsi="Times New Roman" w:cs="Times New Roman"/>
+                <w:color w:val="000000" w:themeColor="text1"/>
+              </w:rPr>
+            </w:pPr>
+            <w:r>
+              <w:rPr>
                 <w:color w:val="000000" w:themeColor="text1"/>
               </w:rPr>
               <w:t>255.255.255.0</w:t>
@@ -4673,13 +3849,11 @@
             <w:pPr>
               <w:cnfStyle w:val="000000000000" w:firstRow="0" w:lastRow="0" w:firstColumn="0" w:lastColumn="0" w:oddVBand="0" w:evenVBand="0" w:oddHBand="0" w:evenHBand="0" w:firstRowFirstColumn="0" w:firstRowLastColumn="0" w:lastRowFirstColumn="0" w:lastRowLastColumn="0"/>
               <w:rPr>
-                <w:rFonts w:ascii="Times New Roman" w:hAnsi="Times New Roman" w:cs="Times New Roman"/>
-                <w:color w:val="000000" w:themeColor="text1"/>
-              </w:rPr>
-            </w:pPr>
-            <w:r>
-              <w:rPr>
-                <w:rFonts w:ascii="Times New Roman" w:hAnsi="Times New Roman" w:cs="Times New Roman"/>
+                <w:color w:val="000000" w:themeColor="text1"/>
+              </w:rPr>
+            </w:pPr>
+            <w:r>
+              <w:rPr>
                 <w:color w:val="000000" w:themeColor="text1"/>
               </w:rPr>
               <w:t>/24</w:t>
@@ -4695,13 +3869,11 @@
             <w:pPr>
               <w:cnfStyle w:val="000000000000" w:firstRow="0" w:lastRow="0" w:firstColumn="0" w:lastColumn="0" w:oddVBand="0" w:evenVBand="0" w:oddHBand="0" w:evenHBand="0" w:firstRowFirstColumn="0" w:firstRowLastColumn="0" w:lastRowFirstColumn="0" w:lastRowLastColumn="0"/>
               <w:rPr>
-                <w:rFonts w:ascii="Times New Roman" w:hAnsi="Times New Roman" w:cs="Times New Roman"/>
-                <w:color w:val="000000" w:themeColor="text1"/>
-              </w:rPr>
-            </w:pPr>
-            <w:r>
-              <w:rPr>
-                <w:rFonts w:ascii="Times New Roman" w:hAnsi="Times New Roman" w:cs="Times New Roman"/>
+                <w:color w:val="000000" w:themeColor="text1"/>
+              </w:rPr>
+            </w:pPr>
+            <w:r>
+              <w:rPr>
                 <w:color w:val="000000" w:themeColor="text1"/>
               </w:rPr>
               <w:t>192.168.30.1</w:t>
@@ -4717,13 +3889,11 @@
             <w:pPr>
               <w:cnfStyle w:val="000000000000" w:firstRow="0" w:lastRow="0" w:firstColumn="0" w:lastColumn="0" w:oddVBand="0" w:evenVBand="0" w:oddHBand="0" w:evenHBand="0" w:firstRowFirstColumn="0" w:firstRowLastColumn="0" w:lastRowFirstColumn="0" w:lastRowLastColumn="0"/>
               <w:rPr>
-                <w:rFonts w:ascii="Times New Roman" w:hAnsi="Times New Roman" w:cs="Times New Roman"/>
-                <w:color w:val="000000" w:themeColor="text1"/>
-              </w:rPr>
-            </w:pPr>
-            <w:r>
-              <w:rPr>
-                <w:rFonts w:ascii="Times New Roman" w:hAnsi="Times New Roman" w:cs="Times New Roman"/>
+                <w:color w:val="000000" w:themeColor="text1"/>
+              </w:rPr>
+            </w:pPr>
+            <w:r>
+              <w:rPr>
                 <w:color w:val="000000" w:themeColor="text1"/>
               </w:rPr>
               <w:t>ADMIN clients</w:t>
@@ -4744,14 +3914,12 @@
           <w:p>
             <w:pPr>
               <w:rPr>
-                <w:rFonts w:ascii="Times New Roman" w:hAnsi="Times New Roman" w:cs="Times New Roman"/>
                 <w:color w:val="000000" w:themeColor="text1"/>
               </w:rPr>
             </w:pPr>
             <w:r>
               <w:rPr>
                 <w:rStyle w:val="Strong"/>
-                <w:rFonts w:ascii="Times New Roman" w:hAnsi="Times New Roman" w:cs="Times New Roman"/>
                 <w:color w:val="000000" w:themeColor="text1"/>
               </w:rPr>
               <w:t>Hosts VLAN 40</w:t>
@@ -4767,13 +3935,11 @@
             <w:pPr>
               <w:cnfStyle w:val="000000100000" w:firstRow="0" w:lastRow="0" w:firstColumn="0" w:lastColumn="0" w:oddVBand="0" w:evenVBand="0" w:oddHBand="1" w:evenHBand="0" w:firstRowFirstColumn="0" w:firstRowLastColumn="0" w:lastRowFirstColumn="0" w:lastRowLastColumn="0"/>
               <w:rPr>
-                <w:rFonts w:ascii="Times New Roman" w:hAnsi="Times New Roman" w:cs="Times New Roman"/>
-                <w:color w:val="000000" w:themeColor="text1"/>
-              </w:rPr>
-            </w:pPr>
-            <w:r>
-              <w:rPr>
-                <w:rFonts w:ascii="Times New Roman" w:hAnsi="Times New Roman" w:cs="Times New Roman"/>
+                <w:color w:val="000000" w:themeColor="text1"/>
+              </w:rPr>
+            </w:pPr>
+            <w:r>
+              <w:rPr>
                 <w:color w:val="000000" w:themeColor="text1"/>
               </w:rPr>
               <w:t>NIC</w:t>
@@ -4789,13 +3955,11 @@
             <w:pPr>
               <w:cnfStyle w:val="000000100000" w:firstRow="0" w:lastRow="0" w:firstColumn="0" w:lastColumn="0" w:oddVBand="0" w:evenVBand="0" w:oddHBand="1" w:evenHBand="0" w:firstRowFirstColumn="0" w:firstRowLastColumn="0" w:lastRowFirstColumn="0" w:lastRowLastColumn="0"/>
               <w:rPr>
-                <w:rFonts w:ascii="Times New Roman" w:hAnsi="Times New Roman" w:cs="Times New Roman"/>
-                <w:color w:val="000000" w:themeColor="text1"/>
-              </w:rPr>
-            </w:pPr>
-            <w:r>
-              <w:rPr>
-                <w:rFonts w:ascii="Times New Roman" w:hAnsi="Times New Roman" w:cs="Times New Roman"/>
+                <w:color w:val="000000" w:themeColor="text1"/>
+              </w:rPr>
+            </w:pPr>
+            <w:r>
+              <w:rPr>
                 <w:color w:val="000000" w:themeColor="text1"/>
               </w:rPr>
               <w:t>192.168.40.2–254</w:t>
@@ -4811,13 +3975,11 @@
             <w:pPr>
               <w:cnfStyle w:val="000000100000" w:firstRow="0" w:lastRow="0" w:firstColumn="0" w:lastColumn="0" w:oddVBand="0" w:evenVBand="0" w:oddHBand="1" w:evenHBand="0" w:firstRowFirstColumn="0" w:firstRowLastColumn="0" w:lastRowFirstColumn="0" w:lastRowLastColumn="0"/>
               <w:rPr>
-                <w:rFonts w:ascii="Times New Roman" w:hAnsi="Times New Roman" w:cs="Times New Roman"/>
-                <w:color w:val="000000" w:themeColor="text1"/>
-              </w:rPr>
-            </w:pPr>
-            <w:r>
-              <w:rPr>
-                <w:rFonts w:ascii="Times New Roman" w:hAnsi="Times New Roman" w:cs="Times New Roman"/>
+                <w:color w:val="000000" w:themeColor="text1"/>
+              </w:rPr>
+            </w:pPr>
+            <w:r>
+              <w:rPr>
                 <w:color w:val="000000" w:themeColor="text1"/>
               </w:rPr>
               <w:t>255.255.255.0</w:t>
@@ -4833,13 +3995,11 @@
             <w:pPr>
               <w:cnfStyle w:val="000000100000" w:firstRow="0" w:lastRow="0" w:firstColumn="0" w:lastColumn="0" w:oddVBand="0" w:evenVBand="0" w:oddHBand="1" w:evenHBand="0" w:firstRowFirstColumn="0" w:firstRowLastColumn="0" w:lastRowFirstColumn="0" w:lastRowLastColumn="0"/>
               <w:rPr>
-                <w:rFonts w:ascii="Times New Roman" w:hAnsi="Times New Roman" w:cs="Times New Roman"/>
-                <w:color w:val="000000" w:themeColor="text1"/>
-              </w:rPr>
-            </w:pPr>
-            <w:r>
-              <w:rPr>
-                <w:rFonts w:ascii="Times New Roman" w:hAnsi="Times New Roman" w:cs="Times New Roman"/>
+                <w:color w:val="000000" w:themeColor="text1"/>
+              </w:rPr>
+            </w:pPr>
+            <w:r>
+              <w:rPr>
                 <w:color w:val="000000" w:themeColor="text1"/>
               </w:rPr>
               <w:t>/24</w:t>
@@ -4855,13 +4015,11 @@
             <w:pPr>
               <w:cnfStyle w:val="000000100000" w:firstRow="0" w:lastRow="0" w:firstColumn="0" w:lastColumn="0" w:oddVBand="0" w:evenVBand="0" w:oddHBand="1" w:evenHBand="0" w:firstRowFirstColumn="0" w:firstRowLastColumn="0" w:lastRowFirstColumn="0" w:lastRowLastColumn="0"/>
               <w:rPr>
-                <w:rFonts w:ascii="Times New Roman" w:hAnsi="Times New Roman" w:cs="Times New Roman"/>
-                <w:color w:val="000000" w:themeColor="text1"/>
-              </w:rPr>
-            </w:pPr>
-            <w:r>
-              <w:rPr>
-                <w:rFonts w:ascii="Times New Roman" w:hAnsi="Times New Roman" w:cs="Times New Roman"/>
+                <w:color w:val="000000" w:themeColor="text1"/>
+              </w:rPr>
+            </w:pPr>
+            <w:r>
+              <w:rPr>
                 <w:color w:val="000000" w:themeColor="text1"/>
               </w:rPr>
               <w:t>192.168.40.1</w:t>
@@ -4877,13 +4035,11 @@
             <w:pPr>
               <w:cnfStyle w:val="000000100000" w:firstRow="0" w:lastRow="0" w:firstColumn="0" w:lastColumn="0" w:oddVBand="0" w:evenVBand="0" w:oddHBand="1" w:evenHBand="0" w:firstRowFirstColumn="0" w:firstRowLastColumn="0" w:lastRowFirstColumn="0" w:lastRowLastColumn="0"/>
               <w:rPr>
-                <w:rFonts w:ascii="Times New Roman" w:hAnsi="Times New Roman" w:cs="Times New Roman"/>
-                <w:color w:val="000000" w:themeColor="text1"/>
-              </w:rPr>
-            </w:pPr>
-            <w:r>
-              <w:rPr>
-                <w:rFonts w:ascii="Times New Roman" w:hAnsi="Times New Roman" w:cs="Times New Roman"/>
+                <w:color w:val="000000" w:themeColor="text1"/>
+              </w:rPr>
+            </w:pPr>
+            <w:r>
+              <w:rPr>
                 <w:color w:val="000000" w:themeColor="text1"/>
               </w:rPr>
               <w:t>ACADEMIC clients</w:t>
@@ -4901,14 +4057,12 @@
           <w:p>
             <w:pPr>
               <w:rPr>
-                <w:rFonts w:ascii="Times New Roman" w:hAnsi="Times New Roman" w:cs="Times New Roman"/>
                 <w:color w:val="000000" w:themeColor="text1"/>
               </w:rPr>
             </w:pPr>
             <w:r>
               <w:rPr>
                 <w:rStyle w:val="Strong"/>
-                <w:rFonts w:ascii="Times New Roman" w:hAnsi="Times New Roman" w:cs="Times New Roman"/>
                 <w:color w:val="000000" w:themeColor="text1"/>
               </w:rPr>
               <w:t>Servers VLAN 50</w:t>
@@ -4924,13 +4078,11 @@
             <w:pPr>
               <w:cnfStyle w:val="000000000000" w:firstRow="0" w:lastRow="0" w:firstColumn="0" w:lastColumn="0" w:oddVBand="0" w:evenVBand="0" w:oddHBand="0" w:evenHBand="0" w:firstRowFirstColumn="0" w:firstRowLastColumn="0" w:lastRowFirstColumn="0" w:lastRowLastColumn="0"/>
               <w:rPr>
-                <w:rFonts w:ascii="Times New Roman" w:hAnsi="Times New Roman" w:cs="Times New Roman"/>
-                <w:color w:val="000000" w:themeColor="text1"/>
-              </w:rPr>
-            </w:pPr>
-            <w:r>
-              <w:rPr>
-                <w:rFonts w:ascii="Times New Roman" w:hAnsi="Times New Roman" w:cs="Times New Roman"/>
+                <w:color w:val="000000" w:themeColor="text1"/>
+              </w:rPr>
+            </w:pPr>
+            <w:r>
+              <w:rPr>
                 <w:color w:val="000000" w:themeColor="text1"/>
               </w:rPr>
               <w:t>NIC</w:t>
@@ -4946,13 +4098,11 @@
             <w:pPr>
               <w:cnfStyle w:val="000000000000" w:firstRow="0" w:lastRow="0" w:firstColumn="0" w:lastColumn="0" w:oddVBand="0" w:evenVBand="0" w:oddHBand="0" w:evenHBand="0" w:firstRowFirstColumn="0" w:firstRowLastColumn="0" w:lastRowFirstColumn="0" w:lastRowLastColumn="0"/>
               <w:rPr>
-                <w:rFonts w:ascii="Times New Roman" w:hAnsi="Times New Roman" w:cs="Times New Roman"/>
-                <w:color w:val="000000" w:themeColor="text1"/>
-              </w:rPr>
-            </w:pPr>
-            <w:r>
-              <w:rPr>
-                <w:rFonts w:ascii="Times New Roman" w:hAnsi="Times New Roman" w:cs="Times New Roman"/>
+                <w:color w:val="000000" w:themeColor="text1"/>
+              </w:rPr>
+            </w:pPr>
+            <w:r>
+              <w:rPr>
                 <w:color w:val="000000" w:themeColor="text1"/>
               </w:rPr>
               <w:t>192.168.50.2–254</w:t>
@@ -4968,13 +4118,11 @@
             <w:pPr>
               <w:cnfStyle w:val="000000000000" w:firstRow="0" w:lastRow="0" w:firstColumn="0" w:lastColumn="0" w:oddVBand="0" w:evenVBand="0" w:oddHBand="0" w:evenHBand="0" w:firstRowFirstColumn="0" w:firstRowLastColumn="0" w:lastRowFirstColumn="0" w:lastRowLastColumn="0"/>
               <w:rPr>
-                <w:rFonts w:ascii="Times New Roman" w:hAnsi="Times New Roman" w:cs="Times New Roman"/>
-                <w:color w:val="000000" w:themeColor="text1"/>
-              </w:rPr>
-            </w:pPr>
-            <w:r>
-              <w:rPr>
-                <w:rFonts w:ascii="Times New Roman" w:hAnsi="Times New Roman" w:cs="Times New Roman"/>
+                <w:color w:val="000000" w:themeColor="text1"/>
+              </w:rPr>
+            </w:pPr>
+            <w:r>
+              <w:rPr>
                 <w:color w:val="000000" w:themeColor="text1"/>
               </w:rPr>
               <w:t>255.255.255.0</w:t>
@@ -4990,13 +4138,11 @@
             <w:pPr>
               <w:cnfStyle w:val="000000000000" w:firstRow="0" w:lastRow="0" w:firstColumn="0" w:lastColumn="0" w:oddVBand="0" w:evenVBand="0" w:oddHBand="0" w:evenHBand="0" w:firstRowFirstColumn="0" w:firstRowLastColumn="0" w:lastRowFirstColumn="0" w:lastRowLastColumn="0"/>
               <w:rPr>
-                <w:rFonts w:ascii="Times New Roman" w:hAnsi="Times New Roman" w:cs="Times New Roman"/>
-                <w:color w:val="000000" w:themeColor="text1"/>
-              </w:rPr>
-            </w:pPr>
-            <w:r>
-              <w:rPr>
-                <w:rFonts w:ascii="Times New Roman" w:hAnsi="Times New Roman" w:cs="Times New Roman"/>
+                <w:color w:val="000000" w:themeColor="text1"/>
+              </w:rPr>
+            </w:pPr>
+            <w:r>
+              <w:rPr>
                 <w:color w:val="000000" w:themeColor="text1"/>
               </w:rPr>
               <w:t>/24</w:t>
@@ -5012,13 +4158,11 @@
             <w:pPr>
               <w:cnfStyle w:val="000000000000" w:firstRow="0" w:lastRow="0" w:firstColumn="0" w:lastColumn="0" w:oddVBand="0" w:evenVBand="0" w:oddHBand="0" w:evenHBand="0" w:firstRowFirstColumn="0" w:firstRowLastColumn="0" w:lastRowFirstColumn="0" w:lastRowLastColumn="0"/>
               <w:rPr>
-                <w:rFonts w:ascii="Times New Roman" w:hAnsi="Times New Roman" w:cs="Times New Roman"/>
-                <w:color w:val="000000" w:themeColor="text1"/>
-              </w:rPr>
-            </w:pPr>
-            <w:r>
-              <w:rPr>
-                <w:rFonts w:ascii="Times New Roman" w:hAnsi="Times New Roman" w:cs="Times New Roman"/>
+                <w:color w:val="000000" w:themeColor="text1"/>
+              </w:rPr>
+            </w:pPr>
+            <w:r>
+              <w:rPr>
                 <w:color w:val="000000" w:themeColor="text1"/>
               </w:rPr>
               <w:t>192.168.50.1</w:t>
@@ -5034,13 +4178,11 @@
             <w:pPr>
               <w:cnfStyle w:val="000000000000" w:firstRow="0" w:lastRow="0" w:firstColumn="0" w:lastColumn="0" w:oddVBand="0" w:evenVBand="0" w:oddHBand="0" w:evenHBand="0" w:firstRowFirstColumn="0" w:firstRowLastColumn="0" w:lastRowFirstColumn="0" w:lastRowLastColumn="0"/>
               <w:rPr>
-                <w:rFonts w:ascii="Times New Roman" w:hAnsi="Times New Roman" w:cs="Times New Roman"/>
-                <w:color w:val="000000" w:themeColor="text1"/>
-              </w:rPr>
-            </w:pPr>
-            <w:r>
-              <w:rPr>
-                <w:rFonts w:ascii="Times New Roman" w:hAnsi="Times New Roman" w:cs="Times New Roman"/>
+                <w:color w:val="000000" w:themeColor="text1"/>
+              </w:rPr>
+            </w:pPr>
+            <w:r>
+              <w:rPr>
                 <w:color w:val="000000" w:themeColor="text1"/>
               </w:rPr>
               <w:t>DMZ servers</w:t>
@@ -5052,55 +4194,38 @@
     <w:p>
       <w:pPr>
         <w:rPr>
-          <w:rFonts w:ascii="Times New Roman" w:hAnsi="Times New Roman" w:cs="Times New Roman"/>
           <w:color w:val="000000" w:themeColor="text1"/>
         </w:rPr>
       </w:pPr>
-      <w:r>
-        <w:pict w14:anchorId="59D1EE43">
-          <v:rect id="Horizontal Line 5" o:spid="_x0000_s1026" alt="" style="width:451.3pt;height:.1pt;visibility:visible;mso-wrap-style:square;mso-width-percent:0;mso-height-percent:0;mso-left-percent:-10001;mso-top-percent:-10001;mso-position-horizontal:absolute;mso-position-horizontal-relative:char;mso-position-vertical:absolute;mso-position-vertical-relative:line;mso-width-percent:0;mso-height-percent:0;mso-left-percent:-10001;mso-top-percent:-10001;v-text-anchor:top" filled="f">
-            <o:lock v:ext="edit" rotation="t" aspectratio="t" verticies="t" text="t" shapetype="t"/>
-            <w10:anchorlock/>
-          </v:rect>
-        </w:pict>
-      </w:r>
     </w:p>
     <w:p>
       <w:pPr>
-        <w:pStyle w:val="Heading3"/>
-        <w:rPr>
-          <w:rFonts w:ascii="Times New Roman" w:hAnsi="Times New Roman" w:cs="Times New Roman"/>
-          <w:b/>
+        <w:rPr>
           <w:bCs/>
           <w:color w:val="000000" w:themeColor="text1"/>
-          <w:sz w:val="24"/>
-          <w:szCs w:val="24"/>
-        </w:rPr>
+        </w:rPr>
+      </w:pPr>
+    </w:p>
+    <w:p>
+      <w:pPr>
+        <w:pStyle w:val="Heading1"/>
       </w:pPr>
       <w:r>
-        <w:rPr>
-          <w:rFonts w:ascii="Times New Roman" w:hAnsi="Times New Roman" w:cs="Times New Roman"/>
-          <w:b/>
-          <w:bCs/>
-          <w:color w:val="000000" w:themeColor="text1"/>
-          <w:sz w:val="24"/>
-          <w:szCs w:val="24"/>
-        </w:rPr>
         <w:t>P2P Link Summary</w:t>
       </w:r>
     </w:p>
     <w:tbl>
       <w:tblPr>
-        <w:tblStyle w:val="PlainTable5"/>
+        <w:tblStyle w:val="GridTable5Dark-Accent1"/>
         <w:tblW w:w="0" w:type="auto"/>
         <w:tblLook w:val="04A0" w:firstRow="1" w:lastRow="0" w:firstColumn="1" w:lastColumn="0" w:noHBand="0" w:noVBand="1"/>
       </w:tblPr>
       <w:tblGrid>
-        <w:gridCol w:w="1954"/>
-        <w:gridCol w:w="1303"/>
-        <w:gridCol w:w="2016"/>
-        <w:gridCol w:w="2477"/>
-        <w:gridCol w:w="2330"/>
+        <w:gridCol w:w="1795"/>
+        <w:gridCol w:w="1217"/>
+        <w:gridCol w:w="1885"/>
+        <w:gridCol w:w="2240"/>
+        <w:gridCol w:w="2128"/>
       </w:tblGrid>
       <w:tr>
         <w:trPr>
@@ -5108,28 +4233,19 @@
         </w:trPr>
         <w:tc>
           <w:tcPr>
-            <w:cnfStyle w:val="001000000100" w:firstRow="0" w:lastRow="0" w:firstColumn="1" w:lastColumn="0" w:oddVBand="0" w:evenVBand="0" w:oddHBand="0" w:evenHBand="0" w:firstRowFirstColumn="1" w:firstRowLastColumn="0" w:lastRowFirstColumn="0" w:lastRowLastColumn="0"/>
-            <w:tcW w:w="0" w:type="auto"/>
-            <w:hideMark/>
-          </w:tcPr>
-          <w:p>
-            <w:pPr>
-              <w:jc w:val="center"/>
-              <w:rPr>
-                <w:rFonts w:ascii="Times New Roman" w:hAnsi="Times New Roman" w:cs="Times New Roman"/>
-                <w:b/>
-                <w:bCs/>
-                <w:color w:val="000000" w:themeColor="text1"/>
-                <w:sz w:val="24"/>
-              </w:rPr>
-            </w:pPr>
-            <w:r>
-              <w:rPr>
-                <w:rFonts w:ascii="Times New Roman" w:hAnsi="Times New Roman" w:cs="Times New Roman"/>
-                <w:b/>
-                <w:bCs/>
-                <w:color w:val="000000" w:themeColor="text1"/>
-                <w:sz w:val="24"/>
+            <w:cnfStyle w:val="001000000000" w:firstRow="0" w:lastRow="0" w:firstColumn="1" w:lastColumn="0" w:oddVBand="0" w:evenVBand="0" w:oddHBand="0" w:evenHBand="0" w:firstRowFirstColumn="0" w:firstRowLastColumn="0" w:lastRowFirstColumn="0" w:lastRowLastColumn="0"/>
+            <w:tcW w:w="0" w:type="auto"/>
+            <w:hideMark/>
+          </w:tcPr>
+          <w:p>
+            <w:pPr>
+              <w:rPr>
+                <w:color w:val="000000" w:themeColor="text1"/>
+              </w:rPr>
+            </w:pPr>
+            <w:r>
+              <w:rPr>
+                <w:color w:val="000000" w:themeColor="text1"/>
               </w:rPr>
               <w:t>Link</w:t>
             </w:r>
@@ -5142,23 +4258,14 @@
           </w:tcPr>
           <w:p>
             <w:pPr>
-              <w:jc w:val="center"/>
               <w:cnfStyle w:val="100000000000" w:firstRow="1" w:lastRow="0" w:firstColumn="0" w:lastColumn="0" w:oddVBand="0" w:evenVBand="0" w:oddHBand="0" w:evenHBand="0" w:firstRowFirstColumn="0" w:firstRowLastColumn="0" w:lastRowFirstColumn="0" w:lastRowLastColumn="0"/>
               <w:rPr>
-                <w:rFonts w:ascii="Times New Roman" w:hAnsi="Times New Roman" w:cs="Times New Roman"/>
-                <w:b/>
-                <w:bCs/>
-                <w:color w:val="000000" w:themeColor="text1"/>
-                <w:sz w:val="24"/>
-              </w:rPr>
-            </w:pPr>
-            <w:r>
-              <w:rPr>
-                <w:rFonts w:ascii="Times New Roman" w:hAnsi="Times New Roman" w:cs="Times New Roman"/>
-                <w:b/>
-                <w:bCs/>
-                <w:color w:val="000000" w:themeColor="text1"/>
-                <w:sz w:val="24"/>
+                <w:color w:val="000000" w:themeColor="text1"/>
+              </w:rPr>
+            </w:pPr>
+            <w:r>
+              <w:rPr>
+                <w:color w:val="000000" w:themeColor="text1"/>
               </w:rPr>
               <w:t>Network</w:t>
             </w:r>
@@ -5171,23 +4278,14 @@
           </w:tcPr>
           <w:p>
             <w:pPr>
-              <w:jc w:val="center"/>
               <w:cnfStyle w:val="100000000000" w:firstRow="1" w:lastRow="0" w:firstColumn="0" w:lastColumn="0" w:oddVBand="0" w:evenVBand="0" w:oddHBand="0" w:evenHBand="0" w:firstRowFirstColumn="0" w:firstRowLastColumn="0" w:lastRowFirstColumn="0" w:lastRowLastColumn="0"/>
               <w:rPr>
-                <w:rFonts w:ascii="Times New Roman" w:hAnsi="Times New Roman" w:cs="Times New Roman"/>
-                <w:b/>
-                <w:bCs/>
-                <w:color w:val="000000" w:themeColor="text1"/>
-                <w:sz w:val="24"/>
-              </w:rPr>
-            </w:pPr>
-            <w:r>
-              <w:rPr>
-                <w:rFonts w:ascii="Times New Roman" w:hAnsi="Times New Roman" w:cs="Times New Roman"/>
-                <w:b/>
-                <w:bCs/>
-                <w:color w:val="000000" w:themeColor="text1"/>
-                <w:sz w:val="24"/>
+                <w:color w:val="000000" w:themeColor="text1"/>
+              </w:rPr>
+            </w:pPr>
+            <w:r>
+              <w:rPr>
+                <w:color w:val="000000" w:themeColor="text1"/>
               </w:rPr>
               <w:t>Usable Range</w:t>
             </w:r>
@@ -5200,23 +4298,14 @@
           </w:tcPr>
           <w:p>
             <w:pPr>
-              <w:jc w:val="center"/>
               <w:cnfStyle w:val="100000000000" w:firstRow="1" w:lastRow="0" w:firstColumn="0" w:lastColumn="0" w:oddVBand="0" w:evenVBand="0" w:oddHBand="0" w:evenHBand="0" w:firstRowFirstColumn="0" w:firstRowLastColumn="0" w:lastRowFirstColumn="0" w:lastRowLastColumn="0"/>
               <w:rPr>
-                <w:rFonts w:ascii="Times New Roman" w:hAnsi="Times New Roman" w:cs="Times New Roman"/>
-                <w:b/>
-                <w:bCs/>
-                <w:color w:val="000000" w:themeColor="text1"/>
-                <w:sz w:val="24"/>
-              </w:rPr>
-            </w:pPr>
-            <w:r>
-              <w:rPr>
-                <w:rFonts w:ascii="Times New Roman" w:hAnsi="Times New Roman" w:cs="Times New Roman"/>
-                <w:b/>
-                <w:bCs/>
-                <w:color w:val="000000" w:themeColor="text1"/>
-                <w:sz w:val="24"/>
+                <w:color w:val="000000" w:themeColor="text1"/>
+              </w:rPr>
+            </w:pPr>
+            <w:r>
+              <w:rPr>
+                <w:color w:val="000000" w:themeColor="text1"/>
               </w:rPr>
               <w:t>Device A</w:t>
             </w:r>
@@ -5229,23 +4318,14 @@
           </w:tcPr>
           <w:p>
             <w:pPr>
-              <w:jc w:val="center"/>
               <w:cnfStyle w:val="100000000000" w:firstRow="1" w:lastRow="0" w:firstColumn="0" w:lastColumn="0" w:oddVBand="0" w:evenVBand="0" w:oddHBand="0" w:evenHBand="0" w:firstRowFirstColumn="0" w:firstRowLastColumn="0" w:lastRowFirstColumn="0" w:lastRowLastColumn="0"/>
               <w:rPr>
-                <w:rFonts w:ascii="Times New Roman" w:hAnsi="Times New Roman" w:cs="Times New Roman"/>
-                <w:b/>
-                <w:bCs/>
-                <w:color w:val="000000" w:themeColor="text1"/>
-                <w:sz w:val="24"/>
-              </w:rPr>
-            </w:pPr>
-            <w:r>
-              <w:rPr>
-                <w:rFonts w:ascii="Times New Roman" w:hAnsi="Times New Roman" w:cs="Times New Roman"/>
-                <w:b/>
-                <w:bCs/>
-                <w:color w:val="000000" w:themeColor="text1"/>
-                <w:sz w:val="24"/>
+                <w:color w:val="000000" w:themeColor="text1"/>
+              </w:rPr>
+            </w:pPr>
+            <w:r>
+              <w:rPr>
+                <w:color w:val="000000" w:themeColor="text1"/>
               </w:rPr>
               <w:t>Device B</w:t>
             </w:r>
@@ -5264,18 +4344,13 @@
           </w:tcPr>
           <w:p>
             <w:pPr>
-              <w:jc w:val="left"/>
-              <w:rPr>
-                <w:rFonts w:ascii="Times New Roman" w:hAnsi="Times New Roman" w:cs="Times New Roman"/>
-                <w:color w:val="000000" w:themeColor="text1"/>
-                <w:sz w:val="24"/>
-              </w:rPr>
-            </w:pPr>
-            <w:r>
-              <w:rPr>
-                <w:rFonts w:ascii="Times New Roman" w:hAnsi="Times New Roman" w:cs="Times New Roman"/>
-                <w:color w:val="000000" w:themeColor="text1"/>
-                <w:sz w:val="24"/>
+              <w:rPr>
+                <w:color w:val="000000" w:themeColor="text1"/>
+              </w:rPr>
+            </w:pPr>
+            <w:r>
+              <w:rPr>
+                <w:color w:val="000000" w:themeColor="text1"/>
               </w:rPr>
               <w:t>MS1 ↔ Firewall2</w:t>
             </w:r>
@@ -5290,13 +4365,11 @@
             <w:pPr>
               <w:cnfStyle w:val="000000100000" w:firstRow="0" w:lastRow="0" w:firstColumn="0" w:lastColumn="0" w:oddVBand="0" w:evenVBand="0" w:oddHBand="1" w:evenHBand="0" w:firstRowFirstColumn="0" w:firstRowLastColumn="0" w:lastRowFirstColumn="0" w:lastRowLastColumn="0"/>
               <w:rPr>
-                <w:rFonts w:ascii="Times New Roman" w:hAnsi="Times New Roman" w:cs="Times New Roman"/>
-                <w:color w:val="000000" w:themeColor="text1"/>
-              </w:rPr>
-            </w:pPr>
-            <w:r>
-              <w:rPr>
-                <w:rFonts w:ascii="Times New Roman" w:hAnsi="Times New Roman" w:cs="Times New Roman"/>
+                <w:color w:val="000000" w:themeColor="text1"/>
+              </w:rPr>
+            </w:pPr>
+            <w:r>
+              <w:rPr>
                 <w:color w:val="000000" w:themeColor="text1"/>
               </w:rPr>
               <w:t>10.0.0.0/30</w:t>
@@ -5312,13 +4385,11 @@
             <w:pPr>
               <w:cnfStyle w:val="000000100000" w:firstRow="0" w:lastRow="0" w:firstColumn="0" w:lastColumn="0" w:oddVBand="0" w:evenVBand="0" w:oddHBand="1" w:evenHBand="0" w:firstRowFirstColumn="0" w:firstRowLastColumn="0" w:lastRowFirstColumn="0" w:lastRowLastColumn="0"/>
               <w:rPr>
-                <w:rFonts w:ascii="Times New Roman" w:hAnsi="Times New Roman" w:cs="Times New Roman"/>
-                <w:color w:val="000000" w:themeColor="text1"/>
-              </w:rPr>
-            </w:pPr>
-            <w:r>
-              <w:rPr>
-                <w:rFonts w:ascii="Times New Roman" w:hAnsi="Times New Roman" w:cs="Times New Roman"/>
+                <w:color w:val="000000" w:themeColor="text1"/>
+              </w:rPr>
+            </w:pPr>
+            <w:r>
+              <w:rPr>
                 <w:color w:val="000000" w:themeColor="text1"/>
               </w:rPr>
               <w:t>10.0.0.1 – 10.0.0.2</w:t>
@@ -5334,13 +4405,11 @@
             <w:pPr>
               <w:cnfStyle w:val="000000100000" w:firstRow="0" w:lastRow="0" w:firstColumn="0" w:lastColumn="0" w:oddVBand="0" w:evenVBand="0" w:oddHBand="1" w:evenHBand="0" w:firstRowFirstColumn="0" w:firstRowLastColumn="0" w:lastRowFirstColumn="0" w:lastRowLastColumn="0"/>
               <w:rPr>
-                <w:rFonts w:ascii="Times New Roman" w:hAnsi="Times New Roman" w:cs="Times New Roman"/>
-                <w:color w:val="000000" w:themeColor="text1"/>
-              </w:rPr>
-            </w:pPr>
-            <w:r>
-              <w:rPr>
-                <w:rFonts w:ascii="Times New Roman" w:hAnsi="Times New Roman" w:cs="Times New Roman"/>
+                <w:color w:val="000000" w:themeColor="text1"/>
+              </w:rPr>
+            </w:pPr>
+            <w:r>
+              <w:rPr>
                 <w:color w:val="000000" w:themeColor="text1"/>
               </w:rPr>
               <w:t>10.0.0.1 (MS1 Gi1/0/3)</w:t>
@@ -5356,13 +4425,11 @@
             <w:pPr>
               <w:cnfStyle w:val="000000100000" w:firstRow="0" w:lastRow="0" w:firstColumn="0" w:lastColumn="0" w:oddVBand="0" w:evenVBand="0" w:oddHBand="1" w:evenHBand="0" w:firstRowFirstColumn="0" w:firstRowLastColumn="0" w:lastRowFirstColumn="0" w:lastRowLastColumn="0"/>
               <w:rPr>
-                <w:rFonts w:ascii="Times New Roman" w:hAnsi="Times New Roman" w:cs="Times New Roman"/>
-                <w:color w:val="000000" w:themeColor="text1"/>
-              </w:rPr>
-            </w:pPr>
-            <w:r>
-              <w:rPr>
-                <w:rFonts w:ascii="Times New Roman" w:hAnsi="Times New Roman" w:cs="Times New Roman"/>
+                <w:color w:val="000000" w:themeColor="text1"/>
+              </w:rPr>
+            </w:pPr>
+            <w:r>
+              <w:rPr>
                 <w:color w:val="000000" w:themeColor="text1"/>
               </w:rPr>
               <w:t>10.0.0.2 (FW2 inside)</w:t>
@@ -5380,16 +4447,12 @@
           <w:p>
             <w:pPr>
               <w:rPr>
-                <w:rFonts w:ascii="Times New Roman" w:hAnsi="Times New Roman" w:cs="Times New Roman"/>
-                <w:color w:val="000000" w:themeColor="text1"/>
-                <w:sz w:val="24"/>
-              </w:rPr>
-            </w:pPr>
-            <w:r>
-              <w:rPr>
-                <w:rFonts w:ascii="Times New Roman" w:hAnsi="Times New Roman" w:cs="Times New Roman"/>
-                <w:color w:val="000000" w:themeColor="text1"/>
-                <w:sz w:val="24"/>
+                <w:color w:val="000000" w:themeColor="text1"/>
+              </w:rPr>
+            </w:pPr>
+            <w:r>
+              <w:rPr>
+                <w:color w:val="000000" w:themeColor="text1"/>
               </w:rPr>
               <w:t>Firewall2 ↔ MS2</w:t>
             </w:r>
@@ -5404,13 +4467,11 @@
             <w:pPr>
               <w:cnfStyle w:val="000000000000" w:firstRow="0" w:lastRow="0" w:firstColumn="0" w:lastColumn="0" w:oddVBand="0" w:evenVBand="0" w:oddHBand="0" w:evenHBand="0" w:firstRowFirstColumn="0" w:firstRowLastColumn="0" w:lastRowFirstColumn="0" w:lastRowLastColumn="0"/>
               <w:rPr>
-                <w:rFonts w:ascii="Times New Roman" w:hAnsi="Times New Roman" w:cs="Times New Roman"/>
-                <w:color w:val="000000" w:themeColor="text1"/>
-              </w:rPr>
-            </w:pPr>
-            <w:r>
-              <w:rPr>
-                <w:rFonts w:ascii="Times New Roman" w:hAnsi="Times New Roman" w:cs="Times New Roman"/>
+                <w:color w:val="000000" w:themeColor="text1"/>
+              </w:rPr>
+            </w:pPr>
+            <w:r>
+              <w:rPr>
                 <w:color w:val="000000" w:themeColor="text1"/>
               </w:rPr>
               <w:t>10.0.0.4/30</w:t>
@@ -5426,13 +4487,11 @@
             <w:pPr>
               <w:cnfStyle w:val="000000000000" w:firstRow="0" w:lastRow="0" w:firstColumn="0" w:lastColumn="0" w:oddVBand="0" w:evenVBand="0" w:oddHBand="0" w:evenHBand="0" w:firstRowFirstColumn="0" w:firstRowLastColumn="0" w:lastRowFirstColumn="0" w:lastRowLastColumn="0"/>
               <w:rPr>
-                <w:rFonts w:ascii="Times New Roman" w:hAnsi="Times New Roman" w:cs="Times New Roman"/>
-                <w:color w:val="000000" w:themeColor="text1"/>
-              </w:rPr>
-            </w:pPr>
-            <w:r>
-              <w:rPr>
-                <w:rFonts w:ascii="Times New Roman" w:hAnsi="Times New Roman" w:cs="Times New Roman"/>
+                <w:color w:val="000000" w:themeColor="text1"/>
+              </w:rPr>
+            </w:pPr>
+            <w:r>
+              <w:rPr>
                 <w:color w:val="000000" w:themeColor="text1"/>
               </w:rPr>
               <w:t>10.0.0.5 – 10.0.0.6</w:t>
@@ -5448,16 +4507,28 @@
             <w:pPr>
               <w:cnfStyle w:val="000000000000" w:firstRow="0" w:lastRow="0" w:firstColumn="0" w:lastColumn="0" w:oddVBand="0" w:evenVBand="0" w:oddHBand="0" w:evenHBand="0" w:firstRowFirstColumn="0" w:firstRowLastColumn="0" w:lastRowFirstColumn="0" w:lastRowLastColumn="0"/>
               <w:rPr>
-                <w:rFonts w:ascii="Times New Roman" w:hAnsi="Times New Roman" w:cs="Times New Roman"/>
-                <w:color w:val="000000" w:themeColor="text1"/>
-              </w:rPr>
-            </w:pPr>
-            <w:r>
-              <w:rPr>
-                <w:rFonts w:ascii="Times New Roman" w:hAnsi="Times New Roman" w:cs="Times New Roman"/>
-                <w:color w:val="000000" w:themeColor="text1"/>
-              </w:rPr>
-              <w:t>10.0.0.5 (FW2 dmz)</w:t>
+                <w:color w:val="000000" w:themeColor="text1"/>
+              </w:rPr>
+            </w:pPr>
+            <w:r>
+              <w:rPr>
+                <w:color w:val="000000" w:themeColor="text1"/>
+              </w:rPr>
+              <w:t xml:space="preserve">10.0.0.5 (FW2 </w:t>
+            </w:r>
+            <w:proofErr w:type="spellStart"/>
+            <w:r>
+              <w:rPr>
+                <w:color w:val="000000" w:themeColor="text1"/>
+              </w:rPr>
+              <w:t>dmz</w:t>
+            </w:r>
+            <w:proofErr w:type="spellEnd"/>
+            <w:r>
+              <w:rPr>
+                <w:color w:val="000000" w:themeColor="text1"/>
+              </w:rPr>
+              <w:t>)</w:t>
             </w:r>
           </w:p>
         </w:tc>
@@ -5470,13 +4541,11 @@
             <w:pPr>
               <w:cnfStyle w:val="000000000000" w:firstRow="0" w:lastRow="0" w:firstColumn="0" w:lastColumn="0" w:oddVBand="0" w:evenVBand="0" w:oddHBand="0" w:evenHBand="0" w:firstRowFirstColumn="0" w:firstRowLastColumn="0" w:lastRowFirstColumn="0" w:lastRowLastColumn="0"/>
               <w:rPr>
-                <w:rFonts w:ascii="Times New Roman" w:hAnsi="Times New Roman" w:cs="Times New Roman"/>
-                <w:color w:val="000000" w:themeColor="text1"/>
-              </w:rPr>
-            </w:pPr>
-            <w:r>
-              <w:rPr>
-                <w:rFonts w:ascii="Times New Roman" w:hAnsi="Times New Roman" w:cs="Times New Roman"/>
+                <w:color w:val="000000" w:themeColor="text1"/>
+              </w:rPr>
+            </w:pPr>
+            <w:r>
+              <w:rPr>
                 <w:color w:val="000000" w:themeColor="text1"/>
               </w:rPr>
               <w:t>10.0.0.6 (MS2 Gi0/1)</w:t>
@@ -5488,25 +4557,9 @@
     <w:p>
       <w:pPr>
         <w:rPr>
-          <w:rFonts w:ascii="Times New Roman" w:hAnsi="Times New Roman" w:cs="Times New Roman"/>
           <w:color w:val="000000" w:themeColor="text1"/>
         </w:rPr>
       </w:pPr>
-    </w:p>
-    <w:p>
-      <w:pPr>
-        <w:rPr>
-          <w:rFonts w:ascii="Times New Roman" w:hAnsi="Times New Roman" w:cs="Times New Roman"/>
-          <w:color w:val="000000" w:themeColor="text1"/>
-        </w:rPr>
-      </w:pPr>
-      <w:r>
-        <w:rPr>
-          <w:rFonts w:ascii="Times New Roman" w:hAnsi="Times New Roman" w:cs="Times New Roman"/>
-          <w:color w:val="000000" w:themeColor="text1"/>
-        </w:rPr>
-        <w:br w:type="page"/>
-      </w:r>
     </w:p>
     <w:p>
       <w:pPr>
@@ -5528,7 +4581,6 @@
           <w:sz w:val="27"/>
           <w:szCs w:val="27"/>
         </w:rPr>
-        <w:lastRenderedPageBreak/>
         <w:t>Assessment Task 2: Checklist</w:t>
       </w:r>
     </w:p>
@@ -5645,8 +4697,21 @@
                 <w:lang w:eastAsia="en-GB"/>
                 <w14:ligatures w14:val="none"/>
               </w:rPr>
-              <w:t>Develop a troubleshooting and monitoring plan that outlines how network segments will be isolated for troubleshooting procedures?.</w:t>
-            </w:r>
+              <w:t xml:space="preserve">Develop a troubleshooting and monitoring plan that outlines how network segments will be isolated for troubleshooting </w:t>
+            </w:r>
+            <w:proofErr w:type="gramStart"/>
+            <w:r>
+              <w:rPr>
+                <w:rFonts w:ascii="Roboto" w:eastAsia="Times New Roman" w:hAnsi="Roboto" w:cs="Times New Roman"/>
+                <w:color w:val="20374B"/>
+                <w:kern w:val="0"/>
+                <w:highlight w:val="green"/>
+                <w:lang w:eastAsia="en-GB"/>
+                <w14:ligatures w14:val="none"/>
+              </w:rPr>
+              <w:t>procedures?.</w:t>
+            </w:r>
+            <w:proofErr w:type="gramEnd"/>
           </w:p>
         </w:tc>
       </w:tr>
@@ -5735,8 +4800,21 @@
                 <w:lang w:eastAsia="en-GB"/>
                 <w14:ligatures w14:val="none"/>
               </w:rPr>
-              <w:t>Develop a troubleshooting and monitoring plan that identifies suitable network testing and monitoring tools, and software applications for troubleshooting and monitoring?.</w:t>
-            </w:r>
+              <w:t xml:space="preserve">Develop a troubleshooting and monitoring plan that identifies suitable network testing and monitoring tools, and software applications for troubleshooting and </w:t>
+            </w:r>
+            <w:proofErr w:type="gramStart"/>
+            <w:r>
+              <w:rPr>
+                <w:rFonts w:ascii="Roboto" w:eastAsia="Times New Roman" w:hAnsi="Roboto" w:cs="Times New Roman"/>
+                <w:color w:val="20374B"/>
+                <w:kern w:val="0"/>
+                <w:highlight w:val="green"/>
+                <w:lang w:eastAsia="en-GB"/>
+                <w14:ligatures w14:val="none"/>
+              </w:rPr>
+              <w:t>monitoring?.</w:t>
+            </w:r>
+            <w:proofErr w:type="gramEnd"/>
           </w:p>
         </w:tc>
       </w:tr>
@@ -5780,7 +4858,31 @@
                 <w:lang w:eastAsia="en-GB"/>
                 <w14:ligatures w14:val="none"/>
               </w:rPr>
-              <w:t>Develop a troubleshooting and monitoring plan that includes a  routine internetwork operating system (IOS) device maintenance plan for the monitoring of routing protocols and router configurations?</w:t>
+              <w:t xml:space="preserve">Develop a troubleshooting and monitoring plan that includes </w:t>
+            </w:r>
+            <w:proofErr w:type="gramStart"/>
+            <w:r>
+              <w:rPr>
+                <w:rFonts w:ascii="Roboto" w:eastAsia="Times New Roman" w:hAnsi="Roboto" w:cs="Times New Roman"/>
+                <w:color w:val="20374B"/>
+                <w:kern w:val="0"/>
+                <w:highlight w:val="green"/>
+                <w:lang w:eastAsia="en-GB"/>
+                <w14:ligatures w14:val="none"/>
+              </w:rPr>
+              <w:t>a  routine</w:t>
+            </w:r>
+            <w:proofErr w:type="gramEnd"/>
+            <w:r>
+              <w:rPr>
+                <w:rFonts w:ascii="Roboto" w:eastAsia="Times New Roman" w:hAnsi="Roboto" w:cs="Times New Roman"/>
+                <w:color w:val="20374B"/>
+                <w:kern w:val="0"/>
+                <w:highlight w:val="green"/>
+                <w:lang w:eastAsia="en-GB"/>
+                <w14:ligatures w14:val="none"/>
+              </w:rPr>
+              <w:t xml:space="preserve"> internetwork operating system (IOS) device maintenance plan for the monitoring of routing protocols and router configurations?</w:t>
             </w:r>
           </w:p>
         </w:tc>
@@ -5825,7 +4927,31 @@
                 <w:lang w:eastAsia="en-GB"/>
                 <w14:ligatures w14:val="none"/>
               </w:rPr>
-              <w:t>Develop a troubleshooting and monitoring plan that  includes troubleshooting and monitoring of security issues related to IOS services for mission critical applications?</w:t>
+              <w:t xml:space="preserve">Develop a troubleshooting and monitoring plan </w:t>
+            </w:r>
+            <w:proofErr w:type="gramStart"/>
+            <w:r>
+              <w:rPr>
+                <w:rFonts w:ascii="Roboto" w:eastAsia="Times New Roman" w:hAnsi="Roboto" w:cs="Times New Roman"/>
+                <w:color w:val="20374B"/>
+                <w:kern w:val="0"/>
+                <w:highlight w:val="green"/>
+                <w:lang w:eastAsia="en-GB"/>
+                <w14:ligatures w14:val="none"/>
+              </w:rPr>
+              <w:t>that  includes</w:t>
+            </w:r>
+            <w:proofErr w:type="gramEnd"/>
+            <w:r>
+              <w:rPr>
+                <w:rFonts w:ascii="Roboto" w:eastAsia="Times New Roman" w:hAnsi="Roboto" w:cs="Times New Roman"/>
+                <w:color w:val="20374B"/>
+                <w:kern w:val="0"/>
+                <w:highlight w:val="green"/>
+                <w:lang w:eastAsia="en-GB"/>
+                <w14:ligatures w14:val="none"/>
+              </w:rPr>
+              <w:t xml:space="preserve"> troubleshooting and monitoring of security issues related to IOS services for mission critical applications?</w:t>
             </w:r>
           </w:p>
         </w:tc>
@@ -7697,6 +6823,120 @@
       </w:tcPr>
     </w:tblStylePr>
   </w:style>
+  <w:style w:type="table" w:styleId="GridTable5Dark-Accent1">
+    <w:name w:val="Grid Table 5 Dark Accent 1"/>
+    <w:basedOn w:val="TableNormal"/>
+    <w:uiPriority w:val="50"/>
+    <w:rsid w:val="00B624AE"/>
+    <w:pPr>
+      <w:spacing w:after="0" w:line="240" w:lineRule="auto"/>
+    </w:pPr>
+    <w:rPr>
+      <w:rFonts w:ascii="Arial" w:eastAsia="Arial" w:hAnsi="Arial" w:cs="Arial"/>
+      <w:kern w:val="0"/>
+      <w:sz w:val="20"/>
+      <w:szCs w:val="20"/>
+      <w:lang w:eastAsia="en-GB"/>
+      <w14:ligatures w14:val="none"/>
+    </w:rPr>
+    <w:tblPr>
+      <w:tblStyleRowBandSize w:val="1"/>
+      <w:tblStyleColBandSize w:val="1"/>
+      <w:tblBorders>
+        <w:top w:val="single" w:sz="4" w:space="0" w:color="FFFFFF" w:themeColor="background1"/>
+        <w:left w:val="single" w:sz="4" w:space="0" w:color="FFFFFF" w:themeColor="background1"/>
+        <w:bottom w:val="single" w:sz="4" w:space="0" w:color="FFFFFF" w:themeColor="background1"/>
+        <w:right w:val="single" w:sz="4" w:space="0" w:color="FFFFFF" w:themeColor="background1"/>
+        <w:insideH w:val="single" w:sz="4" w:space="0" w:color="FFFFFF" w:themeColor="background1"/>
+        <w:insideV w:val="single" w:sz="4" w:space="0" w:color="FFFFFF" w:themeColor="background1"/>
+      </w:tblBorders>
+    </w:tblPr>
+    <w:tcPr>
+      <w:shd w:val="clear" w:color="auto" w:fill="D9E2F3" w:themeFill="accent1" w:themeFillTint="33"/>
+    </w:tcPr>
+    <w:tblStylePr w:type="firstRow">
+      <w:rPr>
+        <w:b/>
+        <w:bCs/>
+        <w:color w:val="FFFFFF" w:themeColor="background1"/>
+      </w:rPr>
+      <w:tblPr/>
+      <w:tcPr>
+        <w:tcBorders>
+          <w:top w:val="single" w:sz="4" w:space="0" w:color="FFFFFF" w:themeColor="background1"/>
+          <w:left w:val="single" w:sz="4" w:space="0" w:color="FFFFFF" w:themeColor="background1"/>
+          <w:right w:val="single" w:sz="4" w:space="0" w:color="FFFFFF" w:themeColor="background1"/>
+          <w:insideH w:val="nil"/>
+          <w:insideV w:val="nil"/>
+        </w:tcBorders>
+        <w:shd w:val="clear" w:color="auto" w:fill="4472C4" w:themeFill="accent1"/>
+      </w:tcPr>
+    </w:tblStylePr>
+    <w:tblStylePr w:type="lastRow">
+      <w:rPr>
+        <w:b/>
+        <w:bCs/>
+        <w:color w:val="FFFFFF" w:themeColor="background1"/>
+      </w:rPr>
+      <w:tblPr/>
+      <w:tcPr>
+        <w:tcBorders>
+          <w:left w:val="single" w:sz="4" w:space="0" w:color="FFFFFF" w:themeColor="background1"/>
+          <w:bottom w:val="single" w:sz="4" w:space="0" w:color="FFFFFF" w:themeColor="background1"/>
+          <w:right w:val="single" w:sz="4" w:space="0" w:color="FFFFFF" w:themeColor="background1"/>
+          <w:insideH w:val="nil"/>
+          <w:insideV w:val="nil"/>
+        </w:tcBorders>
+        <w:shd w:val="clear" w:color="auto" w:fill="4472C4" w:themeFill="accent1"/>
+      </w:tcPr>
+    </w:tblStylePr>
+    <w:tblStylePr w:type="firstCol">
+      <w:rPr>
+        <w:b/>
+        <w:bCs/>
+        <w:color w:val="FFFFFF" w:themeColor="background1"/>
+      </w:rPr>
+      <w:tblPr/>
+      <w:tcPr>
+        <w:tcBorders>
+          <w:top w:val="single" w:sz="4" w:space="0" w:color="FFFFFF" w:themeColor="background1"/>
+          <w:left w:val="single" w:sz="4" w:space="0" w:color="FFFFFF" w:themeColor="background1"/>
+          <w:bottom w:val="single" w:sz="4" w:space="0" w:color="FFFFFF" w:themeColor="background1"/>
+          <w:insideV w:val="nil"/>
+        </w:tcBorders>
+        <w:shd w:val="clear" w:color="auto" w:fill="4472C4" w:themeFill="accent1"/>
+      </w:tcPr>
+    </w:tblStylePr>
+    <w:tblStylePr w:type="lastCol">
+      <w:rPr>
+        <w:b/>
+        <w:bCs/>
+        <w:color w:val="FFFFFF" w:themeColor="background1"/>
+      </w:rPr>
+      <w:tblPr/>
+      <w:tcPr>
+        <w:tcBorders>
+          <w:top w:val="single" w:sz="4" w:space="0" w:color="FFFFFF" w:themeColor="background1"/>
+          <w:bottom w:val="single" w:sz="4" w:space="0" w:color="FFFFFF" w:themeColor="background1"/>
+          <w:right w:val="single" w:sz="4" w:space="0" w:color="FFFFFF" w:themeColor="background1"/>
+          <w:insideV w:val="nil"/>
+        </w:tcBorders>
+        <w:shd w:val="clear" w:color="auto" w:fill="4472C4" w:themeFill="accent1"/>
+      </w:tcPr>
+    </w:tblStylePr>
+    <w:tblStylePr w:type="band1Vert">
+      <w:tblPr/>
+      <w:tcPr>
+        <w:shd w:val="clear" w:color="auto" w:fill="B4C6E7" w:themeFill="accent1" w:themeFillTint="66"/>
+      </w:tcPr>
+    </w:tblStylePr>
+    <w:tblStylePr w:type="band1Horz">
+      <w:tblPr/>
+      <w:tcPr>
+        <w:shd w:val="clear" w:color="auto" w:fill="B4C6E7" w:themeFill="accent1" w:themeFillTint="66"/>
+      </w:tcPr>
+    </w:tblStylePr>
+  </w:style>
 </w:styles>
 </file>
 
